--- a/Target_Journal_Submission/manuscript/alternative_ESWA/Manuscript_ESWA.docx
+++ b/Target_Journal_Submission/manuscript/alternative_ESWA/Manuscript_ESWA.docx
@@ -7,13 +7,49 @@
         <w:pStyle w:val="Title"/>
       </w:pPr>
       <w:r>
-        <w:t xml:space="preserve">Shift-aware</w:t>
-      </w:r>
-      <w:r>
-        <w:t xml:space="preserve"> </w:t>
-      </w:r>
-      <w:r>
-        <w:t xml:space="preserve">probabilities</w:t>
+        <w:t xml:space="preserve">Knowing</w:t>
+      </w:r>
+      <w:r>
+        <w:t xml:space="preserve"> </w:t>
+      </w:r>
+      <w:r>
+        <w:t xml:space="preserve">when</w:t>
+      </w:r>
+      <w:r>
+        <w:t xml:space="preserve"> </w:t>
+      </w:r>
+      <w:r>
+        <w:t xml:space="preserve">to</w:t>
+      </w:r>
+      <w:r>
+        <w:t xml:space="preserve"> </w:t>
+      </w:r>
+      <w:r>
+        <w:t xml:space="preserve">ask</w:t>
+      </w:r>
+      <w:r>
+        <w:t xml:space="preserve"> </w:t>
+      </w:r>
+      <w:r>
+        <w:t xml:space="preserve">a</w:t>
+      </w:r>
+      <w:r>
+        <w:t xml:space="preserve"> </w:t>
+      </w:r>
+      <w:r>
+        <w:t xml:space="preserve">human:</w:t>
+      </w:r>
+      <w:r>
+        <w:t xml:space="preserve"> </w:t>
+      </w:r>
+      <w:r>
+        <w:t xml:space="preserve">reliable</w:t>
+      </w:r>
+      <w:r>
+        <w:t xml:space="preserve"> </w:t>
+      </w:r>
+      <w:r>
+        <w:t xml:space="preserve">confidence</w:t>
       </w:r>
       <w:r>
         <w:t xml:space="preserve"> </w:t>
@@ -25,19 +61,7 @@
         <w:t xml:space="preserve"> </w:t>
       </w:r>
       <w:r>
-        <w:t xml:space="preserve">random</w:t>
-      </w:r>
-      <w:r>
-        <w:t xml:space="preserve"> </w:t>
-      </w:r>
-      <w:r>
-        <w:t xml:space="preserve">convolutional</w:t>
-      </w:r>
-      <w:r>
-        <w:t xml:space="preserve"> </w:t>
-      </w:r>
-      <w:r>
-        <w:t xml:space="preserve">kernel</w:t>
+        <w:t xml:space="preserve">fast</w:t>
       </w:r>
       <w:r>
         <w:t xml:space="preserve"> </w:t>
@@ -61,25 +85,19 @@
         <w:t xml:space="preserve"> </w:t>
       </w:r>
       <w:r>
-        <w:t xml:space="preserve">via</w:t>
-      </w:r>
-      <w:r>
-        <w:t xml:space="preserve"> </w:t>
-      </w:r>
-      <w:r>
-        <w:t xml:space="preserve">leverage-moderated</w:t>
-      </w:r>
-      <w:r>
-        <w:t xml:space="preserve"> </w:t>
-      </w:r>
-      <w:r>
-        <w:t xml:space="preserve">leave-one-out</w:t>
-      </w:r>
-      <w:r>
-        <w:t xml:space="preserve"> </w:t>
-      </w:r>
-      <w:r>
-        <w:t xml:space="preserve">calibration</w:t>
+        <w:t xml:space="preserve">under</w:t>
+      </w:r>
+      <w:r>
+        <w:t xml:space="preserve"> </w:t>
+      </w:r>
+      <w:r>
+        <w:t xml:space="preserve">sensor</w:t>
+      </w:r>
+      <w:r>
+        <w:t xml:space="preserve"> </w:t>
+      </w:r>
+      <w:r>
+        <w:t xml:space="preserve">faults</w:t>
       </w:r>
     </w:p>
     <w:p>
@@ -97,7 +115,7 @@
         <w:t xml:space="preserve"> </w:t>
       </w:r>
       <w:r>
-        <w:t xml:space="preserve">Random convolutional kernel classifiers such as MiniRocket are accurate and fast, but their ridge readout returns scores rather than probabilities, and existing calibrations apply one global transformation that remains confident when test data drift. We propose LOOM, a closed-form probabilistic readout that divides each ridge logit by the square root of its leverage, the predictive variance factor of the equivalent Bayesian linear model, and fits a single temperature and the ridge penalty on exact leave-one-out pairs of scores and held-out leverages. LOOM needs one thin singular value decomposition, no held-out data, no refitting and no ensembles. The same identities yield exact jackknife+ prediction sets without refitting. On 114 UCR datasets with five resamples and a pre-registered benchmark of 18 test-time corruptions, LOOM matches the strongest closed-form baseline on clean data in negative log-likelihood (NLL), although target smoothing raises its expected calibration error. Under corruption it lowers the median NLL from 1.73 to 0.74, is better on 108 of 114 datasets (Holm-adjusted Wilcoxon p &lt; 0.001), is on par with the tree-based QUANT classifier on average but worse than it under the strongest corruptions, and raises the AUROC for detecting corrupted inputs from 0.56 to 0.77. Under a natural cross-axis sensor shift that barely changes leverage, the gain is small. Its clean jackknife+ sets reach 0.90 coverage at a nominal 0.90 with smaller sets than split conformal prediction. Code and all results are publicly available.</w:t>
+        <w:t xml:space="preserve">Monitoring systems, from heart monitors to industrial sensors, often let a time series classifier decide on its own and pass uncertain cases to a person. This only works if the classifier’s confidence drops when a recording is damaged by noise, drift, spikes or dropouts. Fast random convolutional kernel classifiers such as MiniRocket are accurate and cheap, but their ridge readout gives scores rather than probabilities, and existing calibration methods rescale all scores in the same way, so faulty recordings still get confident answers. We propose LOOM, a closed-form readout that divides each ridge score by the square root of its leverage, which measures how far a recording lies from the training data, and fits one temperature and the ridge penalty on exact leave-one-out pairs of scores and leverages. LOOM needs no held-out data, refitting or ensemble, and also yields exact jackknife+ prediction sets. On 114 UCR datasets with 18 simulated sensor faults, LOOM matched the best existing readout on clean data and lowered the median negative log-likelihood under faults from 1.73 to 0.74. In a human-in-the-loop study on cardiac, wearable and industrial sensor data with a 20 % review budget, its review queue caught 45 % of the faulty recordings, against 25 % for the previous best readout and 38 % for the tree-based QUANT classifier. In likelihood, LOOM is on par with QUANT on average but worse than it under the strongest faults, and it cannot detect changes that keep the features within the training range.</w:t>
       </w:r>
     </w:p>
     <w:p>
@@ -121,7 +139,7 @@
         <w:pStyle w:val="Compact"/>
       </w:pPr>
       <w:r>
-        <w:t xml:space="preserve">Closed-form, leverage-moderated probabilities for random-kernel series classifiers.</w:t>
+        <w:t xml:space="preserve">Fast time series classifiers stay confident on faulty sensor recordings.</w:t>
       </w:r>
     </w:p>
     <w:p>
@@ -133,7 +151,7 @@
         <w:pStyle w:val="Compact"/>
       </w:pPr>
       <w:r>
-        <w:t xml:space="preserve">Temperature and ridge penalty fitted on exact leave-one-out scores and leverages.</w:t>
+        <w:t xml:space="preserve">LOOM lowers confidence for recordings that lie far from the training data.</w:t>
       </w:r>
     </w:p>
     <w:p>
@@ -145,7 +163,7 @@
         <w:pStyle w:val="Compact"/>
       </w:pPr>
       <w:r>
-        <w:t xml:space="preserve">Exact jackknife+ prediction sets obtained without refitting any model.</w:t>
+        <w:t xml:space="preserve">Closed form: no held-out data, no refitting, no ensembles, same cost as ridge.</w:t>
       </w:r>
     </w:p>
     <w:p>
@@ -157,7 +175,7 @@
         <w:pStyle w:val="Compact"/>
       </w:pPr>
       <w:r>
-        <w:t xml:space="preserve">Pre-registered benchmark: 114 UCR datasets, 18 test-time corruptions, 5 resamples.</w:t>
+        <w:t xml:space="preserve">Tested on 114 datasets with 18 simulated sensor faults and on real sensor data.</w:t>
       </w:r>
     </w:p>
     <w:p>
@@ -169,7 +187,7 @@
         <w:pStyle w:val="Compact"/>
       </w:pPr>
       <w:r>
-        <w:t xml:space="preserve">Lower NLL under corruption than other ridge readouts, at ridge-level cost.</w:t>
+        <w:t xml:space="preserve">In triage, almost twice as many faulty recordings reach review as with PreVal.</w:t>
       </w:r>
     </w:p>
     <w:p>
@@ -187,7 +205,7 @@
         <w:t xml:space="preserve"> </w:t>
       </w:r>
       <w:r>
-        <w:t xml:space="preserve">Time series classification · Uncertainty quantification · Probability calibration · Distribution shift · Conformal prediction · Ridge regression</w:t>
+        <w:t xml:space="preserve">Time series classification · Sensor faults · Uncertainty estimation · Probability calibration · Human-in-the-loop triage · Conformal prediction</w:t>
       </w:r>
     </w:p>
     <w:bookmarkStart w:id="20" w:name="introduction"/>
@@ -204,7 +222,23 @@
         <w:pStyle w:val="FirstParagraph"/>
       </w:pPr>
       <w:r>
-        <w:t xml:space="preserve">Random convolutional kernel transforms are among the most accurate and by far the cheapest methods for time series classification (TSC). ROCKET</w:t>
+        <w:t xml:space="preserve">Consider a wearable heart monitor that classifies each short ECG recording as normal or abnormal, a factory system that labels the signal from a production sensor, or a smartwatch that recognises gestures from an accelerometer. All of these systems make many decisions per day, and nobody can check each one. The usual way to keep such a system safe is to let it decide on its own when it is sure and to pass the remaining cases to a person. For this to work, the classifier’s confidence has to mean something. It must be high when the prediction is likely to be right and low when it is not.</w:t>
+      </w:r>
+    </w:p>
+    <w:p>
+      <w:pPr>
+        <w:pStyle w:val="BodyText"/>
+      </w:pPr>
+      <w:r>
+        <w:t xml:space="preserve">Real sensor data make this hard. Electrodes come loose, cables pick up interference, a patient moves, a sensor drifts or drops samples. A recording damaged in this way can look nothing like the training data, yet most classifiers still return a confident answer for it. A confident wrong answer is the worst outcome for a triage system, because it is exactly the case that never reaches the human reviewer.</w:t>
+      </w:r>
+    </w:p>
+    <w:p>
+      <w:pPr>
+        <w:pStyle w:val="BodyText"/>
+      </w:pPr>
+      <w:r>
+        <w:t xml:space="preserve">In this paper we study the problem for the family of time series classifiers that is most attractive for such deployments: random convolutional kernel methods. ROCKET</w:t>
       </w:r>
       <w:r>
         <w:t xml:space="preserve"> </w:t>
@@ -249,28 +283,16 @@
         <w:t xml:space="preserve"> </w:t>
       </w:r>
       <w:r>
-        <w:t xml:space="preserve">map each series to thousands of pooled convolution features and train a linear readout, usually ridge regression with the penalty chosen by efficient leave-one-out (LOO) cross-validation. On the UCR archive</w:t>
-      </w:r>
-      <w:r>
-        <w:t xml:space="preserve"> </w:t>
-      </w:r>
-      <w:r>
-        <w:t xml:space="preserve">(Dau et al., 2019)</w:t>
-      </w:r>
-      <w:r>
-        <w:t xml:space="preserve"> </w:t>
-      </w:r>
-      <w:r>
-        <w:t xml:space="preserve">these models are competitive with far more expensive ensembles and deep networks</w:t>
-      </w:r>
-      <w:r>
-        <w:t xml:space="preserve"> </w:t>
-      </w:r>
-      <w:r>
-        <w:t xml:space="preserve">(Ismail Fawaz et al., 2019; Middlehurst et al., 2024b)</w:t>
-      </w:r>
-      <w:r>
-        <w:t xml:space="preserve">, which has made them a default choice in practice.</w:t>
+        <w:t xml:space="preserve">turn each series into thousands of features from random convolutions and then train a linear model on top, usually ridge regression. They are about as accurate as much more expensive ensembles and deep networks on the UCR benchmark archive</w:t>
+      </w:r>
+      <w:r>
+        <w:t xml:space="preserve"> </w:t>
+      </w:r>
+      <w:r>
+        <w:t xml:space="preserve">(Dau et al., 2019; Ismail Fawaz et al., 2019; Middlehurst et al., 2024b)</w:t>
+      </w:r>
+      <w:r>
+        <w:t xml:space="preserve">, and they train in seconds on an ordinary CPU, which makes them attractive for monitoring systems that run on modest hardware.</w:t>
       </w:r>
     </w:p>
     <w:p>
@@ -278,7 +300,72 @@
         <w:pStyle w:val="BodyText"/>
       </w:pPr>
       <w:r>
-        <w:t xml:space="preserve">A ridge readout, however, returns scores, not probabilities. Decision-making applications (alarm triage in monitoring, deferral to a human, cost-sensitive actions) need probabilities that are</w:t>
+        <w:t xml:space="preserve">Their weak point is confidence. Ridge regression outputs scores, not probabilities, and library implementations report hard one-hot</w:t>
+      </w:r>
+      <w:r>
+        <w:t xml:space="preserve"> </w:t>
+      </w:r>
+      <w:r>
+        <w:t xml:space="preserve">“</w:t>
+      </w:r>
+      <w:r>
+        <w:t xml:space="preserve">probabilities</w:t>
+      </w:r>
+      <w:r>
+        <w:t xml:space="preserve">”</w:t>
+      </w:r>
+      <w:r>
+        <w:t xml:space="preserve">. Standard calibration methods such as Platt scaling, isotonic regression or temperature scaling</w:t>
+      </w:r>
+      <w:r>
+        <w:t xml:space="preserve"> </w:t>
+      </w:r>
+      <w:r>
+        <w:t xml:space="preserve">(Guo et al., 2017; Niculescu-Mizil and Caruana, 2005; Platt, 2000; Zadrozny and Elkan, 2002)</w:t>
+      </w:r>
+      <w:r>
+        <w:t xml:space="preserve"> </w:t>
+      </w:r>
+      <w:r>
+        <w:t xml:space="preserve">need held-out data or repeated refitting, and data are often scarce in exactly these applications. The Arsenal, an ensemble of ROCKET models inside HIVE-COTE 2.0</w:t>
+      </w:r>
+      <w:r>
+        <w:t xml:space="preserve"> </w:t>
+      </w:r>
+      <w:r>
+        <w:t xml:space="preserve">(Middlehurst et al., 2021)</w:t>
+      </w:r>
+      <w:r>
+        <w:t xml:space="preserve">, gives probabilities at the price of many models. PreVal</w:t>
+      </w:r>
+      <w:r>
+        <w:t xml:space="preserve"> </w:t>
+      </w:r>
+      <w:r>
+        <w:t xml:space="preserve">(Dempster et al., 2025)</w:t>
+      </w:r>
+      <w:r>
+        <w:t xml:space="preserve"> </w:t>
+      </w:r>
+      <w:r>
+        <w:t xml:space="preserve">recently showed a much cheaper route: ridge regression gives its exact leave-one-out (LOO) predictions almost for free, and a single scale factor fitted on them turns the ridge scores into well-calibrated probabilities. However, PreVal, like the other methods, rescales all scores in the same way. A recording full of electrode noise gets the same treatment as a clean one, and globally calibrated models are known to become overconfident when the test data change</w:t>
+      </w:r>
+      <w:r>
+        <w:t xml:space="preserve"> </w:t>
+      </w:r>
+      <w:r>
+        <w:t xml:space="preserve">(Ovadia et al., 2019)</w:t>
+      </w:r>
+      <w:r>
+        <w:t xml:space="preserve">.</w:t>
+      </w:r>
+    </w:p>
+    <w:p>
+      <w:pPr>
+        <w:pStyle w:val="BodyText"/>
+      </w:pPr>
+      <w:r>
+        <w:t xml:space="preserve">Our starting point is a simple observation. Ridge regression already measures how far a new input is from the data it was trained on. The</w:t>
       </w:r>
       <w:r>
         <w:t xml:space="preserve"> </w:t>
@@ -288,145 +375,22 @@
           <w:iCs/>
           <w:i/>
         </w:rPr>
-        <w:t xml:space="preserve">calibrated</w:t>
-      </w:r>
-      <w:r>
-        <w:t xml:space="preserve">, meaning that among inputs predicted with confidence 0.8 about 80 % are correct, and that</w:t>
-      </w:r>
-      <w:r>
-        <w:t xml:space="preserve"> </w:t>
-      </w:r>
-      <w:r>
-        <w:rPr>
-          <w:iCs/>
-          <w:i/>
-        </w:rPr>
-        <w:t xml:space="preserve">remain informative when the test data drift away from the training data</w:t>
-      </w:r>
-      <w:r>
-        <w:t xml:space="preserve"> </w:t>
-      </w:r>
-      <w:r>
-        <w:t xml:space="preserve">(Abdar et al., 2021; Gawlikowski et al., 2023; Ovadia et al., 2019)</w:t>
-      </w:r>
-      <w:r>
-        <w:t xml:space="preserve">. Existing options for the ROCKET family are limited. Library implementations report one-hot</w:t>
-      </w:r>
-      <w:r>
-        <w:t xml:space="preserve"> </w:t>
-      </w:r>
-      <w:r>
-        <w:t xml:space="preserve">“</w:t>
-      </w:r>
-      <w:r>
-        <w:t xml:space="preserve">probabilities</w:t>
-      </w:r>
-      <w:r>
-        <w:t xml:space="preserve">”</w:t>
-      </w:r>
-      <w:r>
-        <w:t xml:space="preserve">. HIVE-COTE 2.0 introduced the Arsenal, an ensemble of ROCKET classifiers, largely to obtain probability estimates, at a cost that grows with the ensemble size</w:t>
-      </w:r>
-      <w:r>
-        <w:t xml:space="preserve"> </w:t>
-      </w:r>
-      <w:r>
-        <w:t xml:space="preserve">(Middlehurst et al., 2021)</w:t>
-      </w:r>
-      <w:r>
-        <w:t xml:space="preserve">. Generic post-hoc calibration such as Platt scaling, isotonic regression or temperature scaling</w:t>
-      </w:r>
-      <w:r>
-        <w:t xml:space="preserve"> </w:t>
-      </w:r>
-      <w:r>
-        <w:t xml:space="preserve">(Guo et al., 2017; Niculescu-Mizil and Caruana, 2005; Platt, 2000; Zadrozny and Elkan, 2002)</w:t>
-      </w:r>
-      <w:r>
-        <w:t xml:space="preserve"> </w:t>
-      </w:r>
-      <w:r>
-        <w:t xml:space="preserve">needs held-out data or repeated refitting, which is costly when training sets are small, as they are for most UCR problems. Most recently, PreVal</w:t>
-      </w:r>
-      <w:r>
-        <w:t xml:space="preserve"> </w:t>
-      </w:r>
-      <w:r>
-        <w:t xml:space="preserve">(Dempster et al., 2025)</w:t>
-      </w:r>
-      <w:r>
-        <w:t xml:space="preserve"> </w:t>
-      </w:r>
-      <w:r>
-        <w:t xml:space="preserve">showed that the exact LOO predictions that ridge regression provides almost for free can be used to fit a single scale factor that turns ridge into a well-calibrated probabilistic classifier, closely matching logistic regression in log-loss at a fraction of the cost.</w:t>
-      </w:r>
-    </w:p>
-    <w:p>
-      <w:pPr>
-        <w:pStyle w:val="BodyText"/>
-      </w:pPr>
-      <w:r>
-        <w:t xml:space="preserve">All of these approaches apply</w:t>
-      </w:r>
-      <w:r>
-        <w:t xml:space="preserve"> </w:t>
-      </w:r>
-      <w:r>
-        <w:rPr>
-          <w:iCs/>
-          <w:i/>
-        </w:rPr>
-        <w:t xml:space="preserve">one</w:t>
-      </w:r>
-      <w:r>
-        <w:t xml:space="preserve"> </w:t>
-      </w:r>
-      <w:r>
-        <w:t xml:space="preserve">global transformation to the scores. A global temperature cannot distinguish a test series that resembles the training data from one that has been corrupted by sensor noise, a baseline drift or a missing segment; under such shifts globally calibrated models are known to become overconfident</w:t>
-      </w:r>
-      <w:r>
-        <w:t xml:space="preserve"> </w:t>
-      </w:r>
-      <w:r>
-        <w:t xml:space="preserve">(Ovadia et al., 2019)</w:t>
-      </w:r>
-      <w:r>
-        <w:t xml:space="preserve">. In deep learning,</w:t>
-      </w:r>
-      <w:r>
-        <w:t xml:space="preserve"> </w:t>
-      </w:r>
-      <w:r>
-        <w:t xml:space="preserve">“</w:t>
-      </w:r>
-      <w:r>
-        <w:t xml:space="preserve">distance-aware</w:t>
-      </w:r>
-      <w:r>
-        <w:t xml:space="preserve">”</w:t>
-      </w:r>
-      <w:r>
-        <w:t xml:space="preserve"> </w:t>
-      </w:r>
-      <w:r>
-        <w:t xml:space="preserve">models address this</w:t>
-      </w:r>
-      <w:r>
-        <w:t xml:space="preserve"> </w:t>
-      </w:r>
-      <w:r>
-        <w:t xml:space="preserve">(Kristiadi et al., 2020; Liu et al., 2020; van Amersfoort et al., 2020)</w:t>
-      </w:r>
-      <w:r>
-        <w:t xml:space="preserve">, but they require retraining the network and have no counterpart for random-kernel classifiers.</w:t>
-      </w:r>
-    </w:p>
-    <w:p>
-      <w:pPr>
-        <w:pStyle w:val="BodyText"/>
-      </w:pPr>
-      <w:r>
-        <w:t xml:space="preserve">This paper observes that ridge regression already provides a closed-form distance measure, the leverage h(x) = x̃(x)ᵀA⁻¹x̃(x) (with x̃(x) the intercept-augmented, standardised features), which is the posterior predictive variance factor of the equivalent Bayesian linear model</w:t>
+        <w:t xml:space="preserve">leverage</w:t>
+      </w:r>
+      <w:r>
+        <w:t xml:space="preserve"> </w:t>
+      </w:r>
+      <w:r>
+        <w:t xml:space="preserve">h(x), a classical diagnostic of extrapolation in linear regression</w:t>
+      </w:r>
+      <w:r>
+        <w:t xml:space="preserve"> </w:t>
+      </w:r>
+      <w:r>
+        <w:t xml:space="preserve">(Hoaglin and Welsch, 1978)</w:t>
+      </w:r>
+      <w:r>
+        <w:t xml:space="preserve">, is also the predictive variance factor of the equivalent Bayesian linear model</w:t>
       </w:r>
       <w:r>
         <w:t xml:space="preserve"> </w:t>
@@ -435,19 +399,7 @@
         <w:t xml:space="preserve">(MacKay, 1992)</w:t>
       </w:r>
       <w:r>
-        <w:t xml:space="preserve"> </w:t>
-      </w:r>
-      <w:r>
-        <w:t xml:space="preserve">and a classical diagnostic of extrapolation</w:t>
-      </w:r>
-      <w:r>
-        <w:t xml:space="preserve"> </w:t>
-      </w:r>
-      <w:r>
-        <w:t xml:space="preserve">(Hoaglin and Welsch, 1978)</w:t>
-      </w:r>
-      <w:r>
-        <w:t xml:space="preserve">. The difficulty is calibrating how leverage should change confidence without held-out data. We show that the same Sherman–Morrison algebra behind the LOO shortcut also gives the</w:t>
+        <w:t xml:space="preserve">. For a clean recording it stays close to its typical training value. For a recording pushed into an unfamiliar region of feature space by a sensor fault it grows, often by orders of magnitude. If the ridge scores are divided by the square root of the leverage, confidence should drop automatically for such inputs. The open question is how strongly leverage should affect confidence, and how to set this without spending data on a separate calibration set. We show that the same algebra that gives the LOO predictions also gives the</w:t>
       </w:r>
       <w:r>
         <w:t xml:space="preserve"> </w:t>
@@ -463,7 +415,7 @@
         <w:t xml:space="preserve"> </w:t>
       </w:r>
       <w:r>
-        <w:t xml:space="preserve">of every training example, h₋ᵢ = dᵢ/(1 − dᵢ). The n exact LOO pairs (z₋ᵢ, h₋ᵢ) are therefore out-of-sample observations of both the score and its uncertainty, and a leverage-aware calibrator can be fitted on them without refitting anything.</w:t>
+        <w:t xml:space="preserve">of each training example, h₋ᵢ = dᵢ/(1 − dᵢ). Every training example therefore provides an honest out-of-sample pair of a score and its uncertainty, and the calibration can be fitted on these n pairs without refitting anything.</w:t>
       </w:r>
     </w:p>
     <w:p>
@@ -471,7 +423,7 @@
         <w:pStyle w:val="BodyText"/>
       </w:pPr>
       <w:r>
-        <w:t xml:space="preserve">The resulting method, LOOM (Leave-One-Out-fitted, leverage-Moderated readout), outputs p(y | x) = softmax(a·z(x)/√(h(x)/</w:t>
+        <w:t xml:space="preserve">We call the resulting readout LOOM (leave-one-out fitted, leverage-moderated). It computes p(y | x) = softmax(a·z(x)/√(h(x)/</w:t>
       </w:r>
       <m:oMath>
         <m:sSub>
@@ -503,7 +455,7 @@
         </m:sSub>
       </m:oMath>
       <w:r>
-        <w:t xml:space="preserve">)): ridge logits are standardised by their predictive standard deviation, and a single temperature a and the ridge penalty λ are selected by the LOO negative log-likelihood. The same identities yield every LOO model’s prediction at a test point in closed form, which gives exact jackknife+ prediction sets</w:t>
+        <w:t xml:space="preserve">)), where z are the ridge scores and a single temperature a and the ridge penalty λ are chosen by the LOO likelihood. The same identities give every LOO model’s prediction for a new input, so LOOM also produces jackknife+ prediction sets</w:t>
       </w:r>
       <w:r>
         <w:t xml:space="preserve"> </w:t>
@@ -515,7 +467,7 @@
         <w:t xml:space="preserve"> </w:t>
       </w:r>
       <w:r>
-        <w:t xml:space="preserve">without the n refits that jackknife+ normally requires.</w:t>
+        <w:t xml:space="preserve">without the n refits that this method normally needs.</w:t>
       </w:r>
     </w:p>
     <w:p>
@@ -523,7 +475,15 @@
         <w:pStyle w:val="BodyText"/>
       </w:pPr>
       <w:r>
-        <w:t xml:space="preserve">The contributions are:</w:t>
+        <w:t xml:space="preserve">We evaluate LOOM in two ways. A large benchmark on 114 UCR datasets with six types of simulated sensor faults at three severities tests whether the probabilities stay reliable when the data are damaged. An application study then asks the practical question: with a fixed budget for human review, how many errors slip through, and how many faulty recordings end up in front of the reviewer? The application study covers heart monitoring, wearable motion sensing and industrial sensing.</w:t>
+      </w:r>
+    </w:p>
+    <w:p>
+      <w:pPr>
+        <w:pStyle w:val="BodyText"/>
+      </w:pPr>
+      <w:r>
+        <w:t xml:space="preserve">Our contributions are:</w:t>
       </w:r>
     </w:p>
     <w:p>
@@ -535,17 +495,7 @@
         <w:pStyle w:val="Compact"/>
       </w:pPr>
       <w:r>
-        <w:rPr>
-          <w:bCs/>
-          <w:b/>
-        </w:rPr>
-        <w:t xml:space="preserve">Method.</w:t>
-      </w:r>
-      <w:r>
-        <w:t xml:space="preserve"> </w:t>
-      </w:r>
-      <w:r>
-        <w:t xml:space="preserve">A leverage-moderated probabilistic readout for random-kernel time series classifiers whose temperature and ridge penalty are fitted on exact LOO (score, leverage) pairs. It needs one thin singular value decomposition (SVD) and no held-out data, refitting or ensembling (Section 4).</w:t>
+        <w:t xml:space="preserve">LOOM, a closed-form probabilistic readout for random-kernel classifiers whose confidence drops for inputs that a sensor fault has moved away from the training data. It needs one singular value decomposition (SVD), no held-out data, no refitting and no ensemble (Section 4).</w:t>
       </w:r>
     </w:p>
     <w:p>
@@ -557,17 +507,7 @@
         <w:pStyle w:val="Compact"/>
       </w:pPr>
       <w:r>
-        <w:rPr>
-          <w:bCs/>
-          <w:b/>
-        </w:rPr>
-        <w:t xml:space="preserve">Closed-form conformal prediction.</w:t>
-      </w:r>
-      <w:r>
-        <w:t xml:space="preserve"> </w:t>
-      </w:r>
-      <w:r>
-        <w:t xml:space="preserve">Exact jackknife+ prediction sets for ridge readouts, computed from the LOO models in closed form, with LAC and APS scores (Section 4.5).</w:t>
+        <w:t xml:space="preserve">Exact jackknife+ prediction sets for ridge readouts, computed without refitting (Section 4.5).</w:t>
       </w:r>
     </w:p>
     <w:p>
@@ -579,17 +519,7 @@
         <w:pStyle w:val="Compact"/>
       </w:pPr>
       <w:r>
-        <w:rPr>
-          <w:bCs/>
-          <w:b/>
-        </w:rPr>
-        <w:t xml:space="preserve">Shift benchmark.</w:t>
-      </w:r>
-      <w:r>
-        <w:t xml:space="preserve"> </w:t>
-      </w:r>
-      <w:r>
-        <w:t xml:space="preserve">A test-time corruption benchmark for univariate TSC (six corruption families × three severities on 114 UCR datasets, five resamples) that evaluates calibration, selective prediction and shift detection, not only accuracy (Section 5).</w:t>
+        <w:t xml:space="preserve">A fault benchmark for univariate time series classification that measures calibration, selective prediction and fault detection, not only accuracy (Section 5), with a pre-registered comparison against eleven alternatives, ablations and a statistical analysis corrected for multiple comparisons (Section 6).</w:t>
       </w:r>
     </w:p>
     <w:p>
@@ -601,17 +531,15 @@
         <w:pStyle w:val="Compact"/>
       </w:pPr>
       <w:r>
-        <w:rPr>
-          <w:bCs/>
-          <w:b/>
-        </w:rPr>
-        <w:t xml:space="preserve">Evidence.</w:t>
-      </w:r>
-      <w:r>
-        <w:t xml:space="preserve"> </w:t>
-      </w:r>
-      <w:r>
-        <w:t xml:space="preserve">A pre-registered comparison against eleven baselines including PreVal, cross-validated calibration, logistic regression, five-member ensembles, QUANT</w:t>
+        <w:t xml:space="preserve">An application study of human-in-the-loop triage on twelve sensor datasets from three domains (Section 6.1).</w:t>
+      </w:r>
+    </w:p>
+    <w:p>
+      <w:pPr>
+        <w:pStyle w:val="FirstParagraph"/>
+      </w:pPr>
+      <w:r>
+        <w:t xml:space="preserve">LOOM does not solve every problem, and we report where it falls short. On clean data it is no better than PreVal, and the smoothing that keeps its fit stable slightly raises its calibration error. A tree-based classifier on raw series, QUANT</w:t>
       </w:r>
       <w:r>
         <w:t xml:space="preserve"> </w:t>
@@ -620,18 +548,7 @@
         <w:t xml:space="preserve">(Dempster et al., 2024)</w:t>
       </w:r>
       <w:r>
-        <w:t xml:space="preserve"> </w:t>
-      </w:r>
-      <w:r>
-        <w:t xml:space="preserve">and Arsenal, with ablations of every component, three further feature extractors, training-set reduction, efficiency measurements and an error analysis. Statistical tests are corrected for multiple comparisons (Sections 6–7).</w:t>
-      </w:r>
-    </w:p>
-    <w:p>
-      <w:pPr>
-        <w:pStyle w:val="FirstParagraph"/>
-      </w:pPr>
-      <w:r>
-        <w:t xml:space="preserve">We also report where LOOM does not help: its in-distribution advantage is small, smoothing of the calibration targets costs some in-distribution calibration error, a tree-based raw-series classifier (QUANT) is more robust to the strongest corruptions, shifts that leave the random-kernel features in the span of the training data are not detected, and LAC prediction sets can become empty under shift.</w:t>
+        <w:t xml:space="preserve">, copes better with the strongest faults. Faults that leave the features inside the range of the training data are not detected.</w:t>
       </w:r>
     </w:p>
     <w:bookmarkEnd w:id="20"/>
@@ -670,7 +587,7 @@
         <w:t xml:space="preserve"> </w:t>
       </w:r>
       <w:r>
-        <w:t xml:space="preserve">applies 10,000 random dilated kernels and pools each output into the proportion of positive values (PPV) and the maximum. MiniRocket</w:t>
+        <w:t xml:space="preserve">applies 10,000 random dilated kernels and summarises each output by its maximum and its proportion of positive values. MiniRocket</w:t>
       </w:r>
       <w:r>
         <w:t xml:space="preserve"> </w:t>
@@ -682,7 +599,7 @@
         <w:t xml:space="preserve"> </w:t>
       </w:r>
       <w:r>
-        <w:t xml:space="preserve">makes the transform almost deterministic and roughly 75 times faster, MultiRocket</w:t>
+        <w:t xml:space="preserve">makes the transform almost deterministic and about 75 times faster, MultiRocket</w:t>
       </w:r>
       <w:r>
         <w:t xml:space="preserve"> </w:t>
@@ -706,7 +623,7 @@
         <w:t xml:space="preserve"> </w:t>
       </w:r>
       <w:r>
-        <w:t xml:space="preserve">lets groups of kernels compete, which links convolutional and dictionary methods. All use a linear readout, ridge regression with LOO-selected penalty for small and medium training sets and logistic regression for very large ones. The large benchmark of</w:t>
+        <w:t xml:space="preserve">lets groups of kernels compete, linking convolutional and dictionary methods. All of them use a linear readout: ridge regression with a penalty chosen by LOO cross-validation for small and medium training sets, and logistic regression for very large ones. The recent bake-off by</w:t>
       </w:r>
       <w:r>
         <w:t xml:space="preserve"> </w:t>
@@ -718,7 +635,7 @@
         <w:t xml:space="preserve"> </w:t>
       </w:r>
       <w:r>
-        <w:t xml:space="preserve">confirms that these models are among the best accuracy–cost trade-offs and reports log-loss and AUROC alongside accuracy, but it does not consider calibration under shift. Probabilistic alternatives in the same accuracy range include the Arsenal (an ensemble of ROCKET classifiers within HIVE-COTE 2.0</w:t>
+        <w:t xml:space="preserve">confirms that these models offer one of the best trade-offs between accuracy and cost and reports log-loss alongside accuracy, but it does not look at calibration when the data change. Probabilistic alternatives of similar accuracy include the Arsenal</w:t>
       </w:r>
       <w:r>
         <w:t xml:space="preserve"> </w:t>
@@ -727,7 +644,7 @@
         <w:t xml:space="preserve">(Middlehurst et al., 2021)</w:t>
       </w:r>
       <w:r>
-        <w:t xml:space="preserve">), QUANT (interval quantiles with extremely randomised trees</w:t>
+        <w:t xml:space="preserve">, QUANT, which uses interval quantiles and extremely randomised trees</w:t>
       </w:r>
       <w:r>
         <w:t xml:space="preserve"> </w:t>
@@ -736,7 +653,7 @@
         <w:t xml:space="preserve">(Dempster et al., 2024)</w:t>
       </w:r>
       <w:r>
-        <w:t xml:space="preserve">) and deep networks such as InceptionTime</w:t>
+        <w:t xml:space="preserve">, and deep networks such as InceptionTime</w:t>
       </w:r>
       <w:r>
         <w:t xml:space="preserve"> </w:t>
@@ -749,13 +666,13 @@
       </w:r>
     </w:p>
     <w:bookmarkEnd w:id="21"/>
-    <w:bookmarkStart w:id="22" w:name="post-hoc-calibration-and-prevalidation"/>
+    <w:bookmarkStart w:id="22" w:name="calibration-and-prevalidation"/>
     <w:p>
       <w:pPr>
         <w:pStyle w:val="Heading2"/>
       </w:pPr>
       <w:r>
-        <w:t xml:space="preserve">2.2 Post-hoc calibration and prevalidation</w:t>
+        <w:t xml:space="preserve">2.2 Calibration and prevalidation</w:t>
       </w:r>
     </w:p>
     <w:p>
@@ -763,7 +680,7 @@
         <w:pStyle w:val="FirstParagraph"/>
       </w:pPr>
       <w:r>
-        <w:t xml:space="preserve">Platt scaling fits a sigmoid to classifier scores</w:t>
+        <w:t xml:space="preserve">Platt scaling fits a sigmoid to the classifier scores</w:t>
       </w:r>
       <w:r>
         <w:t xml:space="preserve"> </w:t>
@@ -772,7 +689,7 @@
         <w:t xml:space="preserve">(Platt, 2000)</w:t>
       </w:r>
       <w:r>
-        <w:t xml:space="preserve">, isotonic regression a monotone map</w:t>
+        <w:t xml:space="preserve">, isotonic regression fits a monotone map</w:t>
       </w:r>
       <w:r>
         <w:t xml:space="preserve"> </w:t>
@@ -781,7 +698,7 @@
         <w:t xml:space="preserve">(Zadrozny and Elkan, 2002)</w:t>
       </w:r>
       <w:r>
-        <w:t xml:space="preserve">, and temperature scaling a single softmax temperature</w:t>
+        <w:t xml:space="preserve">, temperature scaling fits a single softmax temperature</w:t>
       </w:r>
       <w:r>
         <w:t xml:space="preserve"> </w:t>
@@ -790,7 +707,7 @@
         <w:t xml:space="preserve">(Guo et al., 2017)</w:t>
       </w:r>
       <w:r>
-        <w:t xml:space="preserve">; Dirichlet calibration generalises these to the multi-class case</w:t>
+        <w:t xml:space="preserve">, and Dirichlet calibration extends these ideas to many classes</w:t>
       </w:r>
       <w:r>
         <w:t xml:space="preserve"> </w:t>
@@ -799,7 +716,7 @@
         <w:t xml:space="preserve">(Kull et al., 2019)</w:t>
       </w:r>
       <w:r>
-        <w:t xml:space="preserve">; see</w:t>
+        <w:t xml:space="preserve">;</w:t>
       </w:r>
       <w:r>
         <w:t xml:space="preserve"> </w:t>
@@ -811,7 +728,7 @@
         <w:t xml:space="preserve"> </w:t>
       </w:r>
       <w:r>
-        <w:t xml:space="preserve">for a survey. All require held-out or cross-validated scores. Fitting a second-stage model to cross-validated predictions is also known as stacking or, in statistics, pre-validation</w:t>
+        <w:t xml:space="preserve">give a survey. All of them need held-out or cross-validated scores. Fitting a second model to cross-validated predictions is known as stacking or, in statistics, pre-validation</w:t>
       </w:r>
       <w:r>
         <w:t xml:space="preserve"> </w:t>
@@ -820,7 +737,7 @@
         <w:t xml:space="preserve">(Tibshirani and Efron, 2002)</w:t>
       </w:r>
       <w:r>
-        <w:t xml:space="preserve">. For least-squares models the LOO predictions are available in closed form</w:t>
+        <w:t xml:space="preserve">. For least-squares models the LOO predictions have a closed form</w:t>
       </w:r>
       <w:r>
         <w:t xml:space="preserve"> </w:t>
@@ -841,7 +758,7 @@
         <w:t xml:space="preserve"> </w:t>
       </w:r>
       <w:r>
-        <w:t xml:space="preserve">exploited for model selection in least-squares support vector machines</w:t>
+        <w:t xml:space="preserve">used for model selection in least-squares support vector machines</w:t>
       </w:r>
       <w:r>
         <w:t xml:space="preserve"> </w:t>
@@ -850,7 +767,7 @@
         <w:t xml:space="preserve">(Suykens and Vandewalle, 1999)</w:t>
       </w:r>
       <w:r>
-        <w:t xml:space="preserve">. PreVal</w:t>
+        <w:t xml:space="preserve">. To our knowledge, PreVal</w:t>
       </w:r>
       <w:r>
         <w:t xml:space="preserve"> </w:t>
@@ -862,17 +779,17 @@
         <w:t xml:space="preserve"> </w:t>
       </w:r>
       <w:r>
-        <w:t xml:space="preserve">was, to our knowledge, the first to use these closed-form LOO predictions to calibrate ridge regression, scaling the coefficients by a factor κ that minimises the LOO log-loss. It evaluates 0–1 loss and log-loss on 273 datasets, including 106 UCR datasets with MiniRocket features. LOOM builds on PreVal: it keeps the exact LOO idea and adds a per-input moderation by leverage, fitted with the held-out leverages.</w:t>
+        <w:t xml:space="preserve">was the first method to use these closed-form LOO predictions to calibrate ridge regression. It scales the coefficients by a factor that minimises the LOO log-loss and was evaluated on 273 datasets, including 106 UCR datasets with MiniRocket features. LOOM builds directly on PreVal. It keeps the exact LOO idea and adds a per-input adjustment by leverage, fitted with the held-out leverages.</w:t>
       </w:r>
     </w:p>
     <w:bookmarkEnd w:id="22"/>
-    <w:bookmarkStart w:id="23" w:name="uncertainty-under-distribution-shift"/>
+    <w:bookmarkStart w:id="23" w:name="uncertainty-when-the-data-change"/>
     <w:p>
       <w:pPr>
         <w:pStyle w:val="Heading2"/>
       </w:pPr>
       <w:r>
-        <w:t xml:space="preserve">2.3 Uncertainty under distribution shift</w:t>
+        <w:t xml:space="preserve">2.3 Uncertainty when the data change</w:t>
       </w:r>
     </w:p>
     <w:p>
@@ -886,7 +803,7 @@
         <w:t xml:space="preserve"> </w:t>
       </w:r>
       <w:r>
-        <w:t xml:space="preserve">showed that temperature scaling and other in-distribution calibrators degrade under dataset shift and that ensembles</w:t>
+        <w:t xml:space="preserve">showed that temperature scaling and similar calibrators degrade under dataset shift and that ensembles</w:t>
       </w:r>
       <w:r>
         <w:t xml:space="preserve"> </w:t>
@@ -898,7 +815,7 @@
         <w:t xml:space="preserve"> </w:t>
       </w:r>
       <w:r>
-        <w:t xml:space="preserve">are comparatively robust. Distance-aware single models, such as SNGP</w:t>
+        <w:t xml:space="preserve">hold up better. Distance-aware single networks such as SNGP</w:t>
       </w:r>
       <w:r>
         <w:t xml:space="preserve"> </w:t>
@@ -919,7 +836,10 @@
         <w:t xml:space="preserve">(van Amersfoort et al., 2020)</w:t>
       </w:r>
       <w:r>
-        <w:t xml:space="preserve">, obtain better behaviour away from the data by changing the architecture and the training. Last-layer Laplace approximations moderate the logits by their posterior variance</w:t>
+        <w:t xml:space="preserve"> </w:t>
+      </w:r>
+      <w:r>
+        <w:t xml:space="preserve">become uncertain away from the training data, but they require changes to the architecture and the training. Last-layer Laplace approximations scale the logits by their posterior variance</w:t>
       </w:r>
       <w:r>
         <w:t xml:space="preserve"> </w:t>
@@ -928,7 +848,7 @@
         <w:t xml:space="preserve">(Kristiadi et al., 2020)</w:t>
       </w:r>
       <w:r>
-        <w:t xml:space="preserve">, an idea that goes back to the moderated output of</w:t>
+        <w:t xml:space="preserve">, an idea that goes back to the moderated outputs of</w:t>
       </w:r>
       <w:r>
         <w:t xml:space="preserve"> </w:t>
@@ -937,7 +857,7 @@
         <w:t xml:space="preserve">MacKay (1992)</w:t>
       </w:r>
       <w:r>
-        <w:t xml:space="preserve">. Corruption benchmarks such as ImageNet-C</w:t>
+        <w:t xml:space="preserve">. Our moderation is the closed-form analogue of this idea for a linear readout on fixed random features. Corruption benchmarks such as ImageNet-C</w:t>
       </w:r>
       <w:r>
         <w:t xml:space="preserve"> </w:t>
@@ -949,7 +869,7 @@
         <w:t xml:space="preserve"> </w:t>
       </w:r>
       <w:r>
-        <w:t xml:space="preserve">made such evaluations standard for images. For time series, perturbations such as jittering, scaling, warping and window slicing are widely used as training augmentations</w:t>
+        <w:t xml:space="preserve">made robustness tests routine in computer vision. For time series, noise, scaling and warping are mostly used as training augmentations</w:t>
       </w:r>
       <w:r>
         <w:t xml:space="preserve"> </w:t>
@@ -958,7 +878,7 @@
         <w:t xml:space="preserve">(Iwana and Uchida, 2021; Um et al., 2017)</w:t>
       </w:r>
       <w:r>
-        <w:t xml:space="preserve">, and domain adaptation benchmarks such as AdaTime study shifts between subjects or devices with access to unlabelled target data</w:t>
+        <w:t xml:space="preserve">, and benchmarks such as AdaTime study adaptation to new subjects or devices when unlabelled target data are available</w:t>
       </w:r>
       <w:r>
         <w:t xml:space="preserve"> </w:t>
@@ -967,7 +887,7 @@
         <w:t xml:space="preserve">(Ragab et al., 2023)</w:t>
       </w:r>
       <w:r>
-        <w:t xml:space="preserve">. We are not aware of a test-time corruption benchmark for the calibration of random-kernel classifiers.</w:t>
+        <w:t xml:space="preserve">. We are not aware of a benchmark that tests how the confidence of random-kernel classifiers behaves under sensor faults.</w:t>
       </w:r>
     </w:p>
     <w:bookmarkEnd w:id="23"/>
@@ -985,7 +905,7 @@
         <w:pStyle w:val="FirstParagraph"/>
       </w:pPr>
       <w:r>
-        <w:t xml:space="preserve">Conformal prediction converts any score into prediction sets with finite-sample marginal coverage under exchangeability</w:t>
+        <w:t xml:space="preserve">Conformal prediction turns any score into prediction sets that contain the true label with a chosen probability, provided training and test data are exchangeable</w:t>
       </w:r>
       <w:r>
         <w:t xml:space="preserve"> </w:t>
@@ -994,7 +914,7 @@
         <w:t xml:space="preserve">(Angelopoulos and Bates, 2023; Vovk et al., 2022)</w:t>
       </w:r>
       <w:r>
-        <w:t xml:space="preserve">. Split conformal prediction sacrifices part of the training data</w:t>
+        <w:t xml:space="preserve">. Split conformal prediction sets aside part of the training data</w:t>
       </w:r>
       <w:r>
         <w:t xml:space="preserve"> </w:t>
@@ -1003,7 +923,7 @@
         <w:t xml:space="preserve">(Lei et al., 2018)</w:t>
       </w:r>
       <w:r>
-        <w:t xml:space="preserve">. Jackknife+ uses the n LOO models and guarantees coverage of at least 1 − 2α, with about 1 − α in practice</w:t>
+        <w:t xml:space="preserve">. Jackknife+ uses all n LOO models instead and guarantees coverage of at least 1 − 2α, with about 1 − α in practice</w:t>
       </w:r>
       <w:r>
         <w:t xml:space="preserve"> </w:t>
@@ -1012,7 +932,7 @@
         <w:t xml:space="preserve">(Barber et al., 2021)</w:t>
       </w:r>
       <w:r>
-        <w:t xml:space="preserve">, but normally needs n refits; CV+ and adaptive prediction sets (APS) extend this to classification</w:t>
+        <w:t xml:space="preserve">, but it normally requires n refits. Adaptive prediction sets (APS)</w:t>
       </w:r>
       <w:r>
         <w:t xml:space="preserve"> </w:t>
@@ -1021,7 +941,10 @@
         <w:t xml:space="preserve">(Angelopoulos et al., 2021; Romano et al., 2020)</w:t>
       </w:r>
       <w:r>
-        <w:t xml:space="preserve">. The least ambiguous set-valued classifier (LAC) thresholds the probability of each class</w:t>
+        <w:t xml:space="preserve"> </w:t>
+      </w:r>
+      <w:r>
+        <w:t xml:space="preserve">and the least ambiguous set-valued classifier (LAC)</w:t>
       </w:r>
       <w:r>
         <w:t xml:space="preserve"> </w:t>
@@ -1030,7 +953,10 @@
         <w:t xml:space="preserve">(Sadinle et al., 2018)</w:t>
       </w:r>
       <w:r>
-        <w:t xml:space="preserve">. For time series, conformal methods have mainly targeted forecasting under temporal dependence</w:t>
+        <w:t xml:space="preserve"> </w:t>
+      </w:r>
+      <w:r>
+        <w:t xml:space="preserve">are common scores for classification. For time series, conformal methods have mostly addressed forecasting</w:t>
       </w:r>
       <w:r>
         <w:t xml:space="preserve"> </w:t>
@@ -1052,7 +978,7 @@
         <w:t xml:space="preserve">regression</w:t>
       </w:r>
       <w:r>
-        <w:t xml:space="preserve">, full conformal prediction can be computed in closed form</w:t>
+        <w:t xml:space="preserve">, conformal prediction can be computed in closed form</w:t>
       </w:r>
       <w:r>
         <w:t xml:space="preserve"> </w:t>
@@ -1061,7 +987,7 @@
         <w:t xml:space="preserve">(Burnaev and Vovk, 2014; Nouretdinov et al., 2001)</w:t>
       </w:r>
       <w:r>
-        <w:t xml:space="preserve">. We use the analogous exact LOO identities to obtain jackknife+ sets for</w:t>
+        <w:t xml:space="preserve">. We use the corresponding LOO identities to obtain jackknife+ sets for</w:t>
       </w:r>
       <w:r>
         <w:t xml:space="preserve"> </w:t>
@@ -1074,21 +1000,18 @@
         <w:t xml:space="preserve">classification</w:t>
       </w:r>
       <w:r>
-        <w:t xml:space="preserve"> </w:t>
-      </w:r>
-      <w:r>
-        <w:t xml:space="preserve">with leverage-moderated probability scores (Section 4.5).</w:t>
+        <w:t xml:space="preserve">.</w:t>
       </w:r>
     </w:p>
     <w:bookmarkEnd w:id="24"/>
     <w:bookmarkEnd w:id="25"/>
-    <w:bookmarkStart w:id="26" w:name="Xcde5d22e9f5fcd553ba271dcb4c383bf0916da3"/>
+    <w:bookmarkStart w:id="26" w:name="problem-setting"/>
     <w:p>
       <w:pPr>
         <w:pStyle w:val="Heading1"/>
       </w:pPr>
       <w:r>
-        <w:t xml:space="preserve">3 Problem formulation and research questions</w:t>
+        <w:t xml:space="preserve">3 Problem setting</w:t>
       </w:r>
     </w:p>
     <w:p>
@@ -1096,183 +1019,7 @@
         <w:pStyle w:val="FirstParagraph"/>
       </w:pPr>
       <w:r>
-        <w:t xml:space="preserve">Let 𝒟 = {(xᵢ, yᵢ)}ᵢ₌₁ⁿ be univariate series with labels in {1, …, K}, and let φ: ℝᴸ → ℝᵖ be a random-kernel transform fitted on the training series (p ≈ 10⁴). The aim is a probabilistic classifier p̂(y | x) that (i) is as accurate as the standard ridge readout, (ii) is calibrated on test data from the training distribution, (iii) lowers its confidence on test inputs that a corruption has moved away from the training data, and (iv) costs no more than the ridge fit itself: no held-out data, no refitting and no ensembles. Hypotheses H1–H3 and research questions RQ1–RQ8 were registered before the benchmark was run (Online Resource 2):</w:t>
-      </w:r>
-    </w:p>
-    <w:p>
-      <w:pPr>
-        <w:numPr>
-          <w:ilvl w:val="0"/>
-          <w:numId w:val="1003"/>
-        </w:numPr>
-        <w:pStyle w:val="Compact"/>
-      </w:pPr>
-      <w:r>
-        <w:rPr>
-          <w:bCs/>
-          <w:b/>
-        </w:rPr>
-        <w:t xml:space="preserve">RQ1</w:t>
-      </w:r>
-      <w:r>
-        <w:t xml:space="preserve"> </w:t>
-      </w:r>
-      <w:r>
-        <w:t xml:space="preserve">Does LOOM give better in-distribution probabilities than existing readouts at equal accuracy?</w:t>
-      </w:r>
-    </w:p>
-    <w:p>
-      <w:pPr>
-        <w:numPr>
-          <w:ilvl w:val="0"/>
-          <w:numId w:val="1003"/>
-        </w:numPr>
-        <w:pStyle w:val="Compact"/>
-      </w:pPr>
-      <w:r>
-        <w:rPr>
-          <w:bCs/>
-          <w:b/>
-        </w:rPr>
-        <w:t xml:space="preserve">RQ2</w:t>
-      </w:r>
-      <w:r>
-        <w:t xml:space="preserve"> </w:t>
-      </w:r>
-      <w:r>
-        <w:t xml:space="preserve">Which components (leverage moderation, exact LOO pairs, target smoothing, λ criterion) matter?</w:t>
-      </w:r>
-    </w:p>
-    <w:p>
-      <w:pPr>
-        <w:numPr>
-          <w:ilvl w:val="0"/>
-          <w:numId w:val="1003"/>
-        </w:numPr>
-        <w:pStyle w:val="Compact"/>
-      </w:pPr>
-      <w:r>
-        <w:rPr>
-          <w:bCs/>
-          <w:b/>
-        </w:rPr>
-        <w:t xml:space="preserve">RQ3</w:t>
-      </w:r>
-      <w:r>
-        <w:t xml:space="preserve"> </w:t>
-      </w:r>
-      <w:r>
-        <w:t xml:space="preserve">How do calibration and shift detection behave under test-time corruptions?</w:t>
-      </w:r>
-    </w:p>
-    <w:p>
-      <w:pPr>
-        <w:numPr>
-          <w:ilvl w:val="0"/>
-          <w:numId w:val="1003"/>
-        </w:numPr>
-        <w:pStyle w:val="Compact"/>
-      </w:pPr>
-      <w:r>
-        <w:rPr>
-          <w:bCs/>
-          <w:b/>
-        </w:rPr>
-        <w:t xml:space="preserve">RQ4</w:t>
-      </w:r>
-      <w:r>
-        <w:t xml:space="preserve"> </w:t>
-      </w:r>
-      <w:r>
-        <w:t xml:space="preserve">Do the effects transfer to Rocket, MultiRocket and Hydra features and across dataset types?</w:t>
-      </w:r>
-    </w:p>
-    <w:p>
-      <w:pPr>
-        <w:numPr>
-          <w:ilvl w:val="0"/>
-          <w:numId w:val="1003"/>
-        </w:numPr>
-        <w:pStyle w:val="Compact"/>
-      </w:pPr>
-      <w:r>
-        <w:rPr>
-          <w:bCs/>
-          <w:b/>
-        </w:rPr>
-        <w:t xml:space="preserve">RQ5</w:t>
-      </w:r>
-      <w:r>
-        <w:t xml:space="preserve"> </w:t>
-      </w:r>
-      <w:r>
-        <w:t xml:space="preserve">What does LOOM cost compared with the alternatives?</w:t>
-      </w:r>
-    </w:p>
-    <w:p>
-      <w:pPr>
-        <w:numPr>
-          <w:ilvl w:val="0"/>
-          <w:numId w:val="1003"/>
-        </w:numPr>
-        <w:pStyle w:val="Compact"/>
-      </w:pPr>
-      <w:r>
-        <w:rPr>
-          <w:bCs/>
-          <w:b/>
-        </w:rPr>
-        <w:t xml:space="preserve">RQ6</w:t>
-      </w:r>
-      <w:r>
-        <w:t xml:space="preserve"> </w:t>
-      </w:r>
-      <w:r>
-        <w:t xml:space="preserve">How sensitive is it to the moderation strength, the miscoverage level and the training-set size?</w:t>
-      </w:r>
-    </w:p>
-    <w:p>
-      <w:pPr>
-        <w:numPr>
-          <w:ilvl w:val="0"/>
-          <w:numId w:val="1003"/>
-        </w:numPr>
-        <w:pStyle w:val="Compact"/>
-      </w:pPr>
-      <w:r>
-        <w:rPr>
-          <w:bCs/>
-          <w:b/>
-        </w:rPr>
-        <w:t xml:space="preserve">RQ7</w:t>
-      </w:r>
-      <w:r>
-        <w:t xml:space="preserve"> </w:t>
-      </w:r>
-      <w:r>
-        <w:t xml:space="preserve">When does it fail?</w:t>
-      </w:r>
-    </w:p>
-    <w:p>
-      <w:pPr>
-        <w:numPr>
-          <w:ilvl w:val="0"/>
-          <w:numId w:val="1003"/>
-        </w:numPr>
-        <w:pStyle w:val="Compact"/>
-      </w:pPr>
-      <w:r>
-        <w:rPr>
-          <w:bCs/>
-          <w:b/>
-        </w:rPr>
-        <w:t xml:space="preserve">RQ8</w:t>
-      </w:r>
-      <w:r>
-        <w:t xml:space="preserve"> </w:t>
-      </w:r>
-      <w:r>
-        <w:t xml:space="preserve">Do the closed-form jackknife+ sets reach their nominal coverage, and how large are they?</w:t>
+        <w:t xml:space="preserve">We are given n univariate training series xᵢ with labels yᵢ ∈ {1, …, K}, and a random-kernel transform φ: ℝᴸ → ℝᵖ fitted on the training series, with p ≈ 10⁴ features. We want a probabilistic classifier p̂(y | x) that is as accurate as the usual ridge readout, gives calibrated probabilities on clean test data, lowers its confidence when a fault has moved a recording away from the training data, and costs no more than the ridge fit itself. Before running the benchmark we registered three hypotheses and eight research questions (Online Resource 2). In short, they ask whether LOOM improves the probabilities on clean and on damaged data, which of its parts matter, whether the effect carries over to other feature extractors, what it costs, how sensitive it is to its settings, when it fails, and whether its prediction sets reach the intended coverage.</w:t>
       </w:r>
     </w:p>
     <w:bookmarkEnd w:id="26"/>
@@ -1299,7 +1046,7 @@
         <w:pStyle w:val="FirstParagraph"/>
       </w:pPr>
       <w:r>
-        <w:t xml:space="preserve">Features are standardised with the training mean and standard deviation;</w:t>
+        <w:t xml:space="preserve">The features are standardised with the training mean and standard deviation.</w:t>
       </w:r>
       <w:r>
         <w:t xml:space="preserve"> </w:t>
@@ -1334,7 +1081,7 @@
         <w:t xml:space="preserve"> </w:t>
       </w:r>
       <w:r>
-        <w:t xml:space="preserve">with an unpenalised intercept and penalty λ; it uses the augmented feature vector x̃(x) = (1, ψ(x)), where ψ(x) are the centred standardised features; with X̃ stacking the training vectors,</w:t>
+        <w:t xml:space="preserve">with an unpenalised intercept and penalty λ, applied to the augmented feature vector x̃(x) = (1, ψ(x)), where ψ(x) are the centred standardised features. With X̃ stacking the training vectors,</w:t>
       </w:r>
     </w:p>
     <w:p>
@@ -1574,7 +1321,7 @@
         <w:pStyle w:val="FirstParagraph"/>
       </w:pPr>
       <w:r>
-        <w:t xml:space="preserve">With the thin SVD</w:t>
+        <w:t xml:space="preserve">Let</w:t>
       </w:r>
       <w:r>
         <w:t xml:space="preserve"> </w:t>
@@ -1597,7 +1344,7 @@
         <w:t xml:space="preserve"> </w:t>
       </w:r>
       <w:r>
-        <w:t xml:space="preserve">= U S Vᵀ (rank r ≤ min(n − 1, p)) and</w:t>
+        <w:t xml:space="preserve">= U S Vᵀ be the thin SVD (rank r ≤ min(n − 1, p)) and</w:t>
       </w:r>
       <w:r>
         <w:t xml:space="preserve"> </w:t>
@@ -1645,7 +1392,7 @@
         <w:t xml:space="preserve"> </w:t>
       </w:r>
       <w:r>
-        <w:t xml:space="preserve">+ λ)), the hat diagonal, the logits z(x) := Bᵀx̃(x) of a test series and its leverage h(x) := x̃(x)ᵀA⁻¹x̃(x) are</w:t>
+        <w:t xml:space="preserve">+ λ)). The hat diagonal, the scores z(x) := Bᵀx̃(x) of a test series and its leverage h(x) := x̃(x)ᵀA⁻¹x̃(x) are then</w:t>
       </w:r>
     </w:p>
     <w:p>
@@ -2031,7 +1778,7 @@
         <w:pStyle w:val="FirstParagraph"/>
       </w:pPr>
       <w:r>
-        <w:t xml:space="preserve">The last term of h(x) measures the part of ψ(x) outside the span of the training data; it dominates when p ≫ n. One SVD serves all candidate penalties λ ∈ {10⁻³, …, 10³}·n (ten log-spaced values on the standardised scale, as in the reference MiniRocket implementation).</w:t>
+        <w:t xml:space="preserve">The last term of h(x) measures the part of ψ(x) that lies outside the span of the training data. It dominates when p ≫ n, which is the usual situation with 10,000 random features and a few hundred training series. A single SVD serves all candidate penalties λ ∈ {10⁻³, …, 10³}·n (ten log-spaced values on the standardised scale, as in the reference MiniRocket implementation).</w:t>
       </w:r>
     </w:p>
     <w:bookmarkEnd w:id="27"/>
@@ -2049,7 +1796,7 @@
         <w:pStyle w:val="FirstParagraph"/>
       </w:pPr>
       <w:r>
-        <w:t xml:space="preserve">For example i, let B₋ᵢ denote the fit without it (same λ and standardisation). By the Sherman–Morrison identity (proofs in Online Resource 1):</w:t>
+        <w:t xml:space="preserve">Let B₋ᵢ be the fit without example i, with the same λ and standardisation. The Sherman–Morrison identity gives (proofs in Online Resource 1)</w:t>
       </w:r>
     </w:p>
     <w:p>
@@ -2421,7 +2168,7 @@
         <w:pStyle w:val="FirstParagraph"/>
       </w:pPr>
       <w:r>
-        <w:t xml:space="preserve">The first identity is the PRESS shortcut</w:t>
+        <w:t xml:space="preserve">The first identity is the well-known PRESS shortcut</w:t>
       </w:r>
       <w:r>
         <w:t xml:space="preserve"> </w:t>
@@ -2433,33 +2180,17 @@
         <w:t xml:space="preserve"> </w:t>
       </w:r>
       <w:r>
-        <w:t xml:space="preserve">used by RidgeClassifierCV and PreVal. The second is what LOOM adds: h₋ᵢ is the leverage that example i would have as a</w:t>
-      </w:r>
-      <w:r>
-        <w:t xml:space="preserve"> </w:t>
-      </w:r>
-      <w:r>
-        <w:rPr>
-          <w:iCs/>
-          <w:i/>
-        </w:rPr>
-        <w:t xml:space="preserve">test</w:t>
-      </w:r>
-      <w:r>
-        <w:t xml:space="preserve"> </w:t>
-      </w:r>
-      <w:r>
-        <w:t xml:space="preserve">point of the model trained without it. Thus (z₋ᵢ, h₋ᵢ) is an exact out-of-sample observation of a score together with its uncertainty, available for all n examples at O(nr) cost.</w:t>
+        <w:t xml:space="preserve">used by RidgeClassifierCV and PreVal. The second is the one LOOM adds. h₋ᵢ is the leverage that example i would have as a test point for the model trained without it. The pair (z₋ᵢ, h₋ᵢ) is thus an exact out-of-sample observation of a score together with its uncertainty, and all n pairs cost O(nr) operations.</w:t>
       </w:r>
     </w:p>
     <w:bookmarkEnd w:id="28"/>
-    <w:bookmarkStart w:id="29" w:name="leverage-standardised-probabilities"/>
+    <w:bookmarkStart w:id="29" w:name="leverage-scaled-probabilities"/>
     <w:p>
       <w:pPr>
         <w:pStyle w:val="Heading2"/>
       </w:pPr>
       <w:r>
-        <w:t xml:space="preserve">4.3 Leverage-standardised probabilities</w:t>
+        <w:t xml:space="preserve">4.3 Leverage-scaled probabilities</w:t>
       </w:r>
     </w:p>
     <w:p>
@@ -2467,7 +2198,7 @@
         <w:pStyle w:val="FirstParagraph"/>
       </w:pPr>
       <w:r>
-        <w:t xml:space="preserve">Under the Bayesian linear model with prior β ~ N(0, σ²λ⁻¹I) and noise variance σ², the posterior predictive standard deviation of each logit at x is σ√h(x). LOOM divides the logits by this quantity, relative to the median held-out leverage</w:t>
+        <w:t xml:space="preserve">Under the Bayesian linear model with prior β ~ N(0, σ²λ⁻¹I) and noise variance σ², the posterior predictive standard deviation of each score at x is σ√h(x). LOOM divides the scores by this quantity, relative to the median held-out leverage</w:t>
       </w:r>
       <w:r>
         <w:t xml:space="preserve"> </w:t>
@@ -2719,7 +2450,7 @@
         <w:pStyle w:val="FirstParagraph"/>
       </w:pPr>
       <w:r>
-        <w:t xml:space="preserve">For test series from the training distribution h(x) ≈</w:t>
+        <w:t xml:space="preserve">For a test series that resembles the training data, h(x) ≈</w:t>
       </w:r>
       <w:r>
         <w:t xml:space="preserve"> </w:t>
@@ -2754,7 +2485,7 @@
         </m:sSub>
       </m:oMath>
       <w:r>
-        <w:t xml:space="preserve">, so (4) behaves like a temperature-scaled ridge. For series pushed away from the training data, h(x) grows, often by orders of magnitude (Section 6.2), and the probabilities move towards uniform. The scaling uses √h rather than the √(1 + h) of a regression prediction interval because only the epistemic (parameter) part of the uncertainty should be moderated; the aleatoric part of a classification decision is captured by the softmax and its temperature. Eq. (4) is the limit c → ∞ of the family softmax(a z /√(1 + c h/</w:t>
+        <w:t xml:space="preserve">, and Eq. (4) behaves like an ordinary temperature-scaled ridge. When a fault pushes a series away from the training data, h(x) grows and the probabilities move towards uniform, which is the behaviour a triage system needs. We use √h rather than the √(1 + h) of a regression prediction interval because only the parameter (epistemic) part of the uncertainty should be scaled; the inherent class overlap is handled by the softmax and its temperature. Eq. (4) is the limit c → ∞ of the family softmax(a z /√(1 + c h/</w:t>
       </w:r>
       <m:oMath>
         <m:sSub>
@@ -2795,7 +2526,7 @@
         <w:t xml:space="preserve">(Kristiadi et al., 2020; MacKay, 1992)</w:t>
       </w:r>
       <w:r>
-        <w:t xml:space="preserve">. The limit was chosen on eight development datasets before the benchmark (Online Resource 2), and finite c is evaluated as an ablation.</w:t>
+        <w:t xml:space="preserve">. We chose this limit on eight development datasets before running the benchmark (Online Resource 2) and evaluate finite c as an ablation.</w:t>
       </w:r>
     </w:p>
     <w:bookmarkEnd w:id="29"/>
@@ -2813,7 +2544,7 @@
         <w:pStyle w:val="FirstParagraph"/>
       </w:pPr>
       <w:r>
-        <w:t xml:space="preserve">For every candidate λ, the temperature a is fitted by minimising the negative log-likelihood of the n LOO pairs,</w:t>
+        <w:t xml:space="preserve">For each candidate λ, the temperature a minimises the negative log-likelihood of the n LOO pairs,</w:t>
       </w:r>
     </w:p>
     <w:p>
@@ -3119,7 +2850,7 @@
         <w:pStyle w:val="FirstParagraph"/>
       </w:pPr>
       <w:r>
-        <w:t xml:space="preserve">and the pair (λ, a) with the smallest value is kept, as PreVal does for its scale factor. When the LOO predictions separate the classes perfectly, the maximum-likelihood temperature is unbounded, so the targets</w:t>
+        <w:t xml:space="preserve">and the pair (λ, a) with the smallest value is kept, as PreVal does for its scale factor. On easy datasets the LOO predictions can separate the classes perfectly. The best temperature is then infinite and the model would claim certainty. To prevent this we smooth the targets</w:t>
       </w:r>
       <w:r>
         <w:t xml:space="preserve"> </w:t>
@@ -3145,7 +2876,7 @@
         <w:t xml:space="preserve"> </w:t>
       </w:r>
       <w:r>
-        <w:t xml:space="preserve">are smoothed following</w:t>
+        <w:t xml:space="preserve">as</w:t>
       </w:r>
       <w:r>
         <w:t xml:space="preserve"> </w:t>
@@ -3154,7 +2885,10 @@
         <w:t xml:space="preserve">Platt (2000)</w:t>
       </w:r>
       <w:r>
-        <w:t xml:space="preserve">: the true class receives (</w:t>
+        <w:t xml:space="preserve"> </w:t>
+      </w:r>
+      <w:r>
+        <w:t xml:space="preserve">suggested: the true class receives (</w:t>
       </w:r>
       <m:oMath>
         <m:sSub>
@@ -3217,7 +2951,7 @@
         <w:t xml:space="preserve"> </w:t>
       </w:r>
       <w:r>
-        <w:t xml:space="preserve">is its training count, and the remainder is spread uniformly over the other classes (exactly Platt’s rule for K = 2). The one-dimensional problem in log a is solved with L-BFGS from three starting values.</w:t>
+        <w:t xml:space="preserve">is the number of training series of that class, and the rest is spread evenly over the other classes (for K = 2 this is exactly Platt’s rule). The one-dimensional problem in log a is solved with L-BFGS from three starting values.</w:t>
       </w:r>
     </w:p>
     <w:bookmarkEnd w:id="30"/>
@@ -3235,7 +2969,7 @@
         <w:pStyle w:val="FirstParagraph"/>
       </w:pPr>
       <w:r>
-        <w:t xml:space="preserve">Let s(x, y; f) be a non-conformity score of a probabilistic model f. We use LAC, s = 1 − p̂(y | x)</w:t>
+        <w:t xml:space="preserve">Instead of a single label, a triage system can also return a set of plausible labels. Let s(x, y; f) be a non-conformity score of a probabilistic model f. We use LAC, s = 1 − p̂(y | x)</w:t>
       </w:r>
       <w:r>
         <w:t xml:space="preserve"> </w:t>
@@ -3244,7 +2978,7 @@
         <w:t xml:space="preserve">(Sadinle et al., 2018)</w:t>
       </w:r>
       <w:r>
-        <w:t xml:space="preserve">, and deterministic APS, the total probability of classes at least as probable as y</w:t>
+        <w:t xml:space="preserve">, and deterministic APS, the total probability of all classes at least as probable as y</w:t>
       </w:r>
       <w:r>
         <w:t xml:space="preserve"> </w:t>
@@ -3253,7 +2987,7 @@
         <w:t xml:space="preserve">(Romano et al., 2020)</w:t>
       </w:r>
       <w:r>
-        <w:t xml:space="preserve">. Jackknife+ predicts the set C(x) = {y : #{i : sᵢ &lt; s(x, y; f₋ᵢ)} &lt; (1 − α)(n + 1)}, where sᵢ = s(xᵢ, yᵢ; f₋ᵢ)</w:t>
+        <w:t xml:space="preserve">. Jackknife+ returns C(x) = {y : #{i : sᵢ &lt; s(x, y; f₋ᵢ)} &lt; (1 − α)(n + 1)}, where sᵢ = s(xᵢ, yᵢ; f₋ᵢ)</w:t>
       </w:r>
       <w:r>
         <w:t xml:space="preserve"> </w:t>
@@ -3262,7 +2996,7 @@
         <w:t xml:space="preserve">(Barber et al., 2021)</w:t>
       </w:r>
       <w:r>
-        <w:t xml:space="preserve">. It requires every LOO model at every test point, which for ridge is available in closed form. With k(x, i) = x̃(x)ᵀA⁻¹x̃ᵢ = 1/n + (Vᵀψ)ᵀ</w:t>
+        <w:t xml:space="preserve">. It needs the prediction of every LOO model at every test point. For ridge regression these are available in closed form. With k(x, i) = x̃(x)ᵀA⁻¹x̃ᵢ = 1/n + (Vᵀψ)ᵀ</w:t>
       </w:r>
       <m:oMath>
         <m:sSub>
@@ -3585,7 +3319,7 @@
         <w:pStyle w:val="FirstParagraph"/>
       </w:pPr>
       <w:r>
-        <w:t xml:space="preserve">Each test point costs O(nK) after an O(pr) projection, and no model is refitted. This parallels the closed-form conformal ridge regression of</w:t>
+        <w:t xml:space="preserve">After an O(pr) projection each test point costs O(nK), and no model is refitted. This parallels the closed-form conformal ridge regression of</w:t>
       </w:r>
       <w:r>
         <w:t xml:space="preserve"> </w:t>
@@ -3594,7 +3328,7 @@
         <w:t xml:space="preserve">Nouretdinov et al. (2001)</w:t>
       </w:r>
       <w:r>
-        <w:t xml:space="preserve">, here applied to the jackknife+ construction and to classification scores that depend on both the LOO logits and the LOO leverages. Because λ, a and the scaler are fitted on all n examples, the coverage guarantee holds only approximately; we therefore assess coverage empirically (Section 6.5).</w:t>
+        <w:t xml:space="preserve">, applied here to jackknife+ and to classification scores that depend on both the LOO scores and the LOO leverages. Because λ, a and the standardisation are fitted on all n examples, the coverage guarantee holds only approximately, so we check coverage empirically (Section 6.7).</w:t>
       </w:r>
     </w:p>
     <w:p>
@@ -3607,7 +3341,7 @@
           <wp:inline>
             <wp:extent cx="5159173" cy="1948069"/>
             <wp:effectExtent b="0" l="0" r="0" t="0"/>
-            <wp:docPr descr="Fig. 1 Overview of LOOM. One thin SVD of the standardised random-kernel features gives, for every candidate penalty λ, the exact leave-one-out logits and held-out leverages; λ and the temperature a are fitted on these pairs. At test time the logits are divided by the square root of the relative leverage, and exact leave-one-out models give jackknife+ prediction sets" title="" id="32" name="Picture"/>
+            <wp:docPr descr="Fig. 1 How LOOM works. One thin SVD of the standardised random-kernel features gives, for every candidate penalty λ, the exact leave-one-out scores and held-out leverages, on which λ and the temperature a are fitted. For a new recording the scores are divided by the square root of its relative leverage, and the exact leave-one-out models give jackknife+ prediction sets" title="" id="32" name="Picture"/>
             <a:graphic>
               <a:graphicData uri="http://schemas.openxmlformats.org/drawingml/2006/picture">
                 <pic:pic>
@@ -3660,17 +3394,17 @@
         <w:t xml:space="preserve"> </w:t>
       </w:r>
       <w:r>
-        <w:t xml:space="preserve">Overview of LOOM. One thin SVD of the standardised random-kernel features gives, for every candidate penalty λ, the exact leave-one-out logits and held-out leverages; λ and the temperature a are fitted on these pairs. At test time the logits are divided by the square root of the relative leverage, and exact leave-one-out models give jackknife+ prediction sets</w:t>
+        <w:t xml:space="preserve">How LOOM works. One thin SVD of the standardised random-kernel features gives, for every candidate penalty λ, the exact leave-one-out scores and held-out leverages, on which λ and the temperature a are fitted. For a new recording the scores are divided by the square root of its relative leverage, and the exact leave-one-out models give jackknife+ prediction sets</w:t>
       </w:r>
     </w:p>
     <w:bookmarkEnd w:id="34"/>
-    <w:bookmarkStart w:id="35" w:name="complexity"/>
+    <w:bookmarkStart w:id="35" w:name="cost"/>
     <w:p>
       <w:pPr>
         <w:pStyle w:val="Heading2"/>
       </w:pPr>
       <w:r>
-        <w:t xml:space="preserve">4.6 Complexity</w:t>
+        <w:t xml:space="preserve">4.6 Cost</w:t>
       </w:r>
     </w:p>
     <w:p>
@@ -3678,12 +3412,12 @@
         <w:pStyle w:val="FirstParagraph"/>
       </w:pPr>
       <w:r>
-        <w:t xml:space="preserve">The SVD costs O(np·min(n, p)), as for the standard RidgeClassifierCV readout. Evaluating ten penalties, the LOO pairs and the temperature fits adds O(10·nr·K) operations. Prediction costs O(p(r + K)) per test series, compared with O(pK) for plain ridge. Memory is dominated by U and V (O((n + p)r)). In contrast, k-fold calibration needs k additional ridge fits, logistic regression an iterative solver per regularisation value, and an M-member ensemble M transforms and fits.</w:t>
+        <w:t xml:space="preserve">The SVD costs O(np·min(n, p)), the same as the standard RidgeClassifierCV readout. Ten penalties, the LOO pairs and the temperature fits add O(10·nr·K) operations. Prediction costs O(p(r + K)) per series instead of O(pK) for plain ridge, and memory is dominated by U and V, O((n + p)r) numbers. For comparison, k-fold calibration needs k additional ridge fits, logistic regression an iterative solver for each regularisation value, and an M-member ensemble M transforms and fits.</w:t>
       </w:r>
     </w:p>
     <w:bookmarkEnd w:id="35"/>
     <w:bookmarkEnd w:id="36"/>
-    <w:bookmarkStart w:id="45" w:name="experimental-setup"/>
+    <w:bookmarkStart w:id="46" w:name="experimental-setup"/>
     <w:p>
       <w:pPr>
         <w:pStyle w:val="Heading1"/>
@@ -3692,13 +3426,13 @@
         <w:t xml:space="preserve">5 Experimental setup</w:t>
       </w:r>
     </w:p>
-    <w:bookmarkStart w:id="40" w:name="data-and-protocol"/>
+    <w:bookmarkStart w:id="40" w:name="data"/>
     <w:p>
       <w:pPr>
         <w:pStyle w:val="Heading2"/>
       </w:pPr>
       <w:r>
-        <w:t xml:space="preserve">5.1 Data and protocol</w:t>
+        <w:t xml:space="preserve">5.1 Data</w:t>
       </w:r>
     </w:p>
     <w:p>
@@ -3718,7 +3452,7 @@
         <w:t xml:space="preserve"> </w:t>
       </w:r>
       <w:r>
-        <w:t xml:space="preserve">whose official files contain equal-length series without missing values (17 to 8,926 training series, lengths 15 to 2,844, 2 to 60 classes; Fig. 2). Each dataset is evaluated on the official split (resample 0) and on four stratified resamples that keep the official per-class training counts (numpy seeds 1–4), following the bake-off protocol</w:t>
+        <w:t xml:space="preserve">whose official files contain equal-length series without missing values. They have 17 to 8,926 training series, lengths from 15 to 2,844 and 2 to 60 classes (Fig. 2), and come from ECG and other medical signals, motion and gesture sensors, device and energy measurements, spectrographs, images converted to outlines, and simulations. Each dataset is evaluated on the official split and on four stratified resamples that keep the official number of training series per class, following the bake-off protocol</w:t>
       </w:r>
       <w:r>
         <w:t xml:space="preserve"> </w:t>
@@ -3736,7 +3470,7 @@
         <w:t xml:space="preserve">(Middlehurst et al., 2024a)</w:t>
       </w:r>
       <w:r>
-        <w:t xml:space="preserve">, 9,996 features) are fitted on the training part only; the transform seed of resample r is 1000·r. A leakage audit of the official splits found 16 datasets in which some test series exactly duplicate a training series (Online Resource 2, Table S1). Because all methods share the same features, duplicates affect all methods. We nevertheless report a sensitivity analysis without these datasets.</w:t>
+        <w:t xml:space="preserve">, 9,996 features) are fitted on the training part only. A check of the official splits found 16 datasets in which some test series are exact copies of training series (Online Resource 2, Table S1). Since all methods share the same features, this affects every method equally, but we also report results without these datasets.</w:t>
       </w:r>
     </w:p>
     <w:p>
@@ -3749,7 +3483,7 @@
           <wp:inline>
             <wp:extent cx="5532272" cy="2113212"/>
             <wp:effectExtent b="0" l="0" r="0" t="0"/>
-            <wp:docPr descr="Fig. 2 Distribution of training-set size, series length and number of classes over the UCR datasets used" title="" id="38" name="Picture"/>
+            <wp:docPr descr="Fig. 2 Training-set size, series length and number of classes of the UCR datasets used" title="" id="38" name="Picture"/>
             <a:graphic>
               <a:graphicData uri="http://schemas.openxmlformats.org/drawingml/2006/picture">
                 <pic:pic>
@@ -3802,7 +3536,7 @@
         <w:t xml:space="preserve"> </w:t>
       </w:r>
       <w:r>
-        <w:t xml:space="preserve">Distribution of training-set size, series length and number of classes over the UCR datasets used</w:t>
+        <w:t xml:space="preserve">Training-set size, series length and number of classes of the UCR datasets used</w:t>
       </w:r>
     </w:p>
     <w:bookmarkEnd w:id="40"/>
@@ -3820,7 +3554,7 @@
         <w:pStyle w:val="FirstParagraph"/>
       </w:pPr>
       <w:r>
-        <w:t xml:space="preserve">All readouts share identical MiniRocket features within a resample.</w:t>
+        <w:t xml:space="preserve">All readouts use the same MiniRocket features within a resample.</w:t>
       </w:r>
       <w:r>
         <w:t xml:space="preserve"> </w:t>
@@ -3836,7 +3570,7 @@
         <w:t xml:space="preserve"> </w:t>
       </w:r>
       <w:r>
-        <w:t xml:space="preserve">is the default output of ROCKET-family implementations.</w:t>
+        <w:t xml:space="preserve">is the default output of ROCKET-family implementations, and</w:t>
       </w:r>
       <w:r>
         <w:t xml:space="preserve"> </w:t>
@@ -3868,7 +3602,7 @@
         <w:t xml:space="preserve"> </w:t>
       </w:r>
       <w:r>
-        <w:t xml:space="preserve">fits a global LOO scale with λ selected jointly</w:t>
+        <w:t xml:space="preserve">fits a global LOO scale factor with λ chosen jointly</w:t>
       </w:r>
       <w:r>
         <w:t xml:space="preserve"> </w:t>
@@ -3877,7 +3611,7 @@
         <w:t xml:space="preserve">(Dempster et al., 2025)</w:t>
       </w:r>
       <w:r>
-        <w:t xml:space="preserve">, reimplemented without target smoothing as published.</w:t>
+        <w:t xml:space="preserve">; we reimplemented it without target smoothing, as published.</w:t>
       </w:r>
       <w:r>
         <w:t xml:space="preserve"> </w:t>
@@ -3893,7 +3627,7 @@
         <w:t xml:space="preserve"> </w:t>
       </w:r>
       <w:r>
-        <w:t xml:space="preserve">is temperature scaling with a stratified 80/20 split: the ridge (λ by LOO squared error) is fitted on 80 % and the temperature on the remaining 20 %.</w:t>
+        <w:t xml:space="preserve">is temperature scaling with a stratified 80/20 split.</w:t>
       </w:r>
       <w:r>
         <w:t xml:space="preserve"> </w:t>
@@ -3937,7 +3671,7 @@
         <w:t xml:space="preserve"> </w:t>
       </w:r>
       <w:r>
-        <w:t xml:space="preserve">with five-fold out-of-fold calibration and a final model fitted on all data.</w:t>
+        <w:t xml:space="preserve">with five-fold calibration.</w:t>
       </w:r>
       <w:r>
         <w:t xml:space="preserve"> </w:t>
@@ -3953,7 +3687,7 @@
         <w:t xml:space="preserve"> </w:t>
       </w:r>
       <w:r>
-        <w:t xml:space="preserve">is L2 logistic regression on standardised features, with C ∈ {10⁻³, 10⁻², 10⁻¹, 1} chosen by three-fold cross-validated log-loss; for cost reasons it is skipped on the four datasets with more than 2,000 training series.</w:t>
+        <w:t xml:space="preserve">is L2-regularised logistic regression with C ∈ {10⁻³, 10⁻², 10⁻¹, 1} chosen by three-fold cross-validated log-loss; for cost reasons it was skipped on the four datasets with more than 2,000 training series.</w:t>
       </w:r>
       <w:r>
         <w:t xml:space="preserve"> </w:t>
@@ -3985,7 +3719,7 @@
         <w:t xml:space="preserve"> </w:t>
       </w:r>
       <w:r>
-        <w:t xml:space="preserve">average five models fitted on independently seeded MiniRocket transforms, the analogue of deep ensembles. Two raw-series classifiers with native probabilities are also included:</w:t>
+        <w:t xml:space="preserve">average five models built on independently seeded MiniRocket transforms, the analogue of deep ensembles. Two classifiers that work on the raw series and produce their own probabilities complete the comparison:</w:t>
       </w:r>
       <w:r>
         <w:t xml:space="preserve"> </w:t>
@@ -4004,7 +3738,10 @@
         <w:t xml:space="preserve">(Dempster et al., 2024)</w:t>
       </w:r>
       <w:r>
-        <w:t xml:space="preserve">, on all resamples, and the</w:t>
+        <w:t xml:space="preserve"> </w:t>
+      </w:r>
+      <w:r>
+        <w:t xml:space="preserve">on all resamples, and the</w:t>
       </w:r>
       <w:r>
         <w:t xml:space="preserve"> </w:t>
@@ -4023,7 +3760,10 @@
         <w:t xml:space="preserve">(Middlehurst et al., 2021)</w:t>
       </w:r>
       <w:r>
-        <w:t xml:space="preserve">, in aeon’s MiniRocket-kernel configuration on the official split only, because the default configuration was computationally prohibitive (Online Resource 2).</w:t>
+        <w:t xml:space="preserve"> </w:t>
+      </w:r>
+      <w:r>
+        <w:t xml:space="preserve">in aeon’s MiniRocket-kernel configuration on the official split only, because the default configuration was too slow for our hardware (Online Resource 2).</w:t>
       </w:r>
     </w:p>
     <w:p>
@@ -4031,7 +3771,7 @@
         <w:pStyle w:val="BodyText"/>
       </w:pPr>
       <w:r>
-        <w:t xml:space="preserve">Ablations:</w:t>
+        <w:t xml:space="preserve">To see which parts of LOOM matter, we also ran eight variants: PreVal with target smoothing (that is, LOOM without leverage;</w:t>
       </w:r>
       <w:r>
         <w:t xml:space="preserve"> </w:t>
@@ -4044,13 +3784,7 @@
         <w:t xml:space="preserve">PreVal-smooth</w:t>
       </w:r>
       <w:r>
-        <w:t xml:space="preserve"> </w:t>
-      </w:r>
-      <w:r>
-        <w:t xml:space="preserve">(PreVal with target smoothing, i.e. LOOM without leverage);</w:t>
-      </w:r>
-      <w:r>
-        <w:t xml:space="preserve"> </w:t>
+        <w:t xml:space="preserve">), LOOM without smoothing (</w:t>
       </w:r>
       <w:r>
         <w:rPr>
@@ -4060,10 +3794,7 @@
         <w:t xml:space="preserve">LOOM-nosmooth</w:t>
       </w:r>
       <w:r>
-        <w:t xml:space="preserve">;</w:t>
-      </w:r>
-      <w:r>
-        <w:t xml:space="preserve"> </w:t>
+        <w:t xml:space="preserve">), a moderation strength b learned on the LOO pairs (</w:t>
       </w:r>
       <w:r>
         <w:rPr>
@@ -4073,13 +3804,7 @@
         <w:t xml:space="preserve">LOOM-free-b</w:t>
       </w:r>
       <w:r>
-        <w:t xml:space="preserve"> </w:t>
-      </w:r>
-      <w:r>
-        <w:t xml:space="preserve">(moderation 1/√(1 + b h) with b fitted on the LOO pairs);</w:t>
-      </w:r>
-      <w:r>
-        <w:t xml:space="preserve"> </w:t>
+        <w:t xml:space="preserve">), a finite strength c = 1 (</w:t>
       </w:r>
       <w:r>
         <w:rPr>
@@ -4089,13 +3814,7 @@
         <w:t xml:space="preserve">LOOM-finite-c1</w:t>
       </w:r>
       <w:r>
-        <w:t xml:space="preserve"> </w:t>
-      </w:r>
-      <w:r>
-        <w:t xml:space="preserve">(c = 1);</w:t>
-      </w:r>
-      <w:r>
-        <w:t xml:space="preserve"> </w:t>
+        <w:t xml:space="preserve">), leverage replaced by the mean squared distance to the five nearest training series (</w:t>
       </w:r>
       <w:r>
         <w:rPr>
@@ -4105,13 +3824,7 @@
         <w:t xml:space="preserve">LOOM-kNN</w:t>
       </w:r>
       <w:r>
-        <w:t xml:space="preserve"> </w:t>
-      </w:r>
-      <w:r>
-        <w:t xml:space="preserve">(leverage replaced by the mean squared Euclidean distance to the five nearest training series in the standardised feature space);</w:t>
-      </w:r>
-      <w:r>
-        <w:t xml:space="preserve"> </w:t>
+        <w:t xml:space="preserve">), the calibration fitted on in-sample instead of LOO pairs (</w:t>
       </w:r>
       <w:r>
         <w:rPr>
@@ -4121,13 +3834,7 @@
         <w:t xml:space="preserve">LOOM-insample</w:t>
       </w:r>
       <w:r>
-        <w:t xml:space="preserve"> </w:t>
-      </w:r>
-      <w:r>
-        <w:t xml:space="preserve">(calibrator fitted on in-sample instead of LOO pairs);</w:t>
-      </w:r>
-      <w:r>
-        <w:t xml:space="preserve"> </w:t>
+        <w:t xml:space="preserve">) or on an 80/20 split (</w:t>
       </w:r>
       <w:r>
         <w:rPr>
@@ -4137,13 +3844,7 @@
         <w:t xml:space="preserve">LOOM-holdout</w:t>
       </w:r>
       <w:r>
-        <w:t xml:space="preserve"> </w:t>
-      </w:r>
-      <w:r>
-        <w:t xml:space="preserve">(80/20 split instead of LOO pairs); and</w:t>
-      </w:r>
-      <w:r>
-        <w:t xml:space="preserve"> </w:t>
+        <w:t xml:space="preserve">), and λ chosen by the LOO squared error as in RidgeClassifierCV (</w:t>
       </w:r>
       <w:r>
         <w:rPr>
@@ -4153,20 +3854,17 @@
         <w:t xml:space="preserve">LOOM-lambdaSSE</w:t>
       </w:r>
       <w:r>
-        <w:t xml:space="preserve"> </w:t>
-      </w:r>
-      <w:r>
-        <w:t xml:space="preserve">(λ chosen by the LOO squared error, as in RidgeClassifierCV).</w:t>
+        <w:t xml:space="preserve">).</w:t>
       </w:r>
     </w:p>
     <w:bookmarkEnd w:id="41"/>
-    <w:bookmarkStart w:id="42" w:name="test-time-corruptions"/>
+    <w:bookmarkStart w:id="42" w:name="simulated-sensor-faults"/>
     <w:p>
       <w:pPr>
         <w:pStyle w:val="Heading2"/>
       </w:pPr>
       <w:r>
-        <w:t xml:space="preserve">5.3 Test-time corruptions</w:t>
+        <w:t xml:space="preserve">5.3 Simulated sensor faults</w:t>
       </w:r>
     </w:p>
     <w:p>
@@ -4174,26 +3872,17 @@
         <w:pStyle w:val="FirstParagraph"/>
       </w:pPr>
       <w:r>
-        <w:t xml:space="preserve">Six corruption families, each at three severities, are applied to the test series only, with amplitudes relative to each series’ standard deviation sd: Gaussian noise (σ ∈ {0.1, 0.3, 0.5}·sd); sinusoidal baseline wander (amplitude {0.25, 0.5, 1}·sd, frequency 0.5–2 cycles per series); a missing segment of {10, 20, 30} % of the length replaced by linear interpolation; impulse spikes of ±3 sd at {1, 3, 5} % of the time points; smooth monotone time warping with local slope in [1 − s, 1 + s], s ∈ {0.05, 0.1, 0.2}; and circular shifts of {5, 10, 20} % of the length. Random draws are seeded by the dataset, resample, family and severity, so every method sees identical inputs. Such perturbations model sensor noise, drift, dropouts, artefacts and misalignment, and similar operations are common augmentations</w:t>
-      </w:r>
-      <w:r>
-        <w:t xml:space="preserve"> </w:t>
-      </w:r>
-      <w:r>
-        <w:t xml:space="preserve">(Iwana and Uchida, 2021; Um et al., 2017)</w:t>
-      </w:r>
-      <w:r>
-        <w:t xml:space="preserve">.</w:t>
+        <w:t xml:space="preserve">We simulate six common kinds of sensor faults, each at three severities, and apply them to the test series only. Amplitudes are relative to each series’ standard deviation (sd). The six faults are broadband noise (Gaussian, σ ∈ {0.1, 0.3, 0.5}·sd), baseline wander or drift (a slow sinusoid of amplitude {0.25, 0.5, 1}·sd), signal dropout (a segment of {10, 20, 30} % of the series replaced by linear interpolation), impulse spikes such as electrode pops (±3 sd at {1, 3, 5} % of the time points), speed variation (a smooth time warp with local slope in [1 − s, 1 + s], s ∈ {0.05, 0.1, 0.2}), and misalignment (a circular shift of {5, 10, 20} % of the length). The random draws are seeded by dataset, resample, fault type and severity, so every method sees exactly the same damaged inputs.</w:t>
       </w:r>
     </w:p>
     <w:bookmarkEnd w:id="42"/>
-    <w:bookmarkStart w:id="43" w:name="metrics-and-statistical-analysis"/>
+    <w:bookmarkStart w:id="43" w:name="Xe61a7b268bcb8e064f3bbc519d5dfb614a6582c"/>
     <w:p>
       <w:pPr>
         <w:pStyle w:val="Heading2"/>
       </w:pPr>
       <w:r>
-        <w:t xml:space="preserve">5.4 Metrics and statistical analysis</w:t>
+        <w:t xml:space="preserve">5.4 Application study: triage with a human reviewer</w:t>
       </w:r>
     </w:p>
     <w:p>
@@ -4201,7 +3890,73 @@
         <w:pStyle w:val="FirstParagraph"/>
       </w:pPr>
       <w:r>
-        <w:t xml:space="preserve">The primary endpoint is the test negative log-likelihood (NLL, a strictly proper score). Secondary endpoints are the top-label expected calibration error (ECE, 15 equal-width bins), the Brier score, classwise ECE, accuracy, balanced accuracy, the area under the risk–coverage curve (AURC) for selective classification</w:t>
+        <w:t xml:space="preserve">The benchmark applies one fault type at a time to the whole test set. In practice, most recordings are fine and a few are damaged in different ways. The application study imitates this setting on twelve datasets from three domains:</w:t>
+      </w:r>
+      <w:r>
+        <w:t xml:space="preserve"> </w:t>
+      </w:r>
+      <w:r>
+        <w:rPr>
+          <w:iCs/>
+          <w:i/>
+        </w:rPr>
+        <w:t xml:space="preserve">heart monitoring</w:t>
+      </w:r>
+      <w:r>
+        <w:t xml:space="preserve"> </w:t>
+      </w:r>
+      <w:r>
+        <w:t xml:space="preserve">(ECG200, ECG5000, TwoLeadECG, NonInvasiveFetalECGThorax1),</w:t>
+      </w:r>
+      <w:r>
+        <w:t xml:space="preserve"> </w:t>
+      </w:r>
+      <w:r>
+        <w:rPr>
+          <w:iCs/>
+          <w:i/>
+        </w:rPr>
+        <w:t xml:space="preserve">wearable and motion sensing</w:t>
+      </w:r>
+      <w:r>
+        <w:t xml:space="preserve"> </w:t>
+      </w:r>
+      <w:r>
+        <w:t xml:space="preserve">(UWaveGestureLibraryX, CricketX, GunPoint, SemgHandGenderCh2) and</w:t>
+      </w:r>
+      <w:r>
+        <w:t xml:space="preserve"> </w:t>
+      </w:r>
+      <w:r>
+        <w:rPr>
+          <w:iCs/>
+          <w:i/>
+        </w:rPr>
+        <w:t xml:space="preserve">industrial and energy sensing</w:t>
+      </w:r>
+      <w:r>
+        <w:t xml:space="preserve"> </w:t>
+      </w:r>
+      <w:r>
+        <w:t xml:space="preserve">(Wafer, FreezerRegularTrain, PowerCons, RefrigerationDevices). Each test recording is independently faulty with probability 0.3. A faulty recording receives one fault that is plausible for its domain, at a random severity. For ECG, the faults are electrode noise, baseline wander from breathing or movement, electrode pops and lead-off segments. For wearables, they are noise, spikes, packet loss and changes in movement speed. For industrial sensors, they are noise, drift, spikes and dropouts. The classifier then works as a triage system: the share b of recordings with the lowest confidence (maximum predicted probability) goes to a human reviewer, and the rest is decided automatically. We report the error rate of the automatic decisions and the share of faulty recordings that end up in the review queue, at b = 20 % (with 10 % and 30 % in Online Resource 3). This study was designed after the benchmark results were known, but its protocol was written down before it was run (Online Resource 2, Section 10). It compares LOOM, PreVal, Holdout-TS, Ridge-Platt-CV5 and QUANT on the official split and four resamples.</w:t>
+      </w:r>
+    </w:p>
+    <w:bookmarkEnd w:id="43"/>
+    <w:bookmarkStart w:id="44" w:name="metrics-and-statistics"/>
+    <w:p>
+      <w:pPr>
+        <w:pStyle w:val="Heading2"/>
+      </w:pPr>
+      <w:r>
+        <w:t xml:space="preserve">5.5 Metrics and statistics</w:t>
+      </w:r>
+    </w:p>
+    <w:p>
+      <w:pPr>
+        <w:pStyle w:val="FirstParagraph"/>
+      </w:pPr>
+      <w:r>
+        <w:t xml:space="preserve">The primary measure is the test negative log-likelihood (NLL), a strictly proper score that rewards confident correct predictions and penalises confident mistakes. We also report the expected calibration error (ECE, 15 equal-width bins), the Brier score, accuracy, the area under the risk–coverage curve (AURC) for selective classification</w:t>
       </w:r>
       <w:r>
         <w:t xml:space="preserve"> </w:t>
@@ -4210,7 +3965,7 @@
         <w:t xml:space="preserve">(Geifman and El-Yaniv, 2017)</w:t>
       </w:r>
       <w:r>
-        <w:t xml:space="preserve">, and, under corruption, the AUROC for separating corrupted from clean test inputs by 1 − max p̂ (shift detection</w:t>
+        <w:t xml:space="preserve">, and, on damaged data, the AUROC for telling faulty from clean recordings by 1 − max p̂</w:t>
       </w:r>
       <w:r>
         <w:t xml:space="preserve"> </w:t>
@@ -4219,7 +3974,7 @@
         <w:t xml:space="preserve">(Hendrycks and Gimpel, 2017)</w:t>
       </w:r>
       <w:r>
-        <w:t xml:space="preserve">). For conformal sets (α = 0.1) we report empirical coverage, mean set size and the fraction of empty sets. The robustness endpoint of a dataset is its mean over the 18 corruption conditions.</w:t>
+        <w:t xml:space="preserve">. For prediction sets (α = 0.1) we report coverage, average set size and the share of empty sets. The robustness score of a dataset is its average over the 18 fault conditions.</w:t>
       </w:r>
     </w:p>
     <w:p>
@@ -4227,7 +3982,7 @@
         <w:pStyle w:val="BodyText"/>
       </w:pPr>
       <w:r>
-        <w:t xml:space="preserve">The unit of analysis is the dataset, with metrics averaged over the five resamples. LOOM is compared with every other method by the two-sided Wilcoxon signed-rank test</w:t>
+        <w:t xml:space="preserve">Datasets are the unit of analysis, with each metric averaged over the five resamples. We compare LOOM with each other method by the two-sided Wilcoxon signed-rank test</w:t>
       </w:r>
       <w:r>
         <w:t xml:space="preserve"> </w:t>
@@ -4236,7 +3991,10 @@
         <w:t xml:space="preserve">(Wilcoxon, 1945)</w:t>
       </w:r>
       <w:r>
-        <w:t xml:space="preserve">, with Holm’s correction within each table</w:t>
+        <w:t xml:space="preserve"> </w:t>
+      </w:r>
+      <w:r>
+        <w:t xml:space="preserve">with Holm’s correction within each table</w:t>
       </w:r>
       <w:r>
         <w:t xml:space="preserve"> </w:t>
@@ -4245,7 +4003,7 @@
         <w:t xml:space="preserve">(Holm, 1979)</w:t>
       </w:r>
       <w:r>
-        <w:t xml:space="preserve">, as recommended for comparisons over multiple datasets</w:t>
+        <w:t xml:space="preserve">, as recommended for comparisons across datasets</w:t>
       </w:r>
       <w:r>
         <w:t xml:space="preserve"> </w:t>
@@ -4254,7 +4012,7 @@
         <w:t xml:space="preserve">(Benavoli et al., 2016; Demšar, 2006)</w:t>
       </w:r>
       <w:r>
-        <w:t xml:space="preserve">. Paired differences are always reported as competitor − LOOM, so positive values favour LOOM for lower-is-better metrics (NLL, ECE, Brier) and negative values favour LOOM for accuracy and AUROC. We report the matched-pairs rank-biserial correlation</w:t>
+        <w:t xml:space="preserve">. A difference is called significant only if the Holm-adjusted p-value is below 0.05. The tables also give the number of datasets on which LOOM is better, equal or worse (W/D/L), the matched-pairs rank-biserial correlation</w:t>
       </w:r>
       <w:r>
         <w:t xml:space="preserve"> </w:t>
@@ -4286,23 +4044,44 @@
         <w:t xml:space="preserve"> </w:t>
       </w:r>
       <w:r>
+        <w:t xml:space="preserve">as effect size</w:t>
+      </w:r>
+      <w:r>
+        <w:t xml:space="preserve"> </w:t>
+      </w:r>
+      <w:r>
         <w:t xml:space="preserve">(Kerby, 2014)</w:t>
       </w:r>
       <w:r>
-        <w:t xml:space="preserve"> </w:t>
-      </w:r>
-      <w:r>
-        <w:t xml:space="preserve">as effect size, computed on the same differences (for NLL, ECE and Brier, positive values favour LOOM) and a percentile bootstrap 95 % confidence interval (10,000 draws) of the median paired difference. Friedman tests and mean ranks summarise all methods jointly. A difference is called significant only if the Holm-adjusted p-value is below 0.05. In the text, comparisons are reported as (W/D/L; Δ = median paired difference [bootstrap 95 % CI]; r_rb; p), where W/D/L counts the datasets on which LOOM is better/equal/worse and p is the Holm-adjusted Wilcoxon p-value. Spearman correlations in Section 6.9 are descriptive, and their p-values are not adjusted.</w:t>
-      </w:r>
-    </w:p>
-    <w:bookmarkEnd w:id="43"/>
-    <w:bookmarkStart w:id="44" w:name="Xe55f75cb7e0301beb59febdbfe2d17032f8b378"/>
+        <w:t xml:space="preserve">, and a bootstrap 95 % confidence interval of the median paired difference. In the text,</w:t>
+      </w:r>
+      <w:r>
+        <w:t xml:space="preserve"> </w:t>
+      </w:r>
+      <w:r>
+        <w:t xml:space="preserve">“</w:t>
+      </w:r>
+      <w:r>
+        <w:t xml:space="preserve">better on 108 of 114 datasets (p &lt; 0.001)</w:t>
+      </w:r>
+      <w:r>
+        <w:t xml:space="preserve">”</w:t>
+      </w:r>
+      <w:r>
+        <w:t xml:space="preserve"> </w:t>
+      </w:r>
+      <w:r>
+        <w:t xml:space="preserve">refers to these tests, and all p-values of comparisons are Holm-adjusted. Spearman correlations in Section 6.9 are descriptive, and their p-values are not adjusted.</w:t>
+      </w:r>
+    </w:p>
+    <w:bookmarkEnd w:id="44"/>
+    <w:bookmarkStart w:id="45" w:name="implementation-and-disclosure"/>
     <w:p>
       <w:pPr>
         <w:pStyle w:val="Heading2"/>
       </w:pPr>
       <w:r>
-        <w:t xml:space="preserve">5.5 Implementation and development disclosure</w:t>
+        <w:t xml:space="preserve">5.6 Implementation and disclosure</w:t>
       </w:r>
     </w:p>
     <w:p>
@@ -4310,7 +4089,7 @@
         <w:pStyle w:val="FirstParagraph"/>
       </w:pPr>
       <w:r>
-        <w:t xml:space="preserve">Everything is implemented in Python with NumPy, SciPy, scikit-learn and aeon. Each job runs on one CPU core of a 4-core machine without a GPU, and timings are wall-clock times in that setting. Unit tests check every closed-form identity in Eqs. (2), (3) and (6) against explicit refits to machine precision.</w:t>
+        <w:t xml:space="preserve">The code is written in Python with NumPy, SciPy, scikit-learn and aeon. Each job ran on one CPU core of a 4-core machine without a GPU, so the reported times are single-core wall-clock times. Unit tests compare every closed-form identity in Eqs. (2), (3) and (6) with explicit refits. A single script,</w:t>
       </w:r>
       <w:r>
         <w:t xml:space="preserve"> </w:t>
@@ -4322,37 +4101,161 @@
         <w:t xml:space="preserve">run_all.py</w:t>
       </w:r>
       <w:r>
-        <w:t xml:space="preserve"> </w:t>
-      </w:r>
-      <w:r>
-        <w:t xml:space="preserve">regenerates all results, tables and figures, and every number in this paper is read from machine-generated result files. The method was designed on eight randomly selected development datasets, and six further datasets were used for pipeline testing. Platt target smoothing and the APS score were added after these tests and before the benchmark. Results are also reported for the 100 datasets never used during development (Section 6.7).</w:t>
-      </w:r>
-      <w:r>
-        <w:t xml:space="preserve"> </w:t>
-      </w:r>
+        <w:t xml:space="preserve">, regenerates all results, tables and figures, and every number in this paper is read from the machine-generated result files. The method was developed on eight randomly selected datasets, and six more were used to test the pipeline; target smoothing and the APS score were added at that stage, before the benchmark. Results restricted to the 100 datasets never used during development are reported in Section 6.6.</w:t>
+      </w:r>
+    </w:p>
+    <w:p>
+      <w:pPr>
+        <w:pStyle w:val="BodyText"/>
+      </w:pPr>
+      <w:r>
+        <w:rPr>
+          <w:iCs/>
+          <w:i/>
+        </w:rPr>
+        <w:t xml:space="preserve">Use of AI tools.</w:t>
+      </w:r>
+      <w:r>
+        <w:t xml:space="preserve"> </w:t>
+      </w:r>
+      <w:r>
+        <w:t xml:space="preserve">As the journal requires, we state here that an AI assistant (Claude, Anthropic) was used for the literature search, for writing and running the code, and for drafting the text. All numbers were produced by the released code and inserted into the manuscript automatically from the result files. The authors take full responsibility for the content (see also the Statements and Declarations).</w:t>
+      </w:r>
+    </w:p>
+    <w:bookmarkEnd w:id="45"/>
+    <w:bookmarkEnd w:id="46"/>
+    <w:bookmarkStart w:id="77" w:name="results"/>
+    <w:p>
+      <w:pPr>
+        <w:pStyle w:val="Heading1"/>
+      </w:pPr>
+      <w:r>
+        <w:t xml:space="preserve">6 Results</w:t>
+      </w:r>
+    </w:p>
+    <w:p>
+      <w:pPr>
+        <w:pStyle w:val="FirstParagraph"/>
+      </w:pPr>
+      <w:r>
+        <w:t xml:space="preserve">Unless stated otherwise, every result uses all 114 datasets with the official split plus four resamples, and per-dataset values are averages over the resamples. Complete per-dataset results are in Online Resource 3 and the code repository.</w:t>
+      </w:r>
+    </w:p>
+    <w:bookmarkStart w:id="50" w:name="triage-of-faulty-recordings"/>
+    <w:p>
+      <w:pPr>
+        <w:pStyle w:val="Heading2"/>
+      </w:pPr>
+      <w:r>
+        <w:t xml:space="preserve">6.1 Triage of faulty recordings</w:t>
+      </w:r>
+    </w:p>
+    <w:p>
+      <w:pPr>
+        <w:pStyle w:val="FirstParagraph"/>
+      </w:pPr>
+      <w:r>
+        <w:t xml:space="preserve">We start with the practical question from the introduction. Fig. 3 shows what happens when each method decides on its own for the recordings it is most confident about and sends the rest to a human reviewer, on the twelve application datasets with 30 % faulty recordings.</w:t>
+      </w:r>
+    </w:p>
+    <w:p>
+      <w:pPr>
+        <w:pStyle w:val="CaptionedFigure"/>
+        <w:jc w:val="center"/>
+      </w:pPr>
+      <w:r>
+        <w:drawing>
+          <wp:inline>
+            <wp:extent cx="5753100" cy="2338992"/>
+            <wp:effectExtent b="0" l="0" r="0" t="0"/>
+            <wp:docPr descr="Fig. 3 Human-in-the-loop triage on twelve sensor datasets (heart monitoring, wearables, industrial sensing) in which 30 % of the recordings carry a sensor fault. Left: error rate of the automatic decisions as more recordings are sent to review. Right: share of the faulty recordings that end up in the review queue; the dotted line is what random selection would achieve. Curves are averages over datasets of the mean over five resamples" title="" id="48" name="Picture"/>
+            <a:graphic>
+              <a:graphicData uri="http://schemas.openxmlformats.org/drawingml/2006/picture">
+                <pic:pic>
+                  <pic:nvPicPr>
+                    <pic:cNvPr descr="/home/user/rp_c_3/Target_Journal_Submission/code/figures/fig_case_study.png" id="49" name="Picture"/>
+                    <pic:cNvPicPr>
+                      <a:picLocks noChangeArrowheads="1" noChangeAspect="1"/>
+                    </pic:cNvPicPr>
+                  </pic:nvPicPr>
+                  <pic:blipFill>
+                    <a:blip r:embed="rId47"/>
+                    <a:stretch>
+                      <a:fillRect/>
+                    </a:stretch>
+                  </pic:blipFill>
+                  <pic:spPr bwMode="auto">
+                    <a:xfrm>
+                      <a:off x="0" y="0"/>
+                      <a:ext cx="5753100" cy="2338992"/>
+                    </a:xfrm>
+                    <a:prstGeom prst="rect">
+                      <a:avLst/>
+                    </a:prstGeom>
+                    <a:noFill/>
+                    <a:ln w="9525">
+                      <a:noFill/>
+                      <a:headEnd/>
+                      <a:tailEnd/>
+                    </a:ln>
+                  </pic:spPr>
+                </pic:pic>
+              </a:graphicData>
+            </a:graphic>
+          </wp:inline>
+        </w:drawing>
+      </w:r>
+    </w:p>
+    <w:p>
+      <w:pPr>
+        <w:pStyle w:val="ImageCaption"/>
+      </w:pPr>
       <w:r>
         <w:rPr>
           <w:bCs/>
           <w:b/>
         </w:rPr>
-        <w:t xml:space="preserve">Use of a large language model.</w:t>
-      </w:r>
-      <w:r>
-        <w:t xml:space="preserve"> </w:t>
-      </w:r>
-      <w:r>
-        <w:t xml:space="preserve">As required by the journal, we document here that an AI assistant (Claude, Anthropic) was used for the literature search, for writing and running the code, and for drafting the text. All numerical results were produced by the released code and inserted into the manuscript automatically from the result files. The authors take full responsibility for the content (see also the Statements and Declarations).</w:t>
-      </w:r>
-    </w:p>
-    <w:bookmarkEnd w:id="44"/>
-    <w:bookmarkEnd w:id="45"/>
-    <w:bookmarkStart w:id="73" w:name="results"/>
-    <w:p>
-      <w:pPr>
-        <w:pStyle w:val="Heading1"/>
-      </w:pPr>
-      <w:r>
-        <w:t xml:space="preserve">6 Results</w:t>
+        <w:t xml:space="preserve">Fig. 3</w:t>
+      </w:r>
+      <w:r>
+        <w:t xml:space="preserve"> </w:t>
+      </w:r>
+      <w:r>
+        <w:t xml:space="preserve">Human-in-the-loop triage on twelve sensor datasets (heart monitoring, wearables, industrial sensing) in which 30 % of the recordings carry a sensor fault. Left: error rate of the automatic decisions as more recordings are sent to review. Right: share of the faulty recordings that end up in the review queue; the dotted line is what random selection would achieve. Curves are averages over datasets of the mean over five resamples</w:t>
+      </w:r>
+    </w:p>
+    <w:p>
+      <w:pPr>
+        <w:pStyle w:val="BodyText"/>
+      </w:pPr>
+      <w:r>
+        <w:t xml:space="preserve">With a review budget of 20 %, the clearest difference is in what reaches the reviewer. LOOM’s review queue contained a median of 45 % of the faulty recordings, against 25 % for PreVal, 26 % for hold-out temperature scaling, 27 % for Platt scaling and 38 % for QUANT; random selection would catch 20 %. LOOM caught more faulty recordings than PreVal on every one of the twelve datasets (12 of 12 datasets, p = 0.002). Against QUANT the advantage was smaller and not significant (8 of 12 datasets, p = 0.052, not significant).</w:t>
+      </w:r>
+    </w:p>
+    <w:p>
+      <w:pPr>
+        <w:pStyle w:val="BodyText"/>
+      </w:pPr>
+      <w:r>
+        <w:t xml:space="preserve">The errors that slip through automatically tell a more mixed story. LOOM’s median error rate among the automatic decisions was 4.2 %, about half that of PreVal (9.5 %), hold-out temperature scaling (9.9 %) and Platt scaling (8.7 %). Across datasets, however, only the difference to hold-out temperature scaling was significant (11 of 12 datasets, p = 0.010; against PreVal: 9 of 12 datasets, p = 0.056, not significant). QUANT had the lowest automatic error rate (1.6 %). It catches fewer faulty recordings than LOOM, but it classifies damaged recordings more accurately in the first place, so fewer of the recordings it keeps are wrong. With only twelve datasets these tests have limited power, and the medians should be read alongside the p-values. Results for budgets of 10 % and 30 % follow the same pattern (Online Resource 3).</w:t>
+      </w:r>
+    </w:p>
+    <w:p>
+      <w:pPr>
+        <w:pStyle w:val="BodyText"/>
+      </w:pPr>
+      <w:r>
+        <w:t xml:space="preserve">The advantage over PreVal in catching faults held in each domain. With a 20 % budget, LOOM’s review queue caught 55 % of the faulty ECG recordings (PreVal 33 %), 33 % of the faulty wearable recordings (PreVal 19 %) and 47 % of the faulty industrial recordings (PreVal 25 %). On a fault-free stream the methods behaved much more alike: the median automatic error rate at the same budget was 1.2 % for LOOM and 1.0 % for PreVal. LOOM therefore does not change how a system behaves on good data. Its benefit appears when some recordings are damaged, because it routes many more of them to the reviewer.</w:t>
+      </w:r>
+    </w:p>
+    <w:bookmarkEnd w:id="50"/>
+    <w:bookmarkStart w:id="51" w:name="calibration-on-clean-data"/>
+    <w:p>
+      <w:pPr>
+        <w:pStyle w:val="Heading2"/>
+      </w:pPr>
+      <w:r>
+        <w:t xml:space="preserve">6.2 Calibration on clean data</w:t>
       </w:r>
     </w:p>
     <w:p>
@@ -4360,24 +4263,15 @@
         <w:pStyle w:val="FirstParagraph"/>
       </w:pPr>
       <w:r>
-        <w:t xml:space="preserve">All results are computed on 114 datasets (official split plus four resamples unless stated otherwise); per-dataset values are means over resamples. Complete per-dataset results are in Online Resource 3 and the repository.</w:t>
-      </w:r>
-    </w:p>
-    <w:bookmarkStart w:id="46" w:name="in-distribution-calibration-rq1"/>
-    <w:p>
-      <w:pPr>
-        <w:pStyle w:val="Heading2"/>
-      </w:pPr>
-      <w:r>
-        <w:t xml:space="preserve">6.1 In-distribution calibration (RQ1)</w:t>
-      </w:r>
-    </w:p>
-    <w:p>
-      <w:pPr>
-        <w:pStyle w:val="FirstParagraph"/>
-      </w:pPr>
-      <w:r>
-        <w:t xml:space="preserve">Table 1 summarises clean test performance. LOOM has a median test NLL of 0.295. It is not significantly different from PreVal (W/D/L 50/0/64; Δ = -0.003 [-0.007, +0.001]; r_rb = -0.04; p = 1.000); better than Hold-out temperature scaling (W/D/L 86/0/28; Δ = +0.038 [+0.020, +0.070]; r_rb = 0.62; p &lt; 0.001); not significantly different from Ridge + Platt (5-fold) (W/D/L 54/0/56; Δ = -0.000 [-0.003, +0.004]; r_rb = 0.05; p = 1.000); and not significantly different from Logistic regression (CV) (W/D/L 53/0/56; Δ = -0.001 [-0.013, +0.010]; r_rb = -0.01; p = 1.000). The naive readouts are clearly worse: LOOM is better than Ridge softmax (T = 1) (W/D/L 110/0/4; Δ = +0.184 [+0.119, +0.273]; r_rb = 0.97; p &lt; 0.001) and better than Ridge one-hot (W/D/L 103/0/11; Δ = +2.696 [+1.578, +3.951]; r_rb = 0.96; p &lt; 0.001). For ECE, LOOM is worse than PreVal (W/D/L 29/0/85; Δ = -0.015 [-0.026, -0.006]; r_rb = -0.71; p &lt; 0.001); the target smoothing that keeps the temperature finite (Section 4.4) makes the model underconfident on datasets with few training series per class, which costs ECE (Sections 6.4 and 6.9). Accuracy is essentially unchanged: median accuracy 0.914 for LOOM versus 0.914 for PreVal (not significantly different), because both use the same ridge logits and differ only through the selected λ.</w:t>
+        <w:t xml:space="preserve">Table 1 summarises performance on the clean test sets. On clean data LOOM is as good as the best existing readouts, but not better. Its median NLL is 0.295. Compared with PreVal, LOOM is not significantly different (50 wins, 64 losses, p = 1.000), and the same holds against five-fold Platt scaling and cross-validated logistic regression (Table 1). Compared with hold-out temperature scaling, which gives up 20 % of the training data, LOOM is better on 86 of 114 datasets (p &lt; 0.001), and it is far better than the raw ridge outputs. Accuracy is essentially the same as PreVal’s (median 0.914 vs 0.914), since both use the same ridge scores.</w:t>
+      </w:r>
+    </w:p>
+    <w:p>
+      <w:pPr>
+        <w:pStyle w:val="BodyText"/>
+      </w:pPr>
+      <w:r>
+        <w:t xml:space="preserve">There is one cost. LOOM’s calibration error on clean data is higher than PreVal’s (median ECE 0.075 vs 0.040; LOOM worse on 85 of 114 datasets; p &lt; 0.001). The cause is the target smoothing of Section 4.4, which makes LOOM slightly underconfident when there are few training series per class (Section 6.9).</w:t>
       </w:r>
     </w:p>
     <w:p>
@@ -4395,7 +4289,7 @@
         <w:t xml:space="preserve"> </w:t>
       </w:r>
       <w:r>
-        <w:t xml:space="preserve">Clean test performance (median over datasets of the mean over five resamples). Mean rank, W/D/L, rank-biserial correlation (r_rb) and Holm-adjusted Wilcoxon p-value refer to NLL; W/D/L counts datasets on which LOOM is better/equal/worse</w:t>
+        <w:t xml:space="preserve">Clean test data: median over datasets of the mean over five resamples. Mean rank, W/D/L (datasets on which LOOM is better/equal/worse), rank-biserial correlation r_rb and Holm-adjusted Wilcoxon p-value refer to NLL</w:t>
       </w:r>
     </w:p>
     <w:tbl>
@@ -4404,7 +4298,7 @@
         <w:tblW w:type="pct" w:w="5000"/>
         <w:tblLook w:firstRow="1" w:lastRow="0" w:firstColumn="0" w:lastColumn="0" w:noHBand="0" w:noVBand="0" w:val="0020"/>
         <w:jc w:val="start"/>
-        <w:tblCaption w:val="Table 1 Clean test performance (median over datasets of the mean over five resamples). Mean rank, W/D/L, rank-biserial correlation (r_rb) and Holm-adjusted Wilcoxon p-value refer to NLL; W/D/L counts datasets on which LOOM is better/equal/worse"/>
+        <w:tblCaption w:val="Table 1 Clean test data: median over datasets of the mean over five resamples. Mean rank, W/D/L (datasets on which LOOM is better/equal/worse), rank-biserial correlation r_rb and Holm-adjusted Wilcoxon p-value refer to NLL"/>
         <w:tblBorders>
           <w:top w:val="single" w:sz="8" w:color="000000"/>
           <w:bottom w:val="single" w:sz="8" w:color="000000"/>
@@ -6200,14 +6094,14 @@
         </w:tc>
       </w:tr>
     </w:tbl>
-    <w:bookmarkEnd w:id="46"/>
-    <w:bookmarkStart w:id="59" w:name="X1343fe2dfa1e78e868378363e754239849ba471"/>
+    <w:bookmarkEnd w:id="51"/>
+    <w:bookmarkStart w:id="64" w:name="behaviour-under-sensor-faults"/>
     <w:p>
       <w:pPr>
         <w:pStyle w:val="Heading2"/>
       </w:pPr>
       <w:r>
-        <w:t xml:space="preserve">6.2 Behaviour under test-time corruptions (RQ3)</w:t>
+        <w:t xml:space="preserve">6.3 Behaviour under sensor faults</w:t>
       </w:r>
     </w:p>
     <w:p>
@@ -6219,13 +6113,48 @@
           <w:bCs/>
           <w:b/>
         </w:rPr>
-        <w:t xml:space="preserve">Leverage reacts to corruption.</w:t>
-      </w:r>
-      <w:r>
-        <w:t xml:space="preserve"> </w:t>
-      </w:r>
-      <w:r>
-        <w:t xml:space="preserve">For clean test series the median ratio h(x)/h_ref is 1.01, confirming that exact held-out leverages are on the scale of in-distribution test leverages. Under corruption the ratio grows with severity, for example to 30.3 for strong Gaussian noise, 6.5 for strong baseline wander, 8.9 for a 30 % missing segment and 3.5 for a 20 % circular shift (Fig. 3).</w:t>
+        <w:t xml:space="preserve">Leverage reacts to faults.</w:t>
+      </w:r>
+      <w:r>
+        <w:t xml:space="preserve"> </w:t>
+      </w:r>
+      <w:r>
+        <w:t xml:space="preserve">For clean test series the median ratio h(x)/</w:t>
+      </w:r>
+      <m:oMath>
+        <m:sSub>
+          <m:e>
+            <m:r>
+              <m:t>h</m:t>
+            </m:r>
+          </m:e>
+          <m:sub>
+            <m:r>
+              <m:rPr>
+                <m:sty m:val="p"/>
+              </m:rPr>
+              <m:t>r</m:t>
+            </m:r>
+            <m:r>
+              <m:rPr>
+                <m:sty m:val="p"/>
+              </m:rPr>
+              <m:t>e</m:t>
+            </m:r>
+            <m:r>
+              <m:rPr>
+                <m:sty m:val="p"/>
+              </m:rPr>
+              <m:t>f</m:t>
+            </m:r>
+          </m:sub>
+        </m:sSub>
+      </m:oMath>
+      <w:r>
+        <w:t xml:space="preserve"> </w:t>
+      </w:r>
+      <w:r>
+        <w:t xml:space="preserve">is 1.01, so the held-out leverages computed during training are on the same scale as the leverages of new clean recordings. Under faults the ratio grows with severity: at the highest severity it reaches 30.5 for noise, 29.8 for spikes, 8.7 for a 30 % dropout, 6.3 for baseline wander and 3.5 for misalignment, but only 1.26 for speed variation (Fig. 4).</w:t>
       </w:r>
     </w:p>
     <w:p>
@@ -6237,13 +6166,13 @@
           <w:bCs/>
           <w:b/>
         </w:rPr>
-        <w:t xml:space="preserve">Calibration under corruption.</w:t>
-      </w:r>
-      <w:r>
-        <w:t xml:space="preserve"> </w:t>
-      </w:r>
-      <w:r>
-        <w:t xml:space="preserve">Averaged over the 18 corruption conditions (Table 2), LOOM has a median NLL of 0.738 against 1.728 for PreVal. LOOM is better than PreVal (W/D/L 108/0/6; Δ = +0.704 [+0.389, +1.292]; r_rb = 0.97; p &lt; 0.001), better than Hold-out temperature scaling (W/D/L 110/0/4; Δ = +1.119 [+0.805, +1.998]; r_rb = 0.99; p &lt; 0.001), better than Logistic regression (CV) (W/D/L 104/0/5; Δ = +0.959 [+0.663, +1.230]; r_rb = 0.97; p &lt; 0.001) and not significantly different from QUANT (W/D/L 43/0/69; Δ = -0.037 [-0.060, -0.006]; r_rb = -0.12; p = 0.253). For ECE under corruption LOOM is better than PreVal (W/D/L 80/0/34; Δ = +0.025 [+0.016, +0.037]; r_rb = 0.44; p &lt; 0.001). Accuracy under corruption is almost identical for LOOM, PreVal and the uncalibrated ridge, which share the same logits up to the selected λ (median 0.694 vs 0.692); the improvement comes from lower confidence on the misclassified corrupted series, visible in the pooled reliability diagrams (Fig. 6). LOOM also flags corrupted inputs: the median AUROC for separating corrupted from clean test series by 1 − max p̂ is 0.765 for LOOM versus 0.563 for PreVal (significantly better).</w:t>
+        <w:t xml:space="preserve">Probabilities under faults.</w:t>
+      </w:r>
+      <w:r>
+        <w:t xml:space="preserve"> </w:t>
+      </w:r>
+      <w:r>
+        <w:t xml:space="preserve">Averaged over the 18 fault conditions (Table 2), LOOM’s median NLL is 0.738, against 1.728 for PreVal. Compared with PreVal, LOOM is better on 108 of 114 datasets (p &lt; 0.001), and it is also better than hold-out temperature scaling, Platt and isotonic calibration and logistic regression (Table 2). Accuracy is unchanged, because LOOM and PreVal share the same ridge scores (median 0.694 vs 0.692). The gain comes entirely from lower confidence on the damaged recordings that are misclassified, which is visible in the reliability diagrams of Fig. 7. The same mechanism makes faulty recordings easier to spot. The median AUROC for telling faulty from clean recordings by 1 − max p̂ is 0.765 for LOOM and 0.563 for PreVal, where 0.5 means no separation at all. Fig. 5 shows how the gap opens as the faults become stronger, and Fig. 6 shows the per-dataset picture.</w:t>
       </w:r>
     </w:p>
     <w:p>
@@ -6261,7 +6190,7 @@
         <w:t xml:space="preserve"> </w:t>
       </w:r>
       <w:r>
-        <w:t xml:space="preserve">Performance under test-time corruption: per-dataset mean over 18 conditions (six families × three severities), then median over datasets. Statistics as in Table 1 (NLL)</w:t>
+        <w:t xml:space="preserve">Damaged test data: per-dataset mean over 18 conditions (six fault types × three severities), then median over datasets. Statistics as in Table 1 (NLL)</w:t>
       </w:r>
     </w:p>
     <w:tbl>
@@ -6270,7 +6199,7 @@
         <w:tblW w:type="pct" w:w="5000"/>
         <w:tblLook w:firstRow="1" w:lastRow="0" w:firstColumn="0" w:lastColumn="0" w:noHBand="0" w:noVBand="0" w:val="0020"/>
         <w:jc w:val="start"/>
-        <w:tblCaption w:val="Table 2 Performance under test-time corruption: per-dataset mean over 18 conditions (six families × three severities), then median over datasets. Statistics as in Table 1 (NLL)"/>
+        <w:tblCaption w:val="Table 2 Damaged test data: per-dataset mean over 18 conditions (six fault types × three severities), then median over datasets. Statistics as in Table 1 (NLL)"/>
         <w:tblBorders>
           <w:top w:val="single" w:sz="8" w:color="000000"/>
           <w:bottom w:val="single" w:sz="8" w:color="000000"/>
@@ -8076,18 +8005,18 @@
           <wp:inline>
             <wp:extent cx="5465445" cy="2130545"/>
             <wp:effectExtent b="0" l="0" r="0" t="0"/>
-            <wp:docPr descr="Fig. 3 Distribution over datasets of the median test leverage ratio h(x)/h_ref (log scale) for clean test data and each corruption family at severities 1–3" title="" id="48" name="Picture"/>
+            <wp:docPr descr="Fig. 4 How far faulty recordings move away from the training data: distribution over datasets of the median leverage ratio h(x)/h_ref (log scale) for clean data and each fault type at severities 1–3" title="" id="53" name="Picture"/>
             <a:graphic>
               <a:graphicData uri="http://schemas.openxmlformats.org/drawingml/2006/picture">
                 <pic:pic>
                   <pic:nvPicPr>
-                    <pic:cNvPr descr="/home/user/rp_c_3/Target_Journal_Submission/code/figures/fig_leverage_ratio.png" id="49" name="Picture"/>
+                    <pic:cNvPr descr="/home/user/rp_c_3/Target_Journal_Submission/code/figures/fig_leverage_ratio.png" id="54" name="Picture"/>
                     <pic:cNvPicPr>
                       <a:picLocks noChangeArrowheads="1" noChangeAspect="1"/>
                     </pic:cNvPicPr>
                   </pic:nvPicPr>
                   <pic:blipFill>
-                    <a:blip r:embed="rId47"/>
+                    <a:blip r:embed="rId52"/>
                     <a:stretch>
                       <a:fillRect/>
                     </a:stretch>
@@ -8123,13 +8052,13 @@
           <w:bCs/>
           <w:b/>
         </w:rPr>
-        <w:t xml:space="preserve">Fig. 3</w:t>
-      </w:r>
-      <w:r>
-        <w:t xml:space="preserve"> </w:t>
-      </w:r>
-      <w:r>
-        <w:t xml:space="preserve">Distribution over datasets of the median test leverage ratio h(x)/h_ref (log scale) for clean test data and each corruption family at severities 1–3</w:t>
+        <w:t xml:space="preserve">Fig. 4</w:t>
+      </w:r>
+      <w:r>
+        <w:t xml:space="preserve"> </w:t>
+      </w:r>
+      <w:r>
+        <w:t xml:space="preserve">How far faulty recordings move away from the training data: distribution over datasets of the median leverage ratio h(x)/h_ref (log scale) for clean data and each fault type at severities 1–3</w:t>
       </w:r>
     </w:p>
     <w:p>
@@ -8142,18 +8071,18 @@
           <wp:inline>
             <wp:extent cx="5753100" cy="3465091"/>
             <wp:effectExtent b="0" l="0" r="0" t="0"/>
-            <wp:docPr descr="Fig. 4 Median test NLL over datasets versus corruption severity for each family (severity 0 = clean)" title="" id="51" name="Picture"/>
+            <wp:docPr descr="Fig. 5 Median test NLL over datasets against fault severity for each fault type (severity 0 = clean)" title="" id="56" name="Picture"/>
             <a:graphic>
               <a:graphicData uri="http://schemas.openxmlformats.org/drawingml/2006/picture">
                 <pic:pic>
                   <pic:nvPicPr>
-                    <pic:cNvPr descr="/home/user/rp_c_3/Target_Journal_Submission/code/figures/fig_robustness_nll.png" id="52" name="Picture"/>
+                    <pic:cNvPr descr="/home/user/rp_c_3/Target_Journal_Submission/code/figures/fig_robustness_nll.png" id="57" name="Picture"/>
                     <pic:cNvPicPr>
                       <a:picLocks noChangeArrowheads="1" noChangeAspect="1"/>
                     </pic:cNvPicPr>
                   </pic:nvPicPr>
                   <pic:blipFill>
-                    <a:blip r:embed="rId50"/>
+                    <a:blip r:embed="rId55"/>
                     <a:stretch>
                       <a:fillRect/>
                     </a:stretch>
@@ -8189,13 +8118,13 @@
           <w:bCs/>
           <w:b/>
         </w:rPr>
-        <w:t xml:space="preserve">Fig. 4</w:t>
-      </w:r>
-      <w:r>
-        <w:t xml:space="preserve"> </w:t>
-      </w:r>
-      <w:r>
-        <w:t xml:space="preserve">Median test NLL over datasets versus corruption severity for each family (severity 0 = clean)</w:t>
+        <w:t xml:space="preserve">Fig. 5</w:t>
+      </w:r>
+      <w:r>
+        <w:t xml:space="preserve"> </w:t>
+      </w:r>
+      <w:r>
+        <w:t xml:space="preserve">Median test NLL over datasets against fault severity for each fault type (severity 0 = clean)</w:t>
       </w:r>
     </w:p>
     <w:p>
@@ -8208,18 +8137,18 @@
           <wp:inline>
             <wp:extent cx="5465445" cy="2480007"/>
             <wp:effectExtent b="0" l="0" r="0" t="0"/>
-            <wp:docPr descr="Fig. 5 Per-dataset NLL of LOOM versus PreVal on clean data (left) and averaged over the 18 corruption conditions (right); points below the diagonal favour LOOM. NLL values below 10⁻³ (datasets whose LOO predictions separate the classes perfectly, where unsmoothed PreVal becomes almost deterministic) are drawn at 10⁻³" title="" id="54" name="Picture"/>
+            <wp:docPr descr="Fig. 6 Per-dataset NLL of LOOM against PreVal on clean data (left) and averaged over the 18 fault conditions (right); points below the diagonal favour LOOM. NLL values below 10⁻³ (datasets whose LOO predictions separate the classes perfectly, where unsmoothed PreVal becomes almost deterministic) are drawn at 10⁻³" title="" id="59" name="Picture"/>
             <a:graphic>
               <a:graphicData uri="http://schemas.openxmlformats.org/drawingml/2006/picture">
                 <pic:pic>
                   <pic:nvPicPr>
-                    <pic:cNvPr descr="/home/user/rp_c_3/Target_Journal_Submission/code/figures/fig_scatter_loom_vs_preval.png" id="55" name="Picture"/>
+                    <pic:cNvPr descr="/home/user/rp_c_3/Target_Journal_Submission/code/figures/fig_scatter_loom_vs_preval.png" id="60" name="Picture"/>
                     <pic:cNvPicPr>
                       <a:picLocks noChangeArrowheads="1" noChangeAspect="1"/>
                     </pic:cNvPicPr>
                   </pic:nvPicPr>
                   <pic:blipFill>
-                    <a:blip r:embed="rId53"/>
+                    <a:blip r:embed="rId58"/>
                     <a:stretch>
                       <a:fillRect/>
                     </a:stretch>
@@ -8255,13 +8184,13 @@
           <w:bCs/>
           <w:b/>
         </w:rPr>
-        <w:t xml:space="preserve">Fig. 5</w:t>
-      </w:r>
-      <w:r>
-        <w:t xml:space="preserve"> </w:t>
-      </w:r>
-      <w:r>
-        <w:t xml:space="preserve">Per-dataset NLL of LOOM versus PreVal on clean data (left) and averaged over the 18 corruption conditions (right); points below the diagonal favour LOOM. NLL values below 10⁻³ (datasets whose LOO predictions separate the classes perfectly, where unsmoothed PreVal becomes almost deterministic) are drawn at 10⁻³</w:t>
+        <w:t xml:space="preserve">Fig. 6</w:t>
+      </w:r>
+      <w:r>
+        <w:t xml:space="preserve"> </w:t>
+      </w:r>
+      <w:r>
+        <w:t xml:space="preserve">Per-dataset NLL of LOOM against PreVal on clean data (left) and averaged over the 18 fault conditions (right); points below the diagonal favour LOOM. NLL values below 10⁻³ (datasets whose LOO predictions separate the classes perfectly, where unsmoothed PreVal becomes almost deterministic) are drawn at 10⁻³</w:t>
       </w:r>
     </w:p>
     <w:p>
@@ -8274,18 +8203,18 @@
           <wp:inline>
             <wp:extent cx="5465445" cy="2322879"/>
             <wp:effectExtent b="0" l="0" r="0" t="0"/>
-            <wp:docPr descr="Fig. 6 Reliability diagrams pooled over all datasets and resamples for clean test data (left) and severity-3 corruptions (right). Bins with fewer than 200 pooled test predictions are not drawn; the pooled ECE in the legend uses all bins and differs from the per-dataset ECE medians of Tables 1–2" title="" id="57" name="Picture"/>
+            <wp:docPr descr="Fig. 7 Reliability diagrams pooled over all datasets and resamples for clean data (left) and the strongest faults (right). Bins with fewer than 200 pooled predictions are not drawn; the pooled ECE in the legend uses all bins and differs from the per-dataset medians of Tables 1 and 2" title="" id="62" name="Picture"/>
             <a:graphic>
               <a:graphicData uri="http://schemas.openxmlformats.org/drawingml/2006/picture">
                 <pic:pic>
                   <pic:nvPicPr>
-                    <pic:cNvPr descr="/home/user/rp_c_3/Target_Journal_Submission/code/figures/fig_reliability.png" id="58" name="Picture"/>
+                    <pic:cNvPr descr="/home/user/rp_c_3/Target_Journal_Submission/code/figures/fig_reliability.png" id="63" name="Picture"/>
                     <pic:cNvPicPr>
                       <a:picLocks noChangeArrowheads="1" noChangeAspect="1"/>
                     </pic:cNvPicPr>
                   </pic:nvPicPr>
                   <pic:blipFill>
-                    <a:blip r:embed="rId56"/>
+                    <a:blip r:embed="rId61"/>
                     <a:stretch>
                       <a:fillRect/>
                     </a:stretch>
@@ -8321,23 +8250,23 @@
           <w:bCs/>
           <w:b/>
         </w:rPr>
-        <w:t xml:space="preserve">Fig. 6</w:t>
-      </w:r>
-      <w:r>
-        <w:t xml:space="preserve"> </w:t>
-      </w:r>
-      <w:r>
-        <w:t xml:space="preserve">Reliability diagrams pooled over all datasets and resamples for clean test data (left) and severity-3 corruptions (right). Bins with fewer than 200 pooled test predictions are not drawn; the pooled ECE in the legend uses all bins and differs from the per-dataset ECE medians of Tables 1–2</w:t>
-      </w:r>
-    </w:p>
-    <w:bookmarkEnd w:id="59"/>
-    <w:bookmarkStart w:id="60" w:name="X9addcf000060219d9f09bdfc06f6438b62fce62"/>
+        <w:t xml:space="preserve">Fig. 7</w:t>
+      </w:r>
+      <w:r>
+        <w:t xml:space="preserve"> </w:t>
+      </w:r>
+      <w:r>
+        <w:t xml:space="preserve">Reliability diagrams pooled over all datasets and resamples for clean data (left) and the strongest faults (right). Bins with fewer than 200 pooled predictions are not drawn; the pooled ECE in the legend uses all bins and differs from the per-dataset medians of Tables 1 and 2</w:t>
+      </w:r>
+    </w:p>
+    <w:bookmarkEnd w:id="64"/>
+    <w:bookmarkStart w:id="65" w:name="X1d9986b0ac438f8f0ce6a9fa83a0bed4065d825"/>
     <w:p>
       <w:pPr>
         <w:pStyle w:val="Heading2"/>
       </w:pPr>
       <w:r>
-        <w:t xml:space="preserve">6.3 Ensembles, QUANT and the Arsenal (official split)</w:t>
+        <w:t xml:space="preserve">6.4 Comparison with ensembles and raw-series classifiers</w:t>
       </w:r>
     </w:p>
     <w:p>
@@ -8345,7 +8274,23 @@
         <w:pStyle w:val="FirstParagraph"/>
       </w:pPr>
       <w:r>
-        <w:t xml:space="preserve">Table 3 compares LOOM with five-member ensembles and the two raw-series probabilistic classifiers on the official split. On clean data LOOM is worse than PreVal, 5-seed ensemble (W/D/L 31/0/83; Δ = -0.020 [-0.030, -0.012]; r_rb = -0.46; p &lt; 0.001), better than QUANT (W/D/L 69/0/43; Δ = +0.028 [+0.004, +0.062]; r_rb = 0.31; p = 0.005) and better than Arsenal (W/D/L 92/0/19; Δ = +1.404 [+0.923, +1.981]; r_rb = 0.93; p &lt; 0.001). Because the Arsenal was evaluated on clean and severity-3 data only, the corrupted-data comparison in this section uses the six severity-3 conditions for every method (a correction made after the results were first inspected, when an earlier version had averaged the other methods over all 18 conditions; Online Resource 2). Under these strongest corruptions, LOOM is better than PreVal, 5-seed ensemble (W/D/L 104/0/10; Δ = +0.654 [+0.512, +0.784]; r_rb = 0.94; p &lt; 0.001), worse than QUANT (W/D/L 35/0/77; Δ = -0.050 [-0.093, -0.030]; r_rb = -0.23; p = 0.032) and better than Arsenal (W/D/L 108/0/3; Δ = +6.249 [+5.103, +6.941]; r_rb = 1.00; p &lt; 0.001). The Arsenal’s high NLL is largely caused by its vote-based probabilities, which often assign exactly zero probability to the true class: in the Brier score, which is bounded, the clean comparison is much closer (median 0.171 vs 0.163 for LOOM; LOOM is better than Arsenal (W/D/L 67/0/44; Δ = +0.007 [+0.002, +0.018]; r_rb = 0.43; p &lt; 0.001)), while under severity-3 corruption LOOM is better than Arsenal (W/D/L 94/0/17; Δ = +0.129 [+0.107, +0.150]; r_rb = 0.83; p &lt; 0.001) in Brier score. The comparison with QUANT depends on the corruption strength: averaged over all 18 conditions and five resamples (Table 2) the two are not significantly different, but at severity 3 QUANT is significantly better (see above). The overall parity with QUANT hides a dependence on the corruption type (Fig. 4): at severity 3, QUANT has the lower median NLL for baseline wander, missing segments and spikes, and LOOM for Gaussian noise, time warping and circular shifts. We did not investigate the cause of this difference; it concerns the feature representation (raw-series quantiles versus random convolutions) rather than the readout, so LOOM-style moderation of a QUANT-like model is a possible extension. Averaging five LOOM models gives a median clean NLL of 0.329 and a severity-3 NLL of 1.003 (single LOOM: 0.331 and 1.020).</w:t>
+        <w:t xml:space="preserve">Table 3 compares LOOM with five-member ensembles and with the two classifiers that work on the raw series, on the official split. The Arsenal was only run on clean data and the strongest faults, so this comparison uses the six severity-3 conditions for every method. (An earlier version of the analysis averaged the other methods over all 18 conditions; we corrected this after seeing the results, and the correction works against LOOM. Online Resource 2 documents the change.)</w:t>
+      </w:r>
+    </w:p>
+    <w:p>
+      <w:pPr>
+        <w:pStyle w:val="BodyText"/>
+      </w:pPr>
+      <w:r>
+        <w:t xml:space="preserve">On clean data a five-seed PreVal ensemble is slightly better than a single LOOM model (LOOM worse on 83 of 114 datasets; p &lt; 0.001), while LOOM beats QUANT (LOOM better on 69 of 112 datasets; p = 0.005) and the Arsenal. Under the strongest faults LOOM beats the PreVal ensemble (LOOM better on 104 of 114 datasets; p &lt; 0.001) and the Arsenal, but QUANT does better than LOOM (LOOM worse on 77 of 112 datasets; p = 0.032). Averaged over all 18 conditions and five resamples, LOOM and QUANT do not differ significantly (Table 2). Which one is better depends on the type of fault (Fig. 5): at the highest severity QUANT has the lower median NLL for baseline wander, dropouts and spikes, and LOOM for noise, speed variation and misalignment. We did not investigate the reason. It concerns the features (quantiles of the raw series versus random convolutions) rather than the readout, so applying a LOOM-style correction to a QUANT-like model is a natural next step.</w:t>
+      </w:r>
+    </w:p>
+    <w:p>
+      <w:pPr>
+        <w:pStyle w:val="BodyText"/>
+      </w:pPr>
+      <w:r>
+        <w:t xml:space="preserve">The Arsenal’s poor NLL deserves a comment. Its probabilities are weighted votes of its members, and they often give exactly zero probability to the true class, which the logarithm in the NLL punishes without limit. The bounded Brier score gives a fairer picture. On clean data the gap is small (median 0.171 vs 0.163 for LOOM), while under strong faults LOOM is still clearly ahead (LOOM better on 94 of 111 datasets; p &lt; 0.001). Averaging five LOOM models helps only a little (median severity-3 NLL 1.003 vs 1.020 for a single model).</w:t>
       </w:r>
     </w:p>
     <w:p>
@@ -8363,7 +8308,7 @@
         <w:t xml:space="preserve"> </w:t>
       </w:r>
       <w:r>
-        <w:t xml:space="preserve">Official split, severity-3 corruptions (per-dataset mean over the six severity-3 conditions, then median over datasets). Statistics as in Table 1 (NLL)</w:t>
+        <w:t xml:space="preserve">Official split under the strongest faults (per-dataset mean over the six severity-3 conditions, then median over datasets). Statistics as in Table 1 (NLL)</w:t>
       </w:r>
     </w:p>
     <w:tbl>
@@ -8372,7 +8317,7 @@
         <w:tblW w:type="pct" w:w="5000"/>
         <w:tblLook w:firstRow="1" w:lastRow="0" w:firstColumn="0" w:lastColumn="0" w:noHBand="0" w:noVBand="0" w:val="0020"/>
         <w:jc w:val="start"/>
-        <w:tblCaption w:val="Table 3 Official split, severity-3 corruptions (per-dataset mean over the six severity-3 conditions, then median over datasets). Statistics as in Table 1 (NLL)"/>
+        <w:tblCaption w:val="Table 3 Official split under the strongest faults (per-dataset mean over the six severity-3 conditions, then median over datasets). Statistics as in Table 1 (NLL)"/>
         <w:tblBorders>
           <w:top w:val="single" w:sz="8" w:color="000000"/>
           <w:bottom w:val="single" w:sz="8" w:color="000000"/>
@@ -9777,14 +9722,14 @@
         </w:tc>
       </w:tr>
     </w:tbl>
-    <w:bookmarkEnd w:id="60"/>
-    <w:bookmarkStart w:id="64" w:name="ablation-rq2"/>
+    <w:bookmarkEnd w:id="65"/>
+    <w:bookmarkStart w:id="69" w:name="what-makes-loom-work"/>
     <w:p>
       <w:pPr>
         <w:pStyle w:val="Heading2"/>
       </w:pPr>
       <w:r>
-        <w:t xml:space="preserve">6.4 Ablation (RQ2)</w:t>
+        <w:t xml:space="preserve">6.5 What makes LOOM work</w:t>
       </w:r>
     </w:p>
     <w:p>
@@ -9792,87 +9737,69 @@
         <w:pStyle w:val="FirstParagraph"/>
       </w:pPr>
       <w:r>
-        <w:t xml:space="preserve">Fig. 7 shows the median NLL difference of each variant to LOOM (variant − LOOM; positive values favour LOOM).</w:t>
-      </w:r>
-      <w:r>
-        <w:t xml:space="preserve"> </w:t>
-      </w:r>
+        <w:t xml:space="preserve">Fig. 8 compares LOOM with eight variants. Three findings stand out.</w:t>
+      </w:r>
+    </w:p>
+    <w:p>
+      <w:pPr>
+        <w:pStyle w:val="BodyText"/>
+      </w:pPr>
       <w:r>
         <w:rPr>
-          <w:bCs/>
-          <w:b/>
+          <w:iCs/>
+          <w:i/>
         </w:rPr>
-        <w:t xml:space="preserve">Leverage moderation.</w:t>
-      </w:r>
-      <w:r>
-        <w:t xml:space="preserve"> </w:t>
-      </w:r>
-      <w:r>
-        <w:t xml:space="preserve">Removing it while keeping target smoothing (PreVal-smooth) is significantly worse under corruption (median NLL 1.190 vs 0.738; Δ = +0.162, p &lt; 0.001). On clean data it is not significantly different (Δ = -0.004, p = 0.084; PreVal-smooth is lower on 74 of 114 datasets), so the moderation costs at most a small amount of in-distribution NLL.</w:t>
-      </w:r>
-      <w:r>
-        <w:t xml:space="preserve"> </w:t>
-      </w:r>
+        <w:t xml:space="preserve">The leverage scaling is what helps under faults.</w:t>
+      </w:r>
+      <w:r>
+        <w:t xml:space="preserve"> </w:t>
+      </w:r>
+      <w:r>
+        <w:t xml:space="preserve">PreVal with the same target smoothing, which is LOOM without leverage, is much worse on damaged data (median NLL 1.190 vs 0.738; LOOM better on 94 of 114 datasets; p &lt; 0.001). On clean data, LOOM compared with it is not significantly different (40 wins, 74 losses, p = 0.084), so the scaling costs at most a small amount of clean-data NLL.</w:t>
+      </w:r>
+    </w:p>
+    <w:p>
+      <w:pPr>
+        <w:pStyle w:val="BodyText"/>
+      </w:pPr>
       <w:r>
         <w:rPr>
-          <w:bCs/>
-          <w:b/>
+          <w:iCs/>
+          <w:i/>
         </w:rPr>
-        <w:t xml:space="preserve">Exact LOO pairs.</w:t>
-      </w:r>
-      <w:r>
-        <w:t xml:space="preserve"> </w:t>
-      </w:r>
-      <w:r>
-        <w:t xml:space="preserve">Fitting the calibrator on in-sample pairs is significantly worse on clean data (median NLL 0.986), and an 80/20 hold-out split is significantly worse (median 0.441), because the ridge is then trained on fewer series; under corruption they are both significantly worse too.</w:t>
-      </w:r>
-      <w:r>
-        <w:t xml:space="preserve"> </w:t>
-      </w:r>
+        <w:t xml:space="preserve">The exact LOO pairs matter.</w:t>
+      </w:r>
+      <w:r>
+        <w:t xml:space="preserve"> </w:t>
+      </w:r>
+      <w:r>
+        <w:t xml:space="preserve">Fitting the same calibration on in-sample pairs instead of LOO pairs gives a median clean NLL of 0.986, because in-sample scores are overconfident. Using an 80/20 split gives 0.441, because the ridge is then trained on less data. Both variants are also worse under faults.</w:t>
+      </w:r>
+    </w:p>
+    <w:p>
+      <w:pPr>
+        <w:pStyle w:val="BodyText"/>
+      </w:pPr>
       <w:r>
         <w:rPr>
-          <w:bCs/>
-          <w:b/>
+          <w:iCs/>
+          <w:i/>
         </w:rPr>
-        <w:t xml:space="preserve">Target smoothing.</w:t>
-      </w:r>
-      <w:r>
-        <w:t xml:space="preserve"> </w:t>
-      </w:r>
-      <w:r>
-        <w:t xml:space="preserve">Without it LOOM is not significantly different on clean NLL and significantly worse under corruption (Δ = +0.003, p = 0.003).</w:t>
-      </w:r>
-      <w:r>
-        <w:t xml:space="preserve"> </w:t>
-      </w:r>
-      <w:r>
-        <w:rPr>
-          <w:bCs/>
-          <w:b/>
-        </w:rPr>
-        <w:t xml:space="preserve">Moderation strength.</w:t>
-      </w:r>
-      <w:r>
-        <w:t xml:space="preserve"> </w:t>
-      </w:r>
-      <w:r>
-        <w:t xml:space="preserve">Learning a free strength b on the LOO pairs (LOOM-free-b) and the finite strength c = 1 are both significantly better on clean data (Δ = -0.005, p &lt; 0.001 and Δ = -0.004, p &lt; 0.001). Under corruption LOOM-free-b is significantly worse (median NLL 0.964; Δ = +0.025, p &lt; 0.001), presumably because the held-out leverages vary little, so b is poorly identified (as observed during development), and c = 1 is not significantly different (Δ = -0.004, p = 1.000). For shift detection, however, LOOM’s AUROC (0.765) exceeds that of c = 1 (0.729; LOOM higher on 111 of 114 datasets) and of LOOM-free-b (0.653), and the k-NN distance also detects shift worse (0.725). The pre-registered limit c → ∞ therefore trades a very small clean-data NLL loss for better shift detection.</w:t>
-      </w:r>
-      <w:r>
-        <w:t xml:space="preserve"> </w:t>
-      </w:r>
-      <w:r>
-        <w:rPr>
-          <w:bCs/>
-          <w:b/>
-        </w:rPr>
-        <w:t xml:space="preserve">Other choices.</w:t>
-      </w:r>
-      <w:r>
-        <w:t xml:space="preserve"> </w:t>
-      </w:r>
-      <w:r>
-        <w:t xml:space="preserve">Replacing leverage by a k-NN distance is not significantly different in NLL under corruption, and choosing λ by LOO squared error is not significantly different on clean data.</w:t>
+        <w:t xml:space="preserve">The moderation strength is a trade-off.</w:t>
+      </w:r>
+      <w:r>
+        <w:t xml:space="preserve"> </w:t>
+      </w:r>
+      <w:r>
+        <w:t xml:space="preserve">A finite strength (c = 1) or a strength learned from the LOO pairs gives a slightly lower clean NLL than LOOM (LOOM worse on 89 of 114 datasets (p &lt; 0.001) against c = 1). But both detect faults less well: the median detection AUROC is 0.729 for c = 1 and 0.653 for the learned strength, against 0.765 for LOOM. The learned strength is also worse in NLL under faults (median 0.964). This is probably because the held-out leverages of the training data vary too little to pin the strength down, as we had already seen during development. The full scaling chosen before the benchmark thus gives up a little clean-data NLL in exchange for better fault detection.</w:t>
+      </w:r>
+    </w:p>
+    <w:p>
+      <w:pPr>
+        <w:pStyle w:val="BodyText"/>
+      </w:pPr>
+      <w:r>
+        <w:t xml:space="preserve">Removing the target smoothing gives the lowest clean ECE but is worse under faults (LOOM better on 71 of 114 datasets; p = 0.003). Replacing leverage by a nearest-neighbour distance gives a similar NLL under faults but detects them worse (median AUROC 0.725). Choosing λ by squared error instead of likelihood changes little.</w:t>
       </w:r>
     </w:p>
     <w:p>
@@ -9885,18 +9812,18 @@
           <wp:inline>
             <wp:extent cx="5753100" cy="2278646"/>
             <wp:effectExtent b="0" l="0" r="0" t="0"/>
-            <wp:docPr descr="Fig. 7 Ablation: median paired NLL difference (variant − LOOM) with bootstrap 95 % confidence intervals on clean data (left) and under corruption (right); positive values mean the variant is worse" title="" id="62" name="Picture"/>
+            <wp:docPr descr="Fig. 8 Ablation: median paired NLL difference (variant − LOOM) with bootstrap 95 % confidence intervals on clean data (left) and under faults (right); positive values mean that the variant is worse" title="" id="67" name="Picture"/>
             <a:graphic>
               <a:graphicData uri="http://schemas.openxmlformats.org/drawingml/2006/picture">
                 <pic:pic>
                   <pic:nvPicPr>
-                    <pic:cNvPr descr="/home/user/rp_c_3/Target_Journal_Submission/code/figures/fig_ablation.png" id="63" name="Picture"/>
+                    <pic:cNvPr descr="/home/user/rp_c_3/Target_Journal_Submission/code/figures/fig_ablation.png" id="68" name="Picture"/>
                     <pic:cNvPicPr>
                       <a:picLocks noChangeArrowheads="1" noChangeAspect="1"/>
                     </pic:cNvPicPr>
                   </pic:nvPicPr>
                   <pic:blipFill>
-                    <a:blip r:embed="rId61"/>
+                    <a:blip r:embed="rId66"/>
                     <a:stretch>
                       <a:fillRect/>
                     </a:stretch>
@@ -9932,23 +9859,23 @@
           <w:bCs/>
           <w:b/>
         </w:rPr>
-        <w:t xml:space="preserve">Fig. 7</w:t>
-      </w:r>
-      <w:r>
-        <w:t xml:space="preserve"> </w:t>
-      </w:r>
-      <w:r>
-        <w:t xml:space="preserve">Ablation: median paired NLL difference (variant − LOOM) with bootstrap 95 % confidence intervals on clean data (left) and under corruption (right); positive values mean the variant is worse</w:t>
-      </w:r>
-    </w:p>
-    <w:bookmarkEnd w:id="64"/>
-    <w:bookmarkStart w:id="65" w:name="generalisation-rq4"/>
+        <w:t xml:space="preserve">Fig. 8</w:t>
+      </w:r>
+      <w:r>
+        <w:t xml:space="preserve"> </w:t>
+      </w:r>
+      <w:r>
+        <w:t xml:space="preserve">Ablation: median paired NLL difference (variant − LOOM) with bootstrap 95 % confidence intervals on clean data (left) and under faults (right); positive values mean that the variant is worse</w:t>
+      </w:r>
+    </w:p>
+    <w:bookmarkEnd w:id="69"/>
+    <w:bookmarkStart w:id="70" w:name="does-it-carry-over"/>
     <w:p>
       <w:pPr>
         <w:pStyle w:val="Heading2"/>
       </w:pPr>
       <w:r>
-        <w:t xml:space="preserve">6.5 Generalisation (RQ4)</w:t>
+        <w:t xml:space="preserve">6.6 Does it carry over?</w:t>
       </w:r>
     </w:p>
     <w:p>
@@ -9960,13 +9887,13 @@
           <w:bCs/>
           <w:b/>
         </w:rPr>
-        <w:t xml:space="preserve">Other random-kernel extractors.</w:t>
-      </w:r>
-      <w:r>
-        <w:t xml:space="preserve"> </w:t>
-      </w:r>
-      <w:r>
-        <w:t xml:space="preserve">With MultiRocket features (official split, clean and severity-3 conditions), LOOM is better than PreVal (W/D/L 49/0/2; Δ = +5.203 [+3.809, +7.982]; r_rb = 0.99; p &lt; 0.001) under corruption and not significantly different from PreVal (W/D/L 21/0/30; Δ = -0.005 [-0.014, +0.004]; r_rb = -0.15; p = 0.349) on clean data. With Hydra features the corresponding comparisons are better than PreVal (W/D/L 51/0/0; Δ = +5.505 [+1.565, +9.010]; r_rb = 1.00; p &lt; 0.001) and not significantly different from PreVal (W/D/L 23/0/28; Δ = -0.002 [-0.006, +0.007]; r_rb = -0.00; p = 0.985).</w:t>
+        <w:t xml:space="preserve">Other feature extractors.</w:t>
+      </w:r>
+      <w:r>
+        <w:t xml:space="preserve"> </w:t>
+      </w:r>
+      <w:r>
+        <w:t xml:space="preserve">With MultiRocket features (official split, clean data and the strongest faults), LOOM compared with PreVal is better on 105 of 110 datasets (p &lt; 0.001) under faults and worse on 72 of 110 datasets (p = 0.008) on clean data. With Hydra features it is better on 106 of 110 datasets (p &lt; 0.001) under faults and not significantly different (43 wins, 67 losses, p = 0.147) on clean data.</w:t>
       </w:r>
     </w:p>
     <w:p>
@@ -9978,13 +9905,13 @@
           <w:bCs/>
           <w:b/>
         </w:rPr>
-        <w:t xml:space="preserve">Subsets.</w:t>
-      </w:r>
-      <w:r>
-        <w:t xml:space="preserve"> </w:t>
-      </w:r>
-      <w:r>
-        <w:t xml:space="preserve">On the 100 datasets never used during development LOOM is better than PreVal (W/D/L 94/0/6; Δ = +0.640 [+0.327, +1.021]; r_rb = 0.96; p &lt; 0.001) under corruption and not significantly different from PreVal (W/D/L 44/0/56; Δ = -0.003 [-0.007, +0.001]; r_rb = -0.03; p = 1.000) on clean data. Excluding the 16 datasets with train/test duplicates (98 datasets), the comparisons are better than PreVal (W/D/L 92/0/6; Δ = +0.790 [+0.446, +1.355]; r_rb = 0.97; p &lt; 0.001) and not significantly different from PreVal (W/D/L 42/0/56; Δ = -0.003 [-0.009, +0.001]; r_rb = -0.07; p = 1.000).</w:t>
+        <w:t xml:space="preserve">Subsets of datasets.</w:t>
+      </w:r>
+      <w:r>
+        <w:t xml:space="preserve"> </w:t>
+      </w:r>
+      <w:r>
+        <w:t xml:space="preserve">The results do not depend on the datasets used during development: on the 100 datasets that were never used for development, LOOM compared with PreVal is better on 94 of 100 datasets (p &lt; 0.001) under faults. They also hold without the 16 datasets with train/test duplicates (LOOM better on 92 of 98 datasets; p &lt; 0.001). Some UCR datasets come from the same source, for example the four UWaveGestureLibrary sets. After averaging related datasets into 70 source-level units, LOOM still has the lower NLL under faults for 68 of 70 units (p &lt; 0.001).</w:t>
       </w:r>
     </w:p>
     <w:p>
@@ -9996,13 +9923,13 @@
           <w:bCs/>
           <w:b/>
         </w:rPr>
-        <w:t xml:space="preserve">Related datasets.</w:t>
-      </w:r>
-      <w:r>
-        <w:t xml:space="preserve"> </w:t>
-      </w:r>
-      <w:r>
-        <w:t xml:space="preserve">Several UCR datasets share a data source (e.g. the four UWaveGestureLibrary sets or the six phalanx-outline sets), so datasets are not fully independent units. Averaging related datasets into 70 source-level units, LOOM has the lower corrupted-data NLL than PreVal for 68 of 70 units (Holm-adjusted p &lt; 0.001), while on clean data the comparison remains not significant (31/39 wins/losses, Holm-adjusted p = 1.000).</w:t>
+        <w:t xml:space="preserve">Training-set size.</w:t>
+      </w:r>
+      <w:r>
+        <w:t xml:space="preserve"> </w:t>
+      </w:r>
+      <w:r>
+        <w:t xml:space="preserve">With only 25 % or 50 % of the training data (official split), LOOM’s median NLL under the strongest faults is 1.058 and 1.049, against 2.155 and 2.543 for PreVal (111 datasets; Table S4). The advantage under faults is therefore kept with smaller training sets.</w:t>
       </w:r>
     </w:p>
     <w:p>
@@ -10014,23 +9941,23 @@
           <w:bCs/>
           <w:b/>
         </w:rPr>
-        <w:t xml:space="preserve">A natural sensor shift.</w:t>
-      </w:r>
-      <w:r>
-        <w:t xml:space="preserve"> </w:t>
-      </w:r>
-      <w:r>
-        <w:t xml:space="preserve">To complement the synthetic corruptions we use the three accelerometer axes of UWaveGestureLibrary, which contain the same 4478 gesture recordings with identical labels. A model trained on one axis is tested on the same recordings measured on another axis (6 ordered axis pairs × 5 resamples; the same split seed keeps test recordings disjoint from training recordings). This shift is severe (mean accuracy drops from 0.810 to 0.323) but barely changes leverage: the median ratio h(x)/h_ref is only 1.13–1.29, because the other axes produce MiniRocket features inside the span of the training features. Correspondingly, LOOM’s advantage is small. Its mean NLL on the shifted axis is 2.469 against 2.550 for PreVal (lower on 6 of 6 tasks), and its shift-detection AUROC is 0.727 against 0.712. The uncalibrated temperature-1 softmax, which is underconfident everywhere, attains the lowest NLL under this shift (1.894), but it is far worse in-domain (1.187 vs 0.579). Leverage moderation therefore protects against shifts that move inputs away from the training feature span, not against every distribution shift (Section 8).</w:t>
-      </w:r>
-    </w:p>
-    <w:bookmarkEnd w:id="65"/>
-    <w:bookmarkStart w:id="66" w:name="conformal-prediction-sets-rq8"/>
+        <w:t xml:space="preserve">A real change of sensor.</w:t>
+      </w:r>
+      <w:r>
+        <w:t xml:space="preserve"> </w:t>
+      </w:r>
+      <w:r>
+        <w:t xml:space="preserve">Simulated faults are only a model of reality. As a check with real data, we used the three accelerometer axes of UWaveGestureLibrary, which record the same 4478 gestures with identical labels. A model trained on one axis was tested on the same gestures recorded by another axis (6 axis pairs × 5 resamples, with test recordings disjoint from training recordings). This is a severe change: accuracy drops from 0.810 to 0.323. Yet leverage barely moves (median ratio 1.13–1.29), because the other axes produce features inside the range of the training features. LOOM’s advantage is correspondingly small: mean NLL 2.469 against 2.550 for PreVal (lower on 6 of 6 axis pairs), and detection AUROC 0.727 against 0.712. Leverage scaling protects against changes that push recordings away from the training data, not against every kind of change (Section 8).</w:t>
+      </w:r>
+    </w:p>
+    <w:bookmarkEnd w:id="70"/>
+    <w:bookmarkStart w:id="71" w:name="prediction-sets"/>
     <w:p>
       <w:pPr>
         <w:pStyle w:val="Heading2"/>
       </w:pPr>
       <w:r>
-        <w:t xml:space="preserve">6.6 Conformal prediction sets (RQ8)</w:t>
+        <w:t xml:space="preserve">6.7 Prediction sets</w:t>
       </w:r>
     </w:p>
     <w:p>
@@ -10038,7 +9965,7 @@
         <w:pStyle w:val="FirstParagraph"/>
       </w:pPr>
       <w:r>
-        <w:t xml:space="preserve">Table 4 reports coverage and set size at α = 0.1. On clean data the closed-form jackknife+ sets of LOOM cover on average 0.897 of the test series with a mean set size of 1.55, against 0.927 and 2.49 for split conformal prediction. Under corruption coverage drops for every method, because exchangeability no longer holds. With the LAC score, LOOM’s flattened probabilities lead to empty sets (25.0 % of corrupted test series), whereas the APS score turns flat probabilities into larger sets (1.5 % empty, coverage 0.905).</w:t>
+        <w:t xml:space="preserve">Table 4 reports coverage and set size at α = 0.1, that is, for a target coverage of 90 %. On clean data LOOM’s closed-form jackknife+ sets contain the true label for 89.7 % of the test series on average, with 1.55 labels per set, while split conformal prediction reaches 92.7 % with 2.49 labels. Under faults, coverage drops for every method, because damaged recordings are no longer exchangeable with the training data. Here the choice of score matters. With the LAC score, LOOM’s flattened probabilities produce empty sets for 25.0 % of the damaged recordings. With the APS score, flat probabilities instead produce larger sets, which keeps coverage at 90.5 % with only 1.5 % empty sets. For a triage system, a large set is a useful signal in itself.</w:t>
       </w:r>
     </w:p>
     <w:p>
@@ -10056,7 +9983,7 @@
         <w:t xml:space="preserve"> </w:t>
       </w:r>
       <w:r>
-        <w:t xml:space="preserve">Conformal prediction sets at α = 0.1 (target coverage 0.9). Coverage and set size are averaged over datasets (corrupted: over datasets and the 18 conditions); 10th pct. is the 10th percentile of per-dataset coverage</w:t>
+        <w:t xml:space="preserve">Prediction sets at α = 0.1 (target coverage 0.9). Coverage and set size are averaged over datasets (damaged data: over datasets and the 18 conditions); 10th pct. is the 10th percentile of per-dataset coverage</w:t>
       </w:r>
     </w:p>
     <w:tbl>
@@ -10065,7 +9992,7 @@
         <w:tblW w:type="pct" w:w="5000"/>
         <w:tblLook w:firstRow="1" w:lastRow="0" w:firstColumn="0" w:lastColumn="0" w:noHBand="0" w:noVBand="0" w:val="0020"/>
         <w:jc w:val="start"/>
-        <w:tblCaption w:val="Table 4 Conformal prediction sets at α = 0.1 (target coverage 0.9). Coverage and set size are averaged over datasets (corrupted: over datasets and the 18 conditions); 10th pct. is the 10th percentile of per-dataset coverage"/>
+        <w:tblCaption w:val="Table 4 Prediction sets at α = 0.1 (target coverage 0.9). Coverage and set size are averaged over datasets (damaged data: over datasets and the 18 conditions); 10th pct. is the 10th percentile of per-dataset coverage"/>
         <w:tblBorders>
           <w:top w:val="single" w:sz="8" w:color="000000"/>
           <w:bottom w:val="single" w:sz="8" w:color="000000"/>
@@ -11091,14 +11018,14 @@
         </w:tc>
       </w:tr>
     </w:tbl>
-    <w:bookmarkEnd w:id="66"/>
-    <w:bookmarkStart w:id="70" w:name="computational-cost-rq5"/>
+    <w:bookmarkEnd w:id="71"/>
+    <w:bookmarkStart w:id="75" w:name="cost-and-sensitivity"/>
     <w:p>
       <w:pPr>
         <w:pStyle w:val="Heading2"/>
       </w:pPr>
       <w:r>
-        <w:t xml:space="preserve">6.7 Computational cost (RQ5)</w:t>
+        <w:t xml:space="preserve">6.8 Cost and sensitivity</w:t>
       </w:r>
     </w:p>
     <w:p>
@@ -11116,7 +11043,7 @@
         <w:t xml:space="preserve"> </w:t>
       </w:r>
       <w:r>
-        <w:t xml:space="preserve">Fit and prediction time per dataset (mean over resamples; single CPU core). Readouts on MiniRocket features include the ridge SVD they use but not the shared MiniRocket transform, which is listed separately; prediction times exclude the transform of the test sets. The ensembles include all five MiniRocket transforms, and QUANT and the Arsenal include their own feature extraction</w:t>
+        <w:t xml:space="preserve">Fit and prediction time per dataset (mean over resamples, single CPU core). Readouts on MiniRocket features include the ridge SVD they use but not the shared MiniRocket transform, which is listed separately; prediction times exclude the transform of the test sets. The ensembles include all five MiniRocket transforms, and QUANT and the Arsenal include their own feature extraction</w:t>
       </w:r>
     </w:p>
     <w:tbl>
@@ -11125,7 +11052,7 @@
         <w:tblW w:type="pct" w:w="5000"/>
         <w:tblLook w:firstRow="1" w:lastRow="0" w:firstColumn="0" w:lastColumn="0" w:noHBand="0" w:noVBand="0" w:val="0020"/>
         <w:jc w:val="start"/>
-        <w:tblCaption w:val="Table 5 Fit and prediction time per dataset (mean over resamples; single CPU core). Readouts on MiniRocket features include the ridge SVD they use but not the shared MiniRocket transform, which is listed separately; prediction times exclude the transform of the test sets. The ensembles include all five MiniRocket transforms, and QUANT and the Arsenal include their own feature extraction"/>
+        <w:tblCaption w:val="Table 5 Fit and prediction time per dataset (mean over resamples, single CPU core). Readouts on MiniRocket features include the ridge SVD they use but not the shared MiniRocket transform, which is listed separately; prediction times exclude the transform of the test sets. The ensembles include all five MiniRocket transforms, and QUANT and the Arsenal include their own feature extraction"/>
         <w:tblBorders>
           <w:top w:val="single" w:sz="8" w:color="000000"/>
           <w:bottom w:val="single" w:sz="8" w:color="000000"/>
@@ -12220,7 +12147,15 @@
         <w:pStyle w:val="BodyText"/>
       </w:pPr>
       <w:r>
-        <w:t xml:space="preserve">LOOM’s median fit time is 0.14 s, versus 0.14 s for PreVal, 0.26 s for five-fold Platt scaling and 3.67 s for cross-validated logistic regression, all on top of the shared MiniRocket transform (median 0.17 s). End to end, a single LOOM model therefore costs about 0.31 s (sum of medians), compared with 2.25 s for a five-seed ensemble, 1.23 s for QUANT and 4.46 s for the Arsenal. The extra prediction cost of LOOM over plain ridge is the projection onto V (Section 4.6).</w:t>
+        <w:t xml:space="preserve">LOOM costs the same to fit as PreVal (median 0.14 s vs 0.14 s on top of the shared MiniRocket transform, which takes a median of 0.17 s; Table 5 and Fig. 9). From raw data to a fitted model, a single LOOM model takes about 0.31 s, compared with 1.23 s for QUANT, 2.25 s for a five-seed ensemble and 4.46 s for the Arsenal. Prediction is slower than for plain ridge because each new series is projected onto the singular vectors (Section 4.6), but it remains a fraction of a second per dataset.</w:t>
+      </w:r>
+    </w:p>
+    <w:p>
+      <w:pPr>
+        <w:pStyle w:val="BodyText"/>
+      </w:pPr>
+      <w:r>
+        <w:t xml:space="preserve">The moderation strength was discussed in Section 6.5. For the prediction sets, the clean coverage of LOOM’s jackknife+ is 95.0 % at α = 0.05 and 79.5 % at α = 0.2. We also checked whether the logistic-regression baseline was trained long enough. On 12 random datasets, ten times more iterations and a tighter tolerance changed its median NLL from 0.2707 to 0.2711, but improved it by 0.161 on ShapesAll, a dataset with many classes. The clean-data comparison with logistic regression should therefore be read as approximate for such datasets (Online Resource 3).</w:t>
       </w:r>
     </w:p>
     <w:p>
@@ -12231,20 +12166,20 @@
       <w:r>
         <w:drawing>
           <wp:inline>
-            <wp:extent cx="3451860" cy="2092879"/>
+            <wp:extent cx="4027170" cy="2441693"/>
             <wp:effectExtent b="0" l="0" r="0" t="0"/>
-            <wp:docPr descr="Fig. 8 Fit time versus number of training series (log–log, single core)" title="" id="68" name="Picture"/>
+            <wp:docPr descr="Fig. 9 Fit time against the number of training series (log–log, single core)" title="" id="73" name="Picture"/>
             <a:graphic>
               <a:graphicData uri="http://schemas.openxmlformats.org/drawingml/2006/picture">
                 <pic:pic>
                   <pic:nvPicPr>
-                    <pic:cNvPr descr="/home/user/rp_c_3/Target_Journal_Submission/code/figures/fig_efficiency.png" id="69" name="Picture"/>
+                    <pic:cNvPr descr="/home/user/rp_c_3/Target_Journal_Submission/code/figures/fig_efficiency.png" id="74" name="Picture"/>
                     <pic:cNvPicPr>
                       <a:picLocks noChangeArrowheads="1" noChangeAspect="1"/>
                     </pic:cNvPicPr>
                   </pic:nvPicPr>
                   <pic:blipFill>
-                    <a:blip r:embed="rId67"/>
+                    <a:blip r:embed="rId72"/>
                     <a:stretch>
                       <a:fillRect/>
                     </a:stretch>
@@ -12252,7 +12187,7 @@
                   <pic:spPr bwMode="auto">
                     <a:xfrm>
                       <a:off x="0" y="0"/>
-                      <a:ext cx="3451860" cy="2092879"/>
+                      <a:ext cx="4027170" cy="2441693"/>
                     </a:xfrm>
                     <a:prstGeom prst="rect">
                       <a:avLst/>
@@ -12280,23 +12215,23 @@
           <w:bCs/>
           <w:b/>
         </w:rPr>
-        <w:t xml:space="preserve">Fig. 8</w:t>
-      </w:r>
-      <w:r>
-        <w:t xml:space="preserve"> </w:t>
-      </w:r>
-      <w:r>
-        <w:t xml:space="preserve">Fit time versus number of training series (log–log, single core)</w:t>
-      </w:r>
-    </w:p>
-    <w:bookmarkEnd w:id="70"/>
-    <w:bookmarkStart w:id="71" w:name="sensitivity-rq6"/>
+        <w:t xml:space="preserve">Fig. 9</w:t>
+      </w:r>
+      <w:r>
+        <w:t xml:space="preserve"> </w:t>
+      </w:r>
+      <w:r>
+        <w:t xml:space="preserve">Fit time against the number of training series (log–log, single core)</w:t>
+      </w:r>
+    </w:p>
+    <w:bookmarkEnd w:id="75"/>
+    <w:bookmarkStart w:id="76" w:name="when-loom-fails"/>
     <w:p>
       <w:pPr>
         <w:pStyle w:val="Heading2"/>
       </w:pPr>
       <w:r>
-        <w:t xml:space="preserve">6.8 Sensitivity (RQ6)</w:t>
+        <w:t xml:space="preserve">6.9 When LOOM fails</w:t>
       </w:r>
     </w:p>
     <w:p>
@@ -12304,51 +12239,105 @@
         <w:pStyle w:val="FirstParagraph"/>
       </w:pPr>
       <w:r>
-        <w:t xml:space="preserve">Compared with the pre-registered limit c → ∞, the finite value c = 1 is significantly better on clean data (Δ = -0.004, p &lt; 0.001) and not significantly different under corruption (Δ = -0.004, p = 1.000), but its shift-detection AUROC is lower (Section 6.4). For conformal sets, the clean coverage of LOOM’s jackknife+ is 0.950 at α = 0.05 and 0.795 at α = 0.2.</w:t>
-      </w:r>
-      <w:r>
-        <w:t xml:space="preserve"> </w:t>
-      </w:r>
+        <w:t xml:space="preserve">LOOM helps most where faults increase leverage the most. Across datasets, its gain over PreVal under faults rises with the increase in leverage that the faults cause (Spearman ρ = 0.61, p &lt; 0.001, n = 114), which is the mechanism we designed it for. The share of datasets on which LOOM beats PreVal grows with severity for every fault type except speed variation. At the highest severity it is 95 % for noise, 89 % for spikes, 89 % for dropouts, 87 % for baseline wander and 74 % for misalignment, but only 53 % for speed variation, whose median leverage ratio stays at 1.26. A smooth change of speed of up to ±20 % leaves the pooled MiniRocket features largely where they were. Leverage then carries no signal, and LOOM behaves like an ordinary temperature-scaled ridge. Mild faults are also hard to tell apart from normal variation: at severity 1 the win rates of the other fault types are only 48 %–64 %.</w:t>
+      </w:r>
+    </w:p>
+    <w:p>
+      <w:pPr>
+        <w:pStyle w:val="BodyText"/>
+      </w:pPr>
+      <w:r>
+        <w:t xml:space="preserve">We found two ways in which LOOM fails. The first is</w:t>
+      </w:r>
+      <w:r>
+        <w:t xml:space="preserve"> </w:t>
+      </w:r>
+      <w:r>
+        <w:rPr>
+          <w:iCs/>
+          <w:i/>
+        </w:rPr>
+        <w:t xml:space="preserve">over-caution for faulty recordings that are still classified correctly</w:t>
+      </w:r>
+      <w:r>
+        <w:t xml:space="preserve">. The datasets on which LOOM loses most to PreVal under faults (PigCVP, ECG5000 and InsectEPGRegularTrain) keep a high accuracy under faults (for example 0.99 for InsectEPGRegularTrain) while their leverage still grows (9.3× for InsectEPGRegularTrain). Lowering the confidence then costs likelihood. Leverage measures how unusual a recording is, not how likely the prediction is to be wrong, and across datasets the gain under faults is smaller where accuracy under faults stays high (ρ = -0.24, p = 0.010). In a triage system this failure is relatively harmless: it sends a few correct cases to the reviewer.</w:t>
+      </w:r>
+    </w:p>
+    <w:p>
+      <w:pPr>
+        <w:pStyle w:val="BodyText"/>
+      </w:pPr>
+      <w:r>
+        <w:t xml:space="preserve">The second is</w:t>
+      </w:r>
+      <w:r>
+        <w:t xml:space="preserve"> </w:t>
+      </w:r>
+      <w:r>
+        <w:rPr>
+          <w:iCs/>
+          <w:i/>
+        </w:rPr>
+        <w:t xml:space="preserve">many classes with very few training series each</w:t>
+      </w:r>
+      <w:r>
+        <w:t xml:space="preserve">. On clean data, the gain over PreVal shrinks as the number of classes grows (ρ = -0.37, p &lt; 0.001). The four largest clean losses occur on PigArtPressure, Symbols, ShapesAll and PigAirwayPressure, which have only 2 to 10 training series per class on average. With so few examples, the smoothed targets give the true class only (n_k + 1)/(n_k + 2) of the probability mass, and the fitted model ends up underconfident. Smoothing is also what raises LOOM’s clean ECE (Section 6.2). Without it, the median clean ECE is 0.041, the same level as PreVal’s 0.040, but the NLL under faults is significantly worse (Section 6.5).</w:t>
+      </w:r>
+    </w:p>
+    <w:bookmarkEnd w:id="76"/>
+    <w:bookmarkEnd w:id="77"/>
+    <w:bookmarkStart w:id="78" w:name="discussion"/>
+    <w:p>
+      <w:pPr>
+        <w:pStyle w:val="Heading1"/>
+      </w:pPr>
+      <w:r>
+        <w:t xml:space="preserve">7 Discussion</w:t>
+      </w:r>
+    </w:p>
+    <w:p>
+      <w:pPr>
+        <w:pStyle w:val="FirstParagraph"/>
+      </w:pPr>
       <w:r>
         <w:rPr>
           <w:bCs/>
           <w:b/>
         </w:rPr>
-        <w:t xml:space="preserve">Tuning of the logistic-regression baseline.</w:t>
-      </w:r>
-      <w:r>
-        <w:t xml:space="preserve"> </w:t>
-      </w:r>
-      <w:r>
-        <w:t xml:space="preserve">In a check on 12 randomly chosen datasets (official split; Online Resource 3), training LogReg-CV with 3,000 instead of 300 iterations and tolerance 10⁻⁵ instead of 10⁻³ changed its median NLL from 0.2707 to 0.2711, but improved it by 0.161 on ShapesAll, where the selected C moved to the upper end of the grid. The clean-data comparison with LogReg-CV should therefore be read as approximate for datasets with many classes. With 25 % and 50 % of the training data (official split, clean and severity-3 conditions; Online Resource 3) LOOM versus PreVal gives, on clean data, median NLL 0.522 vs 0.540, W/D/L 1/0/0, p = 1.000, n = 1 at 25 % and median NLL 0.499 vs 0.502, W/D/L 1/0/0, p = 1.000, n = 1 at 50 %; under severity-3 corruption, median NLL 0.642 vs 1.047, W/D/L 1/0/0, p = 1.000, n = 1 at 25 % and median NLL 0.625 vs 1.106, W/D/L 1/0/0, p = 1.000, n = 1 at 50 % (Table S4). The advantage under corruption is therefore not consistently retained with reduced training sets.</w:t>
-      </w:r>
-    </w:p>
-    <w:bookmarkEnd w:id="71"/>
-    <w:bookmarkStart w:id="72" w:name="error-analysis-rq7"/>
-    <w:p>
-      <w:pPr>
-        <w:pStyle w:val="Heading2"/>
-      </w:pPr>
-      <w:r>
-        <w:t xml:space="preserve">6.9 Error analysis (RQ7)</w:t>
-      </w:r>
-    </w:p>
-    <w:p>
-      <w:pPr>
-        <w:pStyle w:val="FirstParagraph"/>
+        <w:t xml:space="preserve">What leverage adds.</w:t>
+      </w:r>
+      <w:r>
+        <w:t xml:space="preserve"> </w:t>
+      </w:r>
+      <w:r>
+        <w:t xml:space="preserve">PreVal showed that exact LOO predictions turn ridge regression into a well-calibrated classifier at almost no cost</w:t>
+      </w:r>
+      <w:r>
+        <w:t xml:space="preserve"> </w:t>
+      </w:r>
+      <w:r>
+        <w:t xml:space="preserve">(Dempster et al., 2025)</w:t>
+      </w:r>
+      <w:r>
+        <w:t xml:space="preserve">, and our clean-data results agree: the two cannot be told apart in NLL. They part ways when the recordings are damaged. A single scale factor keeps the confidence of a faulty recording at the level that suits clean data, and its NLL grows quickly (median 1.728 over the fault conditions). LOOM uses a second quantity that the LOO algebra provides for free, the held-out leverage, to put each prediction on the scale of its own uncertainty. Its median NLL under faults is 0.738, and its confidence separates faulty from clean recordings better than any of the competing methods, including QUANT (median AUROC 0.765 vs 0.711). The ablation confirms that this comes from the leverage scaling and that the exact LOO pairs are needed to calibrate it.</w:t>
+      </w:r>
+    </w:p>
+    <w:p>
+      <w:pPr>
+        <w:pStyle w:val="BodyText"/>
       </w:pPr>
       <w:r>
         <w:rPr>
           <w:bCs/>
           <w:b/>
         </w:rPr>
-        <w:t xml:space="preserve">Where the gain comes from.</w:t>
-      </w:r>
-      <w:r>
-        <w:t xml:space="preserve"> </w:t>
-      </w:r>
-      <w:r>
-        <w:t xml:space="preserve">Across datasets, the NLL improvement of LOOM over PreVal under corruption is positively correlated with how much the corruptions increase leverage (Spearman ρ = 0.61, p &lt; 0.001, n = 114), which supports the intended mechanism. The share of datasets on which LOOM has the lower NLL grows with severity for every family except time warping. At severity 3 it is 95 % for noise, 89 % for spikes, 89 % for missing segments, 87 % for wander and 74 % for circular shifts, but only 53 % for time warping, whose median leverage ratio stays at 1.24. Smooth warps of up to ±20 % leave the pooled MiniRocket features largely inside the span of the training features: leverage then carries no signal and LOOM behaves like a temperature-scaled ridge. At severity 1 the win rates of the other families are only 48 %–64 %, i.e. mild corruptions are not reliably distinguished from in-distribution variation.</w:t>
+        <w:t xml:space="preserve">What this means in practice.</w:t>
+      </w:r>
+      <w:r>
+        <w:t xml:space="preserve"> </w:t>
+      </w:r>
+      <w:r>
+        <w:t xml:space="preserve">The application study translates these numbers into the terms that matter to an operator. With one recording in five sent to a human, LOOM’s review queue contained a median of 45 % of the damaged recordings, against 25 % for PreVal. The error rate of its automatic decisions was also lower in the median, although not significantly so across twelve datasets, and QUANT, which is more robust to damage in the first place, made the fewest automatic errors. LOOM achieves this without extra models, extra data or a separate fault detector, with the same training cost as the ridge readout and on a standard CPU. This matters in settings where data are scarce and computing power is limited, which are common in wearable, clinical and industrial monitoring. LOOM is not a full replacement for a dedicated fault detector, however. It flags recordings that look unusual to the classifier, and it cannot tell a broken sensor from a genuinely new type of signal.</w:t>
       </w:r>
     </w:p>
     <w:p>
@@ -12360,182 +12349,139 @@
           <w:bCs/>
           <w:b/>
         </w:rPr>
-        <w:t xml:space="preserve">Failure modes.</w:t>
-      </w:r>
-      <w:r>
-        <w:t xml:space="preserve"> </w:t>
-      </w:r>
-      <w:r>
-        <w:t xml:space="preserve">(i)</w:t>
-      </w:r>
-      <w:r>
-        <w:t xml:space="preserve"> </w:t>
-      </w:r>
+        <w:t xml:space="preserve">How LOOM compares with other ways of being uncertain.</w:t>
+      </w:r>
+      <w:r>
+        <w:t xml:space="preserve"> </w:t>
+      </w:r>
+      <w:r>
+        <w:t xml:space="preserve">The behaviour resembles that of the distance-aware deep networks proposed to make neural networks uncertain away from their training data</w:t>
+      </w:r>
+      <w:r>
+        <w:t xml:space="preserve"> </w:t>
+      </w:r>
+      <w:r>
+        <w:t xml:space="preserve">(Kristiadi et al., 2020; Liu et al., 2020; van Amersfoort et al., 2020)</w:t>
+      </w:r>
+      <w:r>
+        <w:t xml:space="preserve">. For a linear readout on fixed random features, such distance awareness is available in closed form through the leverage, and it can be calibrated without held-out data. A nearest-neighbour distance used in the same role gave a similar NLL but detected faults worse. Leverage measures distance in the same regularised geometry that the classifier uses, and it comes from the decomposition that is computed anyway. QUANT, a tree ensemble on raw-series quantiles, reached a similar NLL under faults on average and a lower one under the strongest faults, at a higher clean NLL and about 4.0 times LOOM’s end-to-end training time. The two approaches have different strengths, and combining them is a promising direction.</w:t>
+      </w:r>
+    </w:p>
+    <w:p>
+      <w:pPr>
+        <w:pStyle w:val="BodyText"/>
+      </w:pPr>
+      <w:r>
+        <w:rPr>
+          <w:bCs/>
+          <w:b/>
+        </w:rPr>
+        <w:t xml:space="preserve">Which faults are covered.</w:t>
+      </w:r>
+      <w:r>
+        <w:t xml:space="preserve"> </w:t>
+      </w:r>
+      <w:r>
+        <w:t xml:space="preserve">Leverage grows when a fault pushes the features outside the range of the training data, as noise, spikes, dropouts, drift and misalignment do. A change in speed, or the switch to another sensor axis in Section 6.6, changes the signal while keeping the features in range. Leverage then stays close to its training value, and LOOM behaves like a globally calibrated model. Leverage scaling therefore complements, but does not replace, methods aimed at other kinds of change, such as new classes or changing class frequencies.</w:t>
+      </w:r>
+    </w:p>
+    <w:p>
+      <w:pPr>
+        <w:pStyle w:val="BodyText"/>
+      </w:pPr>
+      <w:r>
+        <w:rPr>
+          <w:bCs/>
+          <w:b/>
+        </w:rPr>
+        <w:t xml:space="preserve">Recommendations for practitioners.</w:t>
+      </w:r>
+      <w:r>
+        <w:t xml:space="preserve"> </w:t>
+      </w:r>
+      <w:r>
+        <w:t xml:space="preserve">We would use LOOM when (i) training sets are small, so that setting data aside for calibration hurts; (ii) recordings may be damaged or conditions may drift, as in most sensor applications; and (iii) a single fast model is preferred over an ensemble. If the test data are known to match the training data, especially with many classes and few examples per class, PreVal or LOOM without smoothing gives a lower clean calibration error. Where prediction sets are needed, jackknife+ with the LAC score gives the intended coverage with the smallest sets on clean data. If damaged inputs are expected, the APS score is the better choice, because LAC sets can become empty when LOOM flattens its probabilities, whereas APS sets grow instead, which is itself a warning sign (Table 4).</w:t>
+      </w:r>
+    </w:p>
+    <w:p>
+      <w:pPr>
+        <w:pStyle w:val="BodyText"/>
+      </w:pPr>
+      <w:r>
+        <w:rPr>
+          <w:bCs/>
+          <w:b/>
+        </w:rPr>
+        <w:t xml:space="preserve">Validity of the conclusions.</w:t>
+      </w:r>
+      <w:r>
+        <w:t xml:space="preserve"> </w:t>
+      </w:r>
+      <w:r>
+        <w:t xml:space="preserve">All conclusions are drawn across datasets with Wilcoxon tests and Holm’s correction, and they hold on the datasets not used during development, without the datasets with train/test duplicates, and when related datasets are grouped (Section 6.6). They apply to random-kernel features with a ridge readout and to the faults we simulated. Section 8 lists further limitations.</w:t>
+      </w:r>
+    </w:p>
+    <w:bookmarkEnd w:id="78"/>
+    <w:bookmarkStart w:id="79" w:name="limitations"/>
+    <w:p>
+      <w:pPr>
+        <w:pStyle w:val="Heading1"/>
+      </w:pPr>
+      <w:r>
+        <w:t xml:space="preserve">8 Limitations</w:t>
+      </w:r>
+    </w:p>
+    <w:p>
+      <w:pPr>
+        <w:pStyle w:val="FirstParagraph"/>
+      </w:pPr>
+      <w:r>
+        <w:t xml:space="preserve">Several limitations should be kept in mind.</w:t>
+      </w:r>
+    </w:p>
+    <w:p>
+      <w:pPr>
+        <w:pStyle w:val="BodyText"/>
+      </w:pPr>
       <w:r>
         <w:rPr>
           <w:iCs/>
           <w:i/>
         </w:rPr>
-        <w:t xml:space="preserve">Over-moderation of shifted but still correct predictions.</w:t>
-      </w:r>
-      <w:r>
-        <w:t xml:space="preserve"> </w:t>
-      </w:r>
-      <w:r>
-        <w:t xml:space="preserve">The datasets on which LOOM loses most to PreVal under corruption (PigCVP, ECG5000, InsectEPGRegularTrain) keep comparatively high accuracy under corruption (e.g. 0.99 for InsectEPGRegularTrain) while their leverage grows (7.8×), so lowering confidence costs likelihood. Leverage measures distance from the training data, not the probability of error; across datasets the gain under corruption is negatively correlated with the accuracy retained under corruption (ρ = -0.24, p = 0.010). (ii)</w:t>
-      </w:r>
-      <w:r>
-        <w:t xml:space="preserve"> </w:t>
-      </w:r>
+        <w:t xml:space="preserve">Data and faults.</w:t>
+      </w:r>
+      <w:r>
+        <w:t xml:space="preserve"> </w:t>
+      </w:r>
+      <w:r>
+        <w:t xml:space="preserve">All experiments use univariate, equal-length UCR datasets. The faults are simulated and applied at test time only. They imitate common sensor problems, but real faults can be more varied, can affect training data too, and can occur together. The only real change of sensor we studied (another accelerometer axis) barely moves the leverage, and LOOM gains little there. How much LOOM helps in a given deployment therefore depends on whether its faults push recordings away from the training data. Multivariate recordings and real deployment data collected over time remain to be studied</w:t>
+      </w:r>
+      <w:r>
+        <w:t xml:space="preserve"> </w:t>
+      </w:r>
+      <w:r>
+        <w:t xml:space="preserve">(Ragab et al., 2023; Ruiz et al., 2020)</w:t>
+      </w:r>
+      <w:r>
+        <w:t xml:space="preserve">.</w:t>
+      </w:r>
+    </w:p>
+    <w:p>
+      <w:pPr>
+        <w:pStyle w:val="BodyText"/>
+      </w:pPr>
       <w:r>
         <w:rPr>
           <w:iCs/>
           <w:i/>
         </w:rPr>
-        <w:t xml:space="preserve">Many classes with very few examples per class.</w:t>
-      </w:r>
-      <w:r>
-        <w:t xml:space="preserve"> </w:t>
-      </w:r>
-      <w:r>
-        <w:t xml:space="preserve">On clean data the gain over PreVal is negatively correlated with the number of classes (ρ = -0.37, p &lt; 0.001). The four largest clean losses occur on PigArtPressure, Symbols, ShapesAll and PigAirwayPressure, which have only 2 to 10 training series per class on average. With so few series per class, Platt smoothing assigns each true class only (n_k + 1)/(n_k + 2) of the target mass, and the fitted model becomes underconfident. Smoothing is also what raises LOOM’s in-distribution ECE (Section 6.1): without it, the median clean ECE is 0.041, at the level of PreVal (0.040), but the NLL under corruption is significantly worse (Section 6.4).</w:t>
-      </w:r>
-    </w:p>
-    <w:bookmarkEnd w:id="72"/>
-    <w:bookmarkEnd w:id="73"/>
-    <w:bookmarkStart w:id="74" w:name="discussion"/>
-    <w:p>
-      <w:pPr>
-        <w:pStyle w:val="Heading1"/>
-      </w:pPr>
-      <w:r>
-        <w:t xml:space="preserve">7 Discussion</w:t>
-      </w:r>
-    </w:p>
-    <w:p>
-      <w:pPr>
-        <w:pStyle w:val="FirstParagraph"/>
-      </w:pPr>
-      <w:r>
-        <w:rPr>
-          <w:bCs/>
-          <w:b/>
-        </w:rPr>
-        <w:t xml:space="preserve">What LOOM adds to PreVal.</w:t>
-      </w:r>
-      <w:r>
-        <w:t xml:space="preserve"> </w:t>
-      </w:r>
-      <w:r>
-        <w:t xml:space="preserve">PreVal showed that exact LOO predictions turn ridge regression into a well-calibrated probabilistic classifier at almost no cost</w:t>
-      </w:r>
-      <w:r>
-        <w:t xml:space="preserve"> </w:t>
-      </w:r>
-      <w:r>
-        <w:t xml:space="preserve">(Dempster et al., 2025)</w:t>
-      </w:r>
-      <w:r>
-        <w:t xml:space="preserve">, and our in-distribution results agree: the two are statistically indistinguishable in NLL on clean data. The difference appears when the test data move. A global scale factor keeps the confidence of a corrupted series at the level appropriate for clean data, so its NLL deteriorates quickly (median 1.728 averaged over the corruptions). LOOM uses the second exact LOO quantity, the held-out leverage, to put each prediction on the scale of its own predictive uncertainty. Its median NLL under corruption is 0.738, and its confidence separates corrupted from clean inputs better than any other readout and than QUANT (median shift AUROC 0.765 vs 0.711 for QUANT, the strongest competitor). Under corruption, QUANT, a tree ensemble on raw-series quantile features, reaches a similar NLL on average (0.716; not significantly different from LOOM) and a lower NLL under the strongest corruptions (Section 6.3), but at a higher clean NLL and about 4.0 times the median end-to-end fit time of LOOM including the MiniRocket transform (Tables 1 and 5). The ablation attributes the gain to the leverage moderation: PreVal with the same target smoothing remains far behind under corruption. It also shows that the exact LOO pairs matter, since fitting the same calibrator on in-sample pairs or on a hold-out split is clearly worse.</w:t>
-      </w:r>
-    </w:p>
-    <w:p>
-      <w:pPr>
-        <w:pStyle w:val="BodyText"/>
-      </w:pPr>
-      <w:r>
-        <w:rPr>
-          <w:bCs/>
-          <w:b/>
-        </w:rPr>
-        <w:t xml:space="preserve">Relation to distance-aware deep models.</w:t>
-      </w:r>
-      <w:r>
-        <w:t xml:space="preserve"> </w:t>
-      </w:r>
-      <w:r>
-        <w:t xml:space="preserve">The effect parallels the distance-aware single models proposed for deep networks</w:t>
-      </w:r>
-      <w:r>
-        <w:t xml:space="preserve"> </w:t>
-      </w:r>
-      <w:r>
-        <w:t xml:space="preserve">(Kristiadi et al., 2020; Liu et al., 2020; van Amersfoort et al., 2020)</w:t>
-      </w:r>
-      <w:r>
-        <w:t xml:space="preserve">, which aim to become uncertain away from the training data. For a linear readout on a fixed random-kernel transform, distance awareness is available in closed form through the ridge leverage, and its calibration can be fitted without held-out data. A k-NN distance used in the same role gives similar NLL but worse shift detection than leverage. Leverage measures distance in the regularised geometry that the classifier itself uses, and it is computed from the same decomposition without an additional search over the training set.</w:t>
-      </w:r>
-    </w:p>
-    <w:p>
-      <w:pPr>
-        <w:pStyle w:val="BodyText"/>
-      </w:pPr>
-      <w:r>
-        <w:rPr>
-          <w:bCs/>
-          <w:b/>
-        </w:rPr>
-        <w:t xml:space="preserve">Which shifts are covered.</w:t>
-      </w:r>
-      <w:r>
-        <w:t xml:space="preserve"> </w:t>
-      </w:r>
-      <w:r>
-        <w:t xml:space="preserve">Leverage grows when a corruption pushes the random-kernel features outside the span of the training features, as noise, spikes, missing segments, wander and circular shifts do. Smooth time warps and the cross-axis transfer of Section 6.5 change the class-conditional distribution while keeping the features largely in-span. There the leverage ratio stays close to one and LOOM behaves like a globally calibrated ridge. Distance awareness is thus a complement to, not a substitute for, methods that address semantic or label shift.</w:t>
-      </w:r>
-    </w:p>
-    <w:p>
-      <w:pPr>
-        <w:pStyle w:val="BodyText"/>
-      </w:pPr>
-      <w:r>
-        <w:rPr>
-          <w:bCs/>
-          <w:b/>
-        </w:rPr>
-        <w:t xml:space="preserve">Practical guidance.</w:t>
-      </w:r>
-      <w:r>
-        <w:t xml:space="preserve"> </w:t>
-      </w:r>
-      <w:r>
-        <w:t xml:space="preserve">LOOM is attractive when (i) training sets are small, so that holding out data for calibration is costly; (ii) test conditions may drift, as in sensor and monitoring applications; and (iii) a single fast model is preferred over an ensemble. Its in-distribution calibration is not better than PreVal’s: practitioners who are confident that test data match the training distribution, particularly with many classes and few examples per class, may prefer PreVal (or LOOM without smoothing) for the lowest in-distribution ECE. For uncertainty sets, jackknife+ with LAC gives nominal coverage with the smallest sets on clean data. Under shift, the APS score should be used, because LAC sets become empty when LOOM flattens its probabilities; APS sets are larger but retain coverage close to the nominal level (Table 4).</w:t>
-      </w:r>
-    </w:p>
-    <w:p>
-      <w:pPr>
-        <w:pStyle w:val="BodyText"/>
-      </w:pPr>
-      <w:r>
-        <w:rPr>
-          <w:bCs/>
-          <w:b/>
-        </w:rPr>
-        <w:t xml:space="preserve">Threats to validity.</w:t>
-      </w:r>
-      <w:r>
-        <w:t xml:space="preserve"> </w:t>
-      </w:r>
-      <w:r>
-        <w:t xml:space="preserve">Conclusions are drawn over datasets (Wilcoxon tests with Holm correction) and hold on the datasets not used during development and on the datasets without train/test duplicates (Section 6.5). They are specific to random-kernel feature extractors with a ridge readout and to the synthetic corruptions studied; Section 8 lists further limitations.</w:t>
-      </w:r>
-    </w:p>
-    <w:bookmarkEnd w:id="74"/>
-    <w:bookmarkStart w:id="75" w:name="limitations"/>
-    <w:p>
-      <w:pPr>
-        <w:pStyle w:val="Heading1"/>
-      </w:pPr>
-      <w:r>
-        <w:t xml:space="preserve">8 Limitations</w:t>
-      </w:r>
-    </w:p>
-    <w:p>
-      <w:pPr>
-        <w:pStyle w:val="FirstParagraph"/>
-      </w:pPr>
-      <w:r>
-        <w:t xml:space="preserve">The study has the following limitations.</w:t>
+        <w:t xml:space="preserve">The application study.</w:t>
+      </w:r>
+      <w:r>
+        <w:t xml:space="preserve"> </w:t>
+      </w:r>
+      <w:r>
+        <w:t xml:space="preserve">The triage study uses twelve datasets and simulated faults, and it was designed after the main benchmark results were known (although its protocol was fixed before it was run). With twelve datasets the statistical tests have little power. A study with real faulty recordings labelled by domain experts would be the natural next step.</w:t>
       </w:r>
     </w:p>
     <w:p>
@@ -12547,25 +12493,25 @@
           <w:iCs/>
           <w:i/>
         </w:rPr>
-        <w:t xml:space="preserve">Scope of data and shift.</w:t>
-      </w:r>
-      <w:r>
-        <w:t xml:space="preserve"> </w:t>
-      </w:r>
-      <w:r>
-        <w:t xml:space="preserve">All experiments use univariate, equal-length UCR datasets. The corruptions are synthetic and test-time only: they model sensor noise, drift, dropouts, artefacts and misalignment, but not real deployment shifts such as new subjects, devices or recording sites, and not label shift. Multivariate series and real domain-shift benchmarks</w:t>
-      </w:r>
-      <w:r>
-        <w:t xml:space="preserve"> </w:t>
-      </w:r>
-      <w:r>
-        <w:t xml:space="preserve">(Ragab et al., 2023; Ruiz et al., 2020)</w:t>
-      </w:r>
-      <w:r>
-        <w:t xml:space="preserve"> </w:t>
-      </w:r>
-      <w:r>
-        <w:t xml:space="preserve">remain to be studied.</w:t>
+        <w:t xml:space="preserve">Approximations.</w:t>
+      </w:r>
+      <w:r>
+        <w:t xml:space="preserve"> </w:t>
+      </w:r>
+      <w:r>
+        <w:t xml:space="preserve">The leave-one-out identities are exact for a fixed standardisation and fixed MiniRocket biases, but both are estimated on all n training series. In addition, λ and the temperature are chosen on the same LOO pairs used to fit them. The LOO likelihood is therefore slightly optimistic, and the jackknife+ coverage guarantee</w:t>
+      </w:r>
+      <w:r>
+        <w:t xml:space="preserve"> </w:t>
+      </w:r>
+      <w:r>
+        <w:t xml:space="preserve">(Barber et al., 2021)</w:t>
+      </w:r>
+      <w:r>
+        <w:t xml:space="preserve"> </w:t>
+      </w:r>
+      <w:r>
+        <w:t xml:space="preserve">holds only approximately, which is why we checked coverage empirically.</w:t>
       </w:r>
     </w:p>
     <w:p>
@@ -12577,13 +12523,13 @@
           <w:iCs/>
           <w:i/>
         </w:rPr>
-        <w:t xml:space="preserve">Natural shift.</w:t>
-      </w:r>
-      <w:r>
-        <w:t xml:space="preserve"> </w:t>
-      </w:r>
-      <w:r>
-        <w:t xml:space="preserve">The only natural shift studied (UWaveGestureLibrary cross-axis transfer) barely changes leverage, and LOOM gains little there (Section 6.5). The benefit on real deployment shifts therefore depends on whether they move inputs off the training feature span.</w:t>
+        <w:t xml:space="preserve">What leverage can and cannot see.</w:t>
+      </w:r>
+      <w:r>
+        <w:t xml:space="preserve"> </w:t>
+      </w:r>
+      <w:r>
+        <w:t xml:space="preserve">Leverage measures how unusual a recording is in the classifier’s feature space. It does not respond to changes that leave the features in the range of the training data, such as label noise or a change of class frequencies, and it lowers the confidence of unusual recordings even when they are classified correctly. The target smoothing needed to keep the fit stable makes LOOM underconfident on datasets with very few training series per class, which raises its clean calibration error.</w:t>
       </w:r>
     </w:p>
     <w:p>
@@ -12595,61 +12541,13 @@
           <w:iCs/>
           <w:i/>
         </w:rPr>
-        <w:t xml:space="preserve">Approximations in the LOO quantities.</w:t>
-      </w:r>
-      <w:r>
-        <w:t xml:space="preserve"> </w:t>
-      </w:r>
-      <w:r>
-        <w:t xml:space="preserve">The identities in Section 4.2 are exact for fixed standardisation and fixed MiniRocket biases, but both are estimated on all n training series. In addition, λ and the temperature are selected on the same LOO pairs used to fit them. The LOO negative log-likelihood is therefore slightly optimistic, and the jackknife+ coverage guarantee</w:t>
-      </w:r>
-      <w:r>
-        <w:t xml:space="preserve"> </w:t>
-      </w:r>
-      <w:r>
-        <w:t xml:space="preserve">(Barber et al., 2021)</w:t>
-      </w:r>
-      <w:r>
-        <w:t xml:space="preserve"> </w:t>
-      </w:r>
-      <w:r>
-        <w:t xml:space="preserve">holds only approximately. We assessed coverage empirically instead.</w:t>
-      </w:r>
-    </w:p>
-    <w:p>
-      <w:pPr>
-        <w:pStyle w:val="BodyText"/>
-      </w:pPr>
-      <w:r>
-        <w:rPr>
-          <w:iCs/>
-          <w:i/>
-        </w:rPr>
-        <w:t xml:space="preserve">Behaviour of the moderation.</w:t>
-      </w:r>
-      <w:r>
-        <w:t xml:space="preserve"> </w:t>
-      </w:r>
-      <w:r>
-        <w:t xml:space="preserve">Leverage measures distance from the training data in the regularised feature geometry. It does not detect shifts that leave the features inside the span of the training data (for example, label noise or a change of class priors), and it lowers confidence even for shifted inputs that are still classified correctly (Section 6.9). Platt target smoothing, needed when LOO predictions are separable, makes the model underconfident on datasets with very few training series per class, which raised the clean ECE (Section 6.9).</w:t>
-      </w:r>
-    </w:p>
-    <w:p>
-      <w:pPr>
-        <w:pStyle w:val="BodyText"/>
-      </w:pPr>
-      <w:r>
-        <w:rPr>
-          <w:iCs/>
-          <w:i/>
-        </w:rPr>
-        <w:t xml:space="preserve">Compute-driven protocol choices.</w:t>
-      </w:r>
-      <w:r>
-        <w:t xml:space="preserve"> </w:t>
-      </w:r>
-      <w:r>
-        <w:t xml:space="preserve">All experiments ran on a 4-core CPU without a GPU in a cloud container that restarted several times. For this reason, and decided before results were inspected (Online Resource 2): ensembles, other extractors and the Arsenal were evaluated on the official split only; the Arsenal used aeon’s MiniRocket-kernel configuration; Rocket features were not evaluated; logistic regression was skipped for the four datasets with more than 2,000 training series (Crop, ElectricDevices, FordA, FordB); conformal sets were evaluated on at most 1,000 test series per dataset; and the test sets of Crop and ElectricDevices were subsampled to 2,000 series. Deep-learning classifiers such as InceptionTime</w:t>
+        <w:t xml:space="preserve">Compute-driven choices.</w:t>
+      </w:r>
+      <w:r>
+        <w:t xml:space="preserve"> </w:t>
+      </w:r>
+      <w:r>
+        <w:t xml:space="preserve">All experiments ran on a 4-core CPU without a GPU. For this reason, and decided before the results were inspected (Online Resource 2), the ensembles, the other feature extractors and the Arsenal were evaluated on the official split only; the Arsenal used aeon’s MiniRocket-kernel configuration; logistic regression was skipped for the four datasets with more than 2,000 training series; prediction sets were evaluated on at most 1,000 test series per dataset; and the test sets of Crop and ElectricDevices were subsampled to 2,000 series. Deep-learning classifiers such as InceptionTime</w:t>
       </w:r>
       <w:r>
         <w:t xml:space="preserve"> </w:t>
@@ -12658,7 +12556,7 @@
         <w:t xml:space="preserve">(Ismail Fawaz et al., 2020)</w:t>
       </w:r>
       <w:r>
-        <w:t xml:space="preserve">, deep distance-aware models</w:t>
+        <w:t xml:space="preserve">, distance-aware deep networks</w:t>
       </w:r>
       <w:r>
         <w:t xml:space="preserve"> </w:t>
@@ -12667,7 +12565,7 @@
         <w:t xml:space="preserve">(Liu et al., 2020; van Amersfoort et al., 2020)</w:t>
       </w:r>
       <w:r>
-        <w:t xml:space="preserve">, a Laplace-approximated Bayesian logistic regression, and the full HIVE-COTE 2.0 ensemble</w:t>
+        <w:t xml:space="preserve">, a Laplace-approximated Bayesian logistic regression and the full HIVE-COTE 2.0 ensemble</w:t>
       </w:r>
       <w:r>
         <w:t xml:space="preserve"> </w:t>
@@ -12697,7 +12595,7 @@
         <w:t xml:space="preserve"> </w:t>
       </w:r>
       <w:r>
-        <w:t xml:space="preserve">The logistic-regression baseline used 300 iterations and a C grid ending at 1; a check on 12 datasets showed that longer training changes its median NLL negligibly but can improve it noticeably on datasets with many classes (Section 6.8).</w:t>
+        <w:t xml:space="preserve">Logistic regression used 300 iterations and a regularisation grid ending at C = 1. Longer training changed its median NLL very little but helped noticeably on a dataset with many classes (Section 6.8).</w:t>
       </w:r>
     </w:p>
     <w:p>
@@ -12715,7 +12613,7 @@
         <w:t xml:space="preserve"> </w:t>
       </w:r>
       <w:r>
-        <w:t xml:space="preserve">The method was designed on eight datasets and the pipeline was tested on six more. Results restricted to the remaining datasets are reported (Section 6.5), but some optimism from design choices made on development data cannot be fully excluded.</w:t>
+        <w:t xml:space="preserve">The method was designed on eight datasets, and the pipeline was tested on six more. Results without these datasets are reported (Section 6.6), but some optimism from design choices cannot be ruled out completely.</w:t>
       </w:r>
     </w:p>
     <w:p>
@@ -12733,11 +12631,11 @@
         <w:t xml:space="preserve"> </w:t>
       </w:r>
       <w:r>
-        <w:t xml:space="preserve">LOOM stores the factors U and V, i.e. O((n + p)r) numbers. For training sets much larger than those in the UCR archive, randomised or incremental SVDs would be needed, and the exactness of the LOO identities would then be lost.</w:t>
-      </w:r>
-    </w:p>
-    <w:bookmarkEnd w:id="75"/>
-    <w:bookmarkStart w:id="76" w:name="conclusion"/>
+        <w:t xml:space="preserve">LOOM stores the factors U and V, that is O((n + p)r) numbers. For training sets much larger than those in the UCR archive, a randomised or incremental SVD would be needed, and the LOO identities would then no longer be exact.</w:t>
+      </w:r>
+    </w:p>
+    <w:bookmarkEnd w:id="79"/>
+    <w:bookmarkStart w:id="80" w:name="conclusion"/>
     <w:p>
       <w:pPr>
         <w:pStyle w:val="Heading1"/>
@@ -12751,10 +12649,26 @@
         <w:pStyle w:val="FirstParagraph"/>
       </w:pPr>
       <w:r>
-        <w:t xml:space="preserve">We proposed LOOM, a closed-form probabilistic readout for random convolutional kernel time series classifiers. It divides ridge logits by the square root of their leverage and fits one temperature and the ridge penalty on exact leave-one-out score–leverage pairs, so it needs no held-out data, refitting or ensembles. The same identities give exact jackknife+ prediction sets. On 114 UCR datasets with five resamples, LOOM matches the best existing closed-form readout (PreVal) in-distribution in NLL, at the price of a higher ECE caused by target smoothing. Under 18 synthetic test-time corruptions it reduces the median NLL from 1.728 to 0.738, better than the other closed-form and cross-validated readouts, and its confidence detects corrupted inputs much better (median AUROC 0.765 vs 0.563). LOOM is on par with the tree-based QUANT classifier on average but worse than it under the strongest corruptions. The fit costs essentially the same as the ridge readout itself. The protection is specific to shifts that move inputs away from the training feature span: under a natural cross-axis sensor shift that leaves leverage almost unchanged, its advantage over PreVal is small. Future work includes multivariate series, real deployment shifts, adaptive smoothing for many-class few-shot problems, and moderation signals that also respond to shifts that leave the feature span unchanged.</w:t>
-      </w:r>
-    </w:p>
-    <w:bookmarkEnd w:id="76"/>
+        <w:t xml:space="preserve">A classifier that works alongside a human reviewer is only useful if it knows when it might be wrong. We proposed LOOM, a simple change to the readout of fast random-kernel time series classifiers that makes their confidence drop when a recording looks unlike the training data. LOOM divides the ridge scores by the square root of their leverage and fits a single temperature and the ridge penalty on exact leave-one-out pairs of scores and leverages. It needs no held-out data, no refitting and no ensemble, and the same identities give exact jackknife+ prediction sets.</w:t>
+      </w:r>
+    </w:p>
+    <w:p>
+      <w:pPr>
+        <w:pStyle w:val="BodyText"/>
+      </w:pPr>
+      <w:r>
+        <w:t xml:space="preserve">On 114 UCR datasets, LOOM matched the best existing readout on clean data, at the price of a slightly higher calibration error caused by target smoothing. Under 18 simulated sensor faults it lowered the median NLL from 1.728 to 0.738 and separated faulty from clean recordings much better (median AUROC 0.765 vs 0.563). In a triage study on heart, wearable and industrial sensor data, its review queue caught nearly twice as many of the faulty recordings as PreVal with the same review budget (45 % vs 25 %), and somewhat more than QUANT. LOOM is on par with QUANT on average but worse than it under the strongest faults, and it does not detect changes that leave the features within the range of the training data, such as the switch to another accelerometer axis.</w:t>
+      </w:r>
+    </w:p>
+    <w:p>
+      <w:pPr>
+        <w:pStyle w:val="BodyText"/>
+      </w:pPr>
+      <w:r>
+        <w:t xml:space="preserve">Future work includes multivariate recordings, real deployment data collected over time, adaptive smoothing for problems with many classes and few examples, and combining leverage with signals that respond to changes it cannot see.</w:t>
+      </w:r>
+    </w:p>
+    <w:bookmarkEnd w:id="80"/>
     <w:bookmarkStart w:id="173" w:name="references"/>
     <w:p>
       <w:pPr>
@@ -12765,39 +12679,18 @@
       </w:r>
     </w:p>
     <w:bookmarkStart w:id="172" w:name="refs"/>
-    <w:bookmarkStart w:id="78" w:name="ref-abdar2021"/>
+    <w:bookmarkStart w:id="82" w:name="ref-allen1974"/>
     <w:p>
       <w:pPr>
         <w:pStyle w:val="Bibliography"/>
       </w:pPr>
       <w:r>
-        <w:t xml:space="preserve">Abdar, M., Pourpanah, F., Hussain, S., Rezazadegan, D., Liu, L., Ghavamzadeh, M., Fieguth, P., Cao, X., Khosravi, A., Acharya, U.R., Makarenkov, V., Nahavandi, S., 2021. A review of uncertainty quantification in deep learning: Techniques, applications and challenges. Information Fusion.</w:t>
-      </w:r>
-      <w:r>
-        <w:t xml:space="preserve"> </w:t>
-      </w:r>
-      <w:hyperlink r:id="rId77">
-        <w:r>
-          <w:rPr>
-            <w:rStyle w:val="Hyperlink"/>
-          </w:rPr>
-          <w:t xml:space="preserve">https://doi.org/10.1016/j.inffus.2021.05.008</w:t>
-        </w:r>
-      </w:hyperlink>
-    </w:p>
-    <w:bookmarkEnd w:id="78"/>
-    <w:bookmarkStart w:id="80" w:name="ref-allen1974"/>
-    <w:p>
-      <w:pPr>
-        <w:pStyle w:val="Bibliography"/>
-      </w:pPr>
-      <w:r>
         <w:t xml:space="preserve">Allen, D.M., 1974. The Relationship Between Variable Selection and Data Agumentation and a Method for Prediction. Technometrics.</w:t>
       </w:r>
       <w:r>
         <w:t xml:space="preserve"> </w:t>
       </w:r>
-      <w:hyperlink r:id="rId79">
+      <w:hyperlink r:id="rId81">
         <w:r>
           <w:rPr>
             <w:rStyle w:val="Hyperlink"/>
@@ -12806,8 +12699,8 @@
         </w:r>
       </w:hyperlink>
     </w:p>
-    <w:bookmarkEnd w:id="80"/>
-    <w:bookmarkStart w:id="82" w:name="ref-angelopoulos2023"/>
+    <w:bookmarkEnd w:id="82"/>
+    <w:bookmarkStart w:id="84" w:name="ref-angelopoulos2023"/>
     <w:p>
       <w:pPr>
         <w:pStyle w:val="Bibliography"/>
@@ -12818,7 +12711,7 @@
       <w:r>
         <w:t xml:space="preserve"> </w:t>
       </w:r>
-      <w:hyperlink r:id="rId81">
+      <w:hyperlink r:id="rId83">
         <w:r>
           <w:rPr>
             <w:rStyle w:val="Hyperlink"/>
@@ -12827,8 +12720,8 @@
         </w:r>
       </w:hyperlink>
     </w:p>
-    <w:bookmarkEnd w:id="82"/>
-    <w:bookmarkStart w:id="83" w:name="ref-angelopoulos2021raps"/>
+    <w:bookmarkEnd w:id="84"/>
+    <w:bookmarkStart w:id="85" w:name="ref-angelopoulos2021raps"/>
     <w:p>
       <w:pPr>
         <w:pStyle w:val="Bibliography"/>
@@ -12837,8 +12730,8 @@
         <w:t xml:space="preserve">Angelopoulos, A.N., Bates, S., Malik, J., Jordan, M.I., 2021. Uncertainty sets for image classifiers using conformal prediction, in: International Conference on Learning Representations.</w:t>
       </w:r>
     </w:p>
-    <w:bookmarkEnd w:id="83"/>
-    <w:bookmarkStart w:id="85" w:name="ref-bagnall2017bakeoff"/>
+    <w:bookmarkEnd w:id="85"/>
+    <w:bookmarkStart w:id="87" w:name="ref-bagnall2017bakeoff"/>
     <w:p>
       <w:pPr>
         <w:pStyle w:val="Bibliography"/>
@@ -12849,7 +12742,7 @@
       <w:r>
         <w:t xml:space="preserve"> </w:t>
       </w:r>
-      <w:hyperlink r:id="rId84">
+      <w:hyperlink r:id="rId86">
         <w:r>
           <w:rPr>
             <w:rStyle w:val="Hyperlink"/>
@@ -12858,8 +12751,8 @@
         </w:r>
       </w:hyperlink>
     </w:p>
-    <w:bookmarkEnd w:id="85"/>
-    <w:bookmarkStart w:id="87" w:name="ref-barber2021"/>
+    <w:bookmarkEnd w:id="87"/>
+    <w:bookmarkStart w:id="89" w:name="ref-barber2021"/>
     <w:p>
       <w:pPr>
         <w:pStyle w:val="Bibliography"/>
@@ -12870,7 +12763,7 @@
       <w:r>
         <w:t xml:space="preserve"> </w:t>
       </w:r>
-      <w:hyperlink r:id="rId86">
+      <w:hyperlink r:id="rId88">
         <w:r>
           <w:rPr>
             <w:rStyle w:val="Hyperlink"/>
@@ -12879,8 +12772,8 @@
         </w:r>
       </w:hyperlink>
     </w:p>
-    <w:bookmarkEnd w:id="87"/>
-    <w:bookmarkStart w:id="88" w:name="ref-benavoli2016"/>
+    <w:bookmarkEnd w:id="89"/>
+    <w:bookmarkStart w:id="90" w:name="ref-benavoli2016"/>
     <w:p>
       <w:pPr>
         <w:pStyle w:val="Bibliography"/>
@@ -12889,8 +12782,8 @@
         <w:t xml:space="preserve">Benavoli, A., Corani, G., Mangili, F., 2016. Should we really use post-hoc tests based on mean-ranks? Journal of Machine Learning Research 17, 1–10.</w:t>
       </w:r>
     </w:p>
-    <w:bookmarkEnd w:id="88"/>
-    <w:bookmarkStart w:id="89" w:name="ref-burnaev2014"/>
+    <w:bookmarkEnd w:id="90"/>
+    <w:bookmarkStart w:id="91" w:name="ref-burnaev2014"/>
     <w:p>
       <w:pPr>
         <w:pStyle w:val="Bibliography"/>
@@ -12899,8 +12792,8 @@
         <w:t xml:space="preserve">Burnaev, E., Vovk, V., 2014. Efficiency of conformalized ridge regression, in: Proceedings of the 27th Conference on Learning Theory, PMLR. pp. 605–622.</w:t>
       </w:r>
     </w:p>
-    <w:bookmarkEnd w:id="89"/>
-    <w:bookmarkStart w:id="91" w:name="ref-cawley2004"/>
+    <w:bookmarkEnd w:id="91"/>
+    <w:bookmarkStart w:id="93" w:name="ref-cawley2004"/>
     <w:p>
       <w:pPr>
         <w:pStyle w:val="Bibliography"/>
@@ -12911,7 +12804,7 @@
       <w:r>
         <w:t xml:space="preserve"> </w:t>
       </w:r>
-      <w:hyperlink r:id="rId90">
+      <w:hyperlink r:id="rId92">
         <w:r>
           <w:rPr>
             <w:rStyle w:val="Hyperlink"/>
@@ -12920,8 +12813,8 @@
         </w:r>
       </w:hyperlink>
     </w:p>
-    <w:bookmarkEnd w:id="91"/>
-    <w:bookmarkStart w:id="93" w:name="ref-dau2019ucr"/>
+    <w:bookmarkEnd w:id="93"/>
+    <w:bookmarkStart w:id="95" w:name="ref-dau2019ucr"/>
     <w:p>
       <w:pPr>
         <w:pStyle w:val="Bibliography"/>
@@ -12932,7 +12825,7 @@
       <w:r>
         <w:t xml:space="preserve"> </w:t>
       </w:r>
-      <w:hyperlink r:id="rId92">
+      <w:hyperlink r:id="rId94">
         <w:r>
           <w:rPr>
             <w:rStyle w:val="Hyperlink"/>
@@ -12941,8 +12834,8 @@
         </w:r>
       </w:hyperlink>
     </w:p>
-    <w:bookmarkEnd w:id="93"/>
-    <w:bookmarkStart w:id="95" w:name="ref-dempster2020rocket"/>
+    <w:bookmarkEnd w:id="95"/>
+    <w:bookmarkStart w:id="97" w:name="ref-dempster2020rocket"/>
     <w:p>
       <w:pPr>
         <w:pStyle w:val="Bibliography"/>
@@ -12953,7 +12846,7 @@
       <w:r>
         <w:t xml:space="preserve"> </w:t>
       </w:r>
-      <w:hyperlink r:id="rId94">
+      <w:hyperlink r:id="rId96">
         <w:r>
           <w:rPr>
             <w:rStyle w:val="Hyperlink"/>
@@ -12962,8 +12855,8 @@
         </w:r>
       </w:hyperlink>
     </w:p>
-    <w:bookmarkEnd w:id="95"/>
-    <w:bookmarkStart w:id="97" w:name="ref-dempster2024quant"/>
+    <w:bookmarkEnd w:id="97"/>
+    <w:bookmarkStart w:id="99" w:name="ref-dempster2024quant"/>
     <w:p>
       <w:pPr>
         <w:pStyle w:val="Bibliography"/>
@@ -12974,7 +12867,7 @@
       <w:r>
         <w:t xml:space="preserve"> </w:t>
       </w:r>
-      <w:hyperlink r:id="rId96">
+      <w:hyperlink r:id="rId98">
         <w:r>
           <w:rPr>
             <w:rStyle w:val="Hyperlink"/>
@@ -12983,8 +12876,8 @@
         </w:r>
       </w:hyperlink>
     </w:p>
-    <w:bookmarkEnd w:id="97"/>
-    <w:bookmarkStart w:id="99" w:name="ref-dempster2023hydra"/>
+    <w:bookmarkEnd w:id="99"/>
+    <w:bookmarkStart w:id="101" w:name="ref-dempster2023hydra"/>
     <w:p>
       <w:pPr>
         <w:pStyle w:val="Bibliography"/>
@@ -12995,7 +12888,7 @@
       <w:r>
         <w:t xml:space="preserve"> </w:t>
       </w:r>
-      <w:hyperlink r:id="rId98">
+      <w:hyperlink r:id="rId100">
         <w:r>
           <w:rPr>
             <w:rStyle w:val="Hyperlink"/>
@@ -13004,8 +12897,8 @@
         </w:r>
       </w:hyperlink>
     </w:p>
-    <w:bookmarkEnd w:id="99"/>
-    <w:bookmarkStart w:id="101" w:name="ref-dempster2021minirocket"/>
+    <w:bookmarkEnd w:id="101"/>
+    <w:bookmarkStart w:id="103" w:name="ref-dempster2021minirocket"/>
     <w:p>
       <w:pPr>
         <w:pStyle w:val="Bibliography"/>
@@ -13016,7 +12909,7 @@
       <w:r>
         <w:t xml:space="preserve"> </w:t>
       </w:r>
-      <w:hyperlink r:id="rId100">
+      <w:hyperlink r:id="rId102">
         <w:r>
           <w:rPr>
             <w:rStyle w:val="Hyperlink"/>
@@ -13025,8 +12918,8 @@
         </w:r>
       </w:hyperlink>
     </w:p>
-    <w:bookmarkEnd w:id="101"/>
-    <w:bookmarkStart w:id="103" w:name="ref-dempster2025preval"/>
+    <w:bookmarkEnd w:id="103"/>
+    <w:bookmarkStart w:id="105" w:name="ref-dempster2025preval"/>
     <w:p>
       <w:pPr>
         <w:pStyle w:val="Bibliography"/>
@@ -13037,7 +12930,7 @@
       <w:r>
         <w:t xml:space="preserve"> </w:t>
       </w:r>
-      <w:hyperlink r:id="rId102">
+      <w:hyperlink r:id="rId104">
         <w:r>
           <w:rPr>
             <w:rStyle w:val="Hyperlink"/>
@@ -13046,8 +12939,8 @@
         </w:r>
       </w:hyperlink>
     </w:p>
-    <w:bookmarkEnd w:id="103"/>
-    <w:bookmarkStart w:id="104" w:name="ref-demsar2006"/>
+    <w:bookmarkEnd w:id="105"/>
+    <w:bookmarkStart w:id="106" w:name="ref-demsar2006"/>
     <w:p>
       <w:pPr>
         <w:pStyle w:val="Bibliography"/>
@@ -13055,27 +12948,6 @@
       <w:r>
         <w:t xml:space="preserve">Demšar, J., 2006. Statistical comparisons of classifiers over multiple data sets. Journal of Machine Learning Research 7, 1–30.</w:t>
       </w:r>
-    </w:p>
-    <w:bookmarkEnd w:id="104"/>
-    <w:bookmarkStart w:id="106" w:name="ref-gawlikowski2023"/>
-    <w:p>
-      <w:pPr>
-        <w:pStyle w:val="Bibliography"/>
-      </w:pPr>
-      <w:r>
-        <w:t xml:space="preserve">Gawlikowski, J., Tassi, C.R.N., Ali, M., Lee, J., Humt, M., Feng, J., Kruspe, A., Triebel, R., Jung, P., Roscher, R., Shahzad, M., Yang, W., Bamler, R., Zhu, X.X., 2023. A survey of uncertainty in deep neural networks. Artificial Intelligence Review.</w:t>
-      </w:r>
-      <w:r>
-        <w:t xml:space="preserve"> </w:t>
-      </w:r>
-      <w:hyperlink r:id="rId105">
-        <w:r>
-          <w:rPr>
-            <w:rStyle w:val="Hyperlink"/>
-          </w:rPr>
-          <w:t xml:space="preserve">https://doi.org/10.1007/s10462-023-10562-9</w:t>
-        </w:r>
-      </w:hyperlink>
     </w:p>
     <w:bookmarkEnd w:id="106"/>
     <w:bookmarkStart w:id="107" w:name="ref-geifman2017"/>
@@ -14260,9 +14132,6 @@
     <w:lvlOverride w:ilvl="8">
       <w:startOverride w:val="1"/>
     </w:lvlOverride>
-  </w:num>
-  <w:num w:numId="1003">
-    <w:abstractNumId w:val="991"/>
   </w:num>
 </w:numbering>
 </file>

--- a/Target_Journal_Submission/manuscript/alternative_ESWA/Manuscript_ESWA.docx
+++ b/Target_Journal_Submission/manuscript/alternative_ESWA/Manuscript_ESWA.docx
@@ -222,7 +222,16 @@
         <w:pStyle w:val="FirstParagraph"/>
       </w:pPr>
       <w:r>
-        <w:t xml:space="preserve">Consider a wearable heart monitor that classifies each short ECG recording as normal or abnormal, a factory system that labels the signal from a production sensor, or a smartwatch that recognises gestures from an accelerometer. All of these systems make many decisions per day, and nobody can check each one. The usual way to keep such a system safe is to let it decide on its own when it is sure and to pass the remaining cases to a person. For this to work, the classifier’s confidence has to mean something. It must be high when the prediction is likely to be right and low when it is not.</w:t>
+        <w:t xml:space="preserve">Consider a wearable heart monitor that classifies each short ECG recording as normal or abnormal, a factory system that labels the signal from a production sensor, or a smartwatch that recognises gestures from an accelerometer. All of these systems make many decisions per day, and nobody can check each one. The usual way to keep such a system safe is to let it decide on its own when it is sure and to pass the remaining cases to a person. For this to work, the classifier’s confidence has to mean something. It must be high when the prediction is likely to be right and low when it is not, a requirement studied broadly under the name of uncertainty quantification</w:t>
+      </w:r>
+      <w:r>
+        <w:t xml:space="preserve"> </w:t>
+      </w:r>
+      <w:r>
+        <w:t xml:space="preserve">(Abdar et al., 2021; Gawlikowski et al., 2023)</w:t>
+      </w:r>
+      <w:r>
+        <w:t xml:space="preserve">.</w:t>
       </w:r>
     </w:p>
     <w:p>
@@ -3763,7 +3772,7 @@
         <w:t xml:space="preserve"> </w:t>
       </w:r>
       <w:r>
-        <w:t xml:space="preserve">in aeon’s MiniRocket-kernel configuration on the official split only, because the default configuration was too slow for our hardware (Online Resource 2).</w:t>
+        <w:t xml:space="preserve">in aeon’s MiniRocket-kernel configuration on the official split only, because the default configuration was too slow for our hardware (Online Resource 2). Some methods cannot be applied to every dataset. The cross-validated calibrators need at least as many training series per class as folds, and the Arsenal returned undefined (NaN) probabilities on Fungi, which has a single training series per class. These methods are therefore compared on fewer datasets, as the n column of each table shows.</w:t>
       </w:r>
     </w:p>
     <w:p>
@@ -4263,7 +4272,7 @@
         <w:pStyle w:val="FirstParagraph"/>
       </w:pPr>
       <w:r>
-        <w:t xml:space="preserve">Table 1 summarises performance on the clean test sets. On clean data LOOM is as good as the best existing readouts, but not better. Its median NLL is 0.295. Compared with PreVal, LOOM is not significantly different (50 wins, 64 losses, p = 1.000), and the same holds against five-fold Platt scaling and cross-validated logistic regression (Table 1). Compared with hold-out temperature scaling, which gives up 20 % of the training data, LOOM is better on 86 of 114 datasets (p &lt; 0.001), and it is far better than the raw ridge outputs. Accuracy is essentially the same as PreVal’s (median 0.914 vs 0.914), since both use the same ridge scores.</w:t>
+        <w:t xml:space="preserve">Table 1 summarises performance on the clean test sets. On clean data LOOM is as good as the best existing readouts, but not better. Its median NLL is 0.295. Compared with PreVal, LOOM is not significantly different (49 wins, 65 losses, p = 1.000), and the same holds against five-fold Platt scaling and cross-validated logistic regression (Table 1). Compared with hold-out temperature scaling, which gives up 20 % of the training data, LOOM is better on 85 of 114 datasets (p &lt; 0.001), and it is far better than the raw ridge outputs. Accuracy is essentially the same as PreVal’s (median 0.914 vs 0.914), since both use the same ridge scores.</w:t>
       </w:r>
     </w:p>
     <w:p>
@@ -4271,7 +4280,7 @@
         <w:pStyle w:val="BodyText"/>
       </w:pPr>
       <w:r>
-        <w:t xml:space="preserve">There is one cost. LOOM’s calibration error on clean data is higher than PreVal’s (median ECE 0.075 vs 0.040; LOOM worse on 85 of 114 datasets; p &lt; 0.001). The cause is the target smoothing of Section 4.4, which makes LOOM slightly underconfident when there are few training series per class (Section 6.9).</w:t>
+        <w:t xml:space="preserve">There is one cost. LOOM’s calibration error on clean data is higher than PreVal’s (median ECE 0.075 vs 0.040; LOOM worse on 86 of 114 datasets; p &lt; 0.001). The cause is the target smoothing of Section 4.4, which makes LOOM slightly underconfident when there are few training series per class (Section 6.9).</w:t>
       </w:r>
     </w:p>
     <w:p>
@@ -4661,7 +4670,7 @@
                 <w:rFonts w:ascii="Times New Roman" w:hAnsi="Times New Roman"/>
                 <w:sz w:val="16"/>
               </w:rPr>
-              <w:t xml:space="preserve">1.94</w:t>
+              <w:t xml:space="preserve">2.28</w:t>
             </w:r>
           </w:p>
         </w:tc>
@@ -4833,41 +4842,41 @@
                 <w:rFonts w:ascii="Times New Roman" w:hAnsi="Times New Roman"/>
                 <w:sz w:val="16"/>
               </w:rPr>
-              <w:t xml:space="preserve">1.81</w:t>
-            </w:r>
-          </w:p>
-        </w:tc>
-        <w:tc>
-          <w:tcPr/>
-          <w:p>
-            <w:pPr>
-              <w:pStyle w:val="Compact"/>
-              <w:spacing w:after="0" w:line="240" w:lineRule="auto"/>
-              <w:jc w:val="left"/>
-            </w:pPr>
-            <w:r>
-              <w:rPr>
-                <w:rFonts w:ascii="Times New Roman" w:hAnsi="Times New Roman"/>
-                <w:sz w:val="16"/>
-              </w:rPr>
-              <w:t xml:space="preserve">50/0/64</w:t>
-            </w:r>
-          </w:p>
-        </w:tc>
-        <w:tc>
-          <w:tcPr/>
-          <w:p>
-            <w:pPr>
-              <w:pStyle w:val="Compact"/>
-              <w:spacing w:after="0" w:line="240" w:lineRule="auto"/>
-              <w:jc w:val="left"/>
-            </w:pPr>
-            <w:r>
-              <w:rPr>
-                <w:rFonts w:ascii="Times New Roman" w:hAnsi="Times New Roman"/>
-                <w:sz w:val="16"/>
-              </w:rPr>
-              <w:t xml:space="preserve">-0.04</w:t>
+              <w:t xml:space="preserve">2.13</w:t>
+            </w:r>
+          </w:p>
+        </w:tc>
+        <w:tc>
+          <w:tcPr/>
+          <w:p>
+            <w:pPr>
+              <w:pStyle w:val="Compact"/>
+              <w:spacing w:after="0" w:line="240" w:lineRule="auto"/>
+              <w:jc w:val="left"/>
+            </w:pPr>
+            <w:r>
+              <w:rPr>
+                <w:rFonts w:ascii="Times New Roman" w:hAnsi="Times New Roman"/>
+                <w:sz w:val="16"/>
+              </w:rPr>
+              <w:t xml:space="preserve">49/0/65</w:t>
+            </w:r>
+          </w:p>
+        </w:tc>
+        <w:tc>
+          <w:tcPr/>
+          <w:p>
+            <w:pPr>
+              <w:pStyle w:val="Compact"/>
+              <w:spacing w:after="0" w:line="240" w:lineRule="auto"/>
+              <w:jc w:val="left"/>
+            </w:pPr>
+            <w:r>
+              <w:rPr>
+                <w:rFonts w:ascii="Times New Roman" w:hAnsi="Times New Roman"/>
+                <w:sz w:val="16"/>
+              </w:rPr>
+              <w:t xml:space="preserve">-0.06</w:t>
             </w:r>
           </w:p>
         </w:tc>
@@ -4954,7 +4963,7 @@
                 <w:rFonts w:ascii="Times New Roman" w:hAnsi="Times New Roman"/>
                 <w:sz w:val="16"/>
               </w:rPr>
-              <w:t xml:space="preserve">0.053</w:t>
+              <w:t xml:space="preserve">0.052</w:t>
             </w:r>
           </w:p>
         </w:tc>
@@ -5005,41 +5014,41 @@
                 <w:rFonts w:ascii="Times New Roman" w:hAnsi="Times New Roman"/>
                 <w:sz w:val="16"/>
               </w:rPr>
-              <w:t xml:space="preserve">3.02</w:t>
-            </w:r>
-          </w:p>
-        </w:tc>
-        <w:tc>
-          <w:tcPr/>
-          <w:p>
-            <w:pPr>
-              <w:pStyle w:val="Compact"/>
-              <w:spacing w:after="0" w:line="240" w:lineRule="auto"/>
-              <w:jc w:val="left"/>
-            </w:pPr>
-            <w:r>
-              <w:rPr>
-                <w:rFonts w:ascii="Times New Roman" w:hAnsi="Times New Roman"/>
-                <w:sz w:val="16"/>
-              </w:rPr>
-              <w:t xml:space="preserve">86/0/28</w:t>
-            </w:r>
-          </w:p>
-        </w:tc>
-        <w:tc>
-          <w:tcPr/>
-          <w:p>
-            <w:pPr>
-              <w:pStyle w:val="Compact"/>
-              <w:spacing w:after="0" w:line="240" w:lineRule="auto"/>
-              <w:jc w:val="left"/>
-            </w:pPr>
-            <w:r>
-              <w:rPr>
-                <w:rFonts w:ascii="Times New Roman" w:hAnsi="Times New Roman"/>
-                <w:sz w:val="16"/>
-              </w:rPr>
-              <w:t xml:space="preserve">0.62</w:t>
+              <w:t xml:space="preserve">3.56</w:t>
+            </w:r>
+          </w:p>
+        </w:tc>
+        <w:tc>
+          <w:tcPr/>
+          <w:p>
+            <w:pPr>
+              <w:pStyle w:val="Compact"/>
+              <w:spacing w:after="0" w:line="240" w:lineRule="auto"/>
+              <w:jc w:val="left"/>
+            </w:pPr>
+            <w:r>
+              <w:rPr>
+                <w:rFonts w:ascii="Times New Roman" w:hAnsi="Times New Roman"/>
+                <w:sz w:val="16"/>
+              </w:rPr>
+              <w:t xml:space="preserve">85/0/29</w:t>
+            </w:r>
+          </w:p>
+        </w:tc>
+        <w:tc>
+          <w:tcPr/>
+          <w:p>
+            <w:pPr>
+              <w:pStyle w:val="Compact"/>
+              <w:spacing w:after="0" w:line="240" w:lineRule="auto"/>
+              <w:jc w:val="left"/>
+            </w:pPr>
+            <w:r>
+              <w:rPr>
+                <w:rFonts w:ascii="Times New Roman" w:hAnsi="Times New Roman"/>
+                <w:sz w:val="16"/>
+              </w:rPr>
+              <w:t xml:space="preserve">0.61</w:t>
             </w:r>
           </w:p>
         </w:tc>
@@ -5194,24 +5203,24 @@
                 <w:rFonts w:ascii="Times New Roman" w:hAnsi="Times New Roman"/>
                 <w:sz w:val="16"/>
               </w:rPr>
-              <w:t xml:space="preserve">54/0/56</w:t>
-            </w:r>
-          </w:p>
-        </w:tc>
-        <w:tc>
-          <w:tcPr/>
-          <w:p>
-            <w:pPr>
-              <w:pStyle w:val="Compact"/>
-              <w:spacing w:after="0" w:line="240" w:lineRule="auto"/>
-              <w:jc w:val="left"/>
-            </w:pPr>
-            <w:r>
-              <w:rPr>
-                <w:rFonts w:ascii="Times New Roman" w:hAnsi="Times New Roman"/>
-                <w:sz w:val="16"/>
-              </w:rPr>
-              <w:t xml:space="preserve">0.05</w:t>
+              <w:t xml:space="preserve">53/0/57</w:t>
+            </w:r>
+          </w:p>
+        </w:tc>
+        <w:tc>
+          <w:tcPr/>
+          <w:p>
+            <w:pPr>
+              <w:pStyle w:val="Compact"/>
+              <w:spacing w:after="0" w:line="240" w:lineRule="auto"/>
+              <w:jc w:val="left"/>
+            </w:pPr>
+            <w:r>
+              <w:rPr>
+                <w:rFonts w:ascii="Times New Roman" w:hAnsi="Times New Roman"/>
+                <w:sz w:val="16"/>
+              </w:rPr>
+              <w:t xml:space="preserve">0.03</w:t>
             </w:r>
           </w:p>
         </w:tc>
@@ -5608,109 +5617,109 @@
                 <w:rFonts w:ascii="Times New Roman" w:hAnsi="Times New Roman"/>
                 <w:sz w:val="16"/>
               </w:rPr>
-              <w:t xml:space="preserve">112</w:t>
-            </w:r>
-          </w:p>
-        </w:tc>
-        <w:tc>
-          <w:tcPr/>
-          <w:p>
-            <w:pPr>
-              <w:pStyle w:val="Compact"/>
-              <w:spacing w:after="0" w:line="240" w:lineRule="auto"/>
-              <w:jc w:val="left"/>
-            </w:pPr>
-            <w:r>
-              <w:rPr>
-                <w:rFonts w:ascii="Times New Roman" w:hAnsi="Times New Roman"/>
-                <w:sz w:val="16"/>
-              </w:rPr>
-              <w:t xml:space="preserve">0.384</w:t>
-            </w:r>
-          </w:p>
-        </w:tc>
-        <w:tc>
-          <w:tcPr/>
-          <w:p>
-            <w:pPr>
-              <w:pStyle w:val="Compact"/>
-              <w:spacing w:after="0" w:line="240" w:lineRule="auto"/>
-              <w:jc w:val="left"/>
-            </w:pPr>
-            <w:r>
-              <w:rPr>
-                <w:rFonts w:ascii="Times New Roman" w:hAnsi="Times New Roman"/>
-                <w:sz w:val="16"/>
-              </w:rPr>
-              <w:t xml:space="preserve">0.117</w:t>
-            </w:r>
-          </w:p>
-        </w:tc>
-        <w:tc>
-          <w:tcPr/>
-          <w:p>
-            <w:pPr>
-              <w:pStyle w:val="Compact"/>
-              <w:spacing w:after="0" w:line="240" w:lineRule="auto"/>
-              <w:jc w:val="left"/>
-            </w:pPr>
-            <w:r>
-              <w:rPr>
-                <w:rFonts w:ascii="Times New Roman" w:hAnsi="Times New Roman"/>
-                <w:sz w:val="16"/>
-              </w:rPr>
-              <w:t xml:space="preserve">0.207</w:t>
-            </w:r>
-          </w:p>
-        </w:tc>
-        <w:tc>
-          <w:tcPr/>
-          <w:p>
-            <w:pPr>
-              <w:pStyle w:val="Compact"/>
-              <w:spacing w:after="0" w:line="240" w:lineRule="auto"/>
-              <w:jc w:val="left"/>
-            </w:pPr>
-            <w:r>
-              <w:rPr>
-                <w:rFonts w:ascii="Times New Roman" w:hAnsi="Times New Roman"/>
-                <w:sz w:val="16"/>
-              </w:rPr>
-              <w:t xml:space="preserve">0.899</w:t>
-            </w:r>
-          </w:p>
-        </w:tc>
-        <w:tc>
-          <w:tcPr/>
-          <w:p>
-            <w:pPr>
-              <w:pStyle w:val="Compact"/>
-              <w:spacing w:after="0" w:line="240" w:lineRule="auto"/>
-              <w:jc w:val="left"/>
-            </w:pPr>
-            <w:r>
-              <w:rPr>
-                <w:rFonts w:ascii="Times New Roman" w:hAnsi="Times New Roman"/>
-                <w:sz w:val="16"/>
-              </w:rPr>
-              <w:t xml:space="preserve">–</w:t>
-            </w:r>
-          </w:p>
-        </w:tc>
-        <w:tc>
-          <w:tcPr/>
-          <w:p>
-            <w:pPr>
-              <w:pStyle w:val="Compact"/>
-              <w:spacing w:after="0" w:line="240" w:lineRule="auto"/>
-              <w:jc w:val="left"/>
-            </w:pPr>
-            <w:r>
-              <w:rPr>
-                <w:rFonts w:ascii="Times New Roman" w:hAnsi="Times New Roman"/>
-                <w:sz w:val="16"/>
-              </w:rPr>
-              <w:t xml:space="preserve">76/0/36</w:t>
+              <w:t xml:space="preserve">114</w:t>
+            </w:r>
+          </w:p>
+        </w:tc>
+        <w:tc>
+          <w:tcPr/>
+          <w:p>
+            <w:pPr>
+              <w:pStyle w:val="Compact"/>
+              <w:spacing w:after="0" w:line="240" w:lineRule="auto"/>
+              <w:jc w:val="left"/>
+            </w:pPr>
+            <w:r>
+              <w:rPr>
+                <w:rFonts w:ascii="Times New Roman" w:hAnsi="Times New Roman"/>
+                <w:sz w:val="16"/>
+              </w:rPr>
+              <w:t xml:space="preserve">0.386</w:t>
+            </w:r>
+          </w:p>
+        </w:tc>
+        <w:tc>
+          <w:tcPr/>
+          <w:p>
+            <w:pPr>
+              <w:pStyle w:val="Compact"/>
+              <w:spacing w:after="0" w:line="240" w:lineRule="auto"/>
+              <w:jc w:val="left"/>
+            </w:pPr>
+            <w:r>
+              <w:rPr>
+                <w:rFonts w:ascii="Times New Roman" w:hAnsi="Times New Roman"/>
+                <w:sz w:val="16"/>
+              </w:rPr>
+              <w:t xml:space="preserve">0.116</w:t>
+            </w:r>
+          </w:p>
+        </w:tc>
+        <w:tc>
+          <w:tcPr/>
+          <w:p>
+            <w:pPr>
+              <w:pStyle w:val="Compact"/>
+              <w:spacing w:after="0" w:line="240" w:lineRule="auto"/>
+              <w:jc w:val="left"/>
+            </w:pPr>
+            <w:r>
+              <w:rPr>
+                <w:rFonts w:ascii="Times New Roman" w:hAnsi="Times New Roman"/>
+                <w:sz w:val="16"/>
+              </w:rPr>
+              <w:t xml:space="preserve">0.210</w:t>
+            </w:r>
+          </w:p>
+        </w:tc>
+        <w:tc>
+          <w:tcPr/>
+          <w:p>
+            <w:pPr>
+              <w:pStyle w:val="Compact"/>
+              <w:spacing w:after="0" w:line="240" w:lineRule="auto"/>
+              <w:jc w:val="left"/>
+            </w:pPr>
+            <w:r>
+              <w:rPr>
+                <w:rFonts w:ascii="Times New Roman" w:hAnsi="Times New Roman"/>
+                <w:sz w:val="16"/>
+              </w:rPr>
+              <w:t xml:space="preserve">0.895</w:t>
+            </w:r>
+          </w:p>
+        </w:tc>
+        <w:tc>
+          <w:tcPr/>
+          <w:p>
+            <w:pPr>
+              <w:pStyle w:val="Compact"/>
+              <w:spacing w:after="0" w:line="240" w:lineRule="auto"/>
+              <w:jc w:val="left"/>
+            </w:pPr>
+            <w:r>
+              <w:rPr>
+                <w:rFonts w:ascii="Times New Roman" w:hAnsi="Times New Roman"/>
+                <w:sz w:val="16"/>
+              </w:rPr>
+              <w:t xml:space="preserve">3.05</w:t>
+            </w:r>
+          </w:p>
+        </w:tc>
+        <w:tc>
+          <w:tcPr/>
+          <w:p>
+            <w:pPr>
+              <w:pStyle w:val="Compact"/>
+              <w:spacing w:after="0" w:line="240" w:lineRule="auto"/>
+              <w:jc w:val="left"/>
+            </w:pPr>
+            <w:r>
+              <w:rPr>
+                <w:rFonts w:ascii="Times New Roman" w:hAnsi="Times New Roman"/>
+                <w:sz w:val="16"/>
+              </w:rPr>
+              <w:t xml:space="preserve">77/0/37</w:t>
             </w:r>
           </w:p>
         </w:tc>
@@ -5865,7 +5874,7 @@
                 <w:rFonts w:ascii="Times New Roman" w:hAnsi="Times New Roman"/>
                 <w:sz w:val="16"/>
               </w:rPr>
-              <w:t xml:space="preserve">3.71</w:t>
+              <w:t xml:space="preserve">4.57</w:t>
             </w:r>
           </w:p>
         </w:tc>
@@ -6037,7 +6046,7 @@
                 <w:rFonts w:ascii="Times New Roman" w:hAnsi="Times New Roman"/>
                 <w:sz w:val="16"/>
               </w:rPr>
-              <w:t xml:space="preserve">4.52</w:t>
+              <w:t xml:space="preserve">5.40</w:t>
             </w:r>
           </w:p>
         </w:tc>
@@ -6154,7 +6163,7 @@
         <w:t xml:space="preserve"> </w:t>
       </w:r>
       <w:r>
-        <w:t xml:space="preserve">is 1.01, so the held-out leverages computed during training are on the same scale as the leverages of new clean recordings. Under faults the ratio grows with severity: at the highest severity it reaches 30.5 for noise, 29.8 for spikes, 8.7 for a 30 % dropout, 6.3 for baseline wander and 3.5 for misalignment, but only 1.26 for speed variation (Fig. 4).</w:t>
+        <w:t xml:space="preserve">is 1.01, so the held-out leverages computed during training are on the same scale as the leverages of new clean recordings. Under faults the ratio grows with severity: at the highest severity it reaches 30.3 for noise, 29.5 for spikes, 8.6 for a 30 % dropout, 6.2 for baseline wander and 3.5 for misalignment, but only 1.26 for speed variation (Fig. 4).</w:t>
       </w:r>
     </w:p>
     <w:p>
@@ -6172,7 +6181,7 @@
         <w:t xml:space="preserve"> </w:t>
       </w:r>
       <w:r>
-        <w:t xml:space="preserve">Averaged over the 18 fault conditions (Table 2), LOOM’s median NLL is 0.738, against 1.728 for PreVal. Compared with PreVal, LOOM is better on 108 of 114 datasets (p &lt; 0.001), and it is also better than hold-out temperature scaling, Platt and isotonic calibration and logistic regression (Table 2). Accuracy is unchanged, because LOOM and PreVal share the same ridge scores (median 0.694 vs 0.692). The gain comes entirely from lower confidence on the damaged recordings that are misclassified, which is visible in the reliability diagrams of Fig. 7. The same mechanism makes faulty recordings easier to spot. The median AUROC for telling faulty from clean recordings by 1 − max p̂ is 0.765 for LOOM and 0.563 for PreVal, where 0.5 means no separation at all. Fig. 5 shows how the gap opens as the faults become stronger, and Fig. 6 shows the per-dataset picture.</w:t>
+        <w:t xml:space="preserve">Averaged over the 18 fault conditions (Table 2), LOOM’s median NLL is 0.738, against 1.728 for PreVal. Compared with PreVal, LOOM is better on 108 of 114 datasets (p &lt; 0.001), and it is also better than hold-out temperature scaling, Platt and isotonic calibration and logistic regression (Table 2). Fig. 5 shows how the gap opens as the faults become stronger, and Fig. 6 shows the per-dataset picture. Accuracy is unchanged, because LOOM and PreVal share the same ridge scores (median 0.695 vs 0.692). The gain comes entirely from lower confidence on the damaged recordings that are misclassified, which is visible in the reliability diagrams of Fig. 7. The same mechanism makes faulty recordings easier to spot. The median AUROC for telling faulty from clean recordings by 1 − max p̂ is 0.765 for LOOM and 0.563 for PreVal, where 0.5 means no separation at all.</w:t>
       </w:r>
     </w:p>
     <w:p>
@@ -6528,7 +6537,7 @@
                 <w:rFonts w:ascii="Times New Roman" w:hAnsi="Times New Roman"/>
                 <w:sz w:val="16"/>
               </w:rPr>
-              <w:t xml:space="preserve">0.694</w:t>
+              <w:t xml:space="preserve">0.695</w:t>
             </w:r>
           </w:p>
         </w:tc>
@@ -6562,7 +6571,7 @@
                 <w:rFonts w:ascii="Times New Roman" w:hAnsi="Times New Roman"/>
                 <w:sz w:val="16"/>
               </w:rPr>
-              <w:t xml:space="preserve">1.17</w:t>
+              <w:t xml:space="preserve">1.78</w:t>
             </w:r>
           </w:p>
         </w:tc>
@@ -6683,7 +6692,7 @@
                 <w:rFonts w:ascii="Times New Roman" w:hAnsi="Times New Roman"/>
                 <w:sz w:val="16"/>
               </w:rPr>
-              <w:t xml:space="preserve">0.186</w:t>
+              <w:t xml:space="preserve">0.185</w:t>
             </w:r>
           </w:p>
         </w:tc>
@@ -6734,7 +6743,7 @@
                 <w:rFonts w:ascii="Times New Roman" w:hAnsi="Times New Roman"/>
                 <w:sz w:val="16"/>
               </w:rPr>
-              <w:t xml:space="preserve">3.15</w:t>
+              <w:t xml:space="preserve">3.96</w:t>
             </w:r>
           </w:p>
         </w:tc>
@@ -6872,7 +6881,7 @@
                 <w:rFonts w:ascii="Times New Roman" w:hAnsi="Times New Roman"/>
                 <w:sz w:val="16"/>
               </w:rPr>
-              <w:t xml:space="preserve">0.663</w:t>
+              <w:t xml:space="preserve">0.676</w:t>
             </w:r>
           </w:p>
         </w:tc>
@@ -6906,7 +6915,7 @@
                 <w:rFonts w:ascii="Times New Roman" w:hAnsi="Times New Roman"/>
                 <w:sz w:val="16"/>
               </w:rPr>
-              <w:t xml:space="preserve">3.41</w:t>
+              <w:t xml:space="preserve">4.28</w:t>
             </w:r>
           </w:p>
         </w:tc>
@@ -6940,7 +6949,7 @@
                 <w:rFonts w:ascii="Times New Roman" w:hAnsi="Times New Roman"/>
                 <w:sz w:val="16"/>
               </w:rPr>
-              <w:t xml:space="preserve">0.99</w:t>
+              <w:t xml:space="preserve">0.98</w:t>
             </w:r>
           </w:p>
         </w:tc>
@@ -7027,24 +7036,24 @@
                 <w:rFonts w:ascii="Times New Roman" w:hAnsi="Times New Roman"/>
                 <w:sz w:val="16"/>
               </w:rPr>
-              <w:t xml:space="preserve">0.145</w:t>
-            </w:r>
-          </w:p>
-        </w:tc>
-        <w:tc>
-          <w:tcPr/>
-          <w:p>
-            <w:pPr>
-              <w:pStyle w:val="Compact"/>
-              <w:spacing w:after="0" w:line="240" w:lineRule="auto"/>
-              <w:jc w:val="left"/>
-            </w:pPr>
-            <w:r>
-              <w:rPr>
-                <w:rFonts w:ascii="Times New Roman" w:hAnsi="Times New Roman"/>
-                <w:sz w:val="16"/>
-              </w:rPr>
-              <w:t xml:space="preserve">0.696</w:t>
+              <w:t xml:space="preserve">0.144</w:t>
+            </w:r>
+          </w:p>
+        </w:tc>
+        <w:tc>
+          <w:tcPr/>
+          <w:p>
+            <w:pPr>
+              <w:pStyle w:val="Compact"/>
+              <w:spacing w:after="0" w:line="240" w:lineRule="auto"/>
+              <w:jc w:val="left"/>
+            </w:pPr>
+            <w:r>
+              <w:rPr>
+                <w:rFonts w:ascii="Times New Roman" w:hAnsi="Times New Roman"/>
+                <w:sz w:val="16"/>
+              </w:rPr>
+              <w:t xml:space="preserve">0.697</w:t>
             </w:r>
           </w:p>
         </w:tc>
@@ -7216,7 +7225,7 @@
                 <w:rFonts w:ascii="Times New Roman" w:hAnsi="Times New Roman"/>
                 <w:sz w:val="16"/>
               </w:rPr>
-              <w:t xml:space="preserve">0.673</w:t>
+              <w:t xml:space="preserve">0.682</w:t>
             </w:r>
           </w:p>
         </w:tc>
@@ -7509,24 +7518,24 @@
                 <w:rFonts w:ascii="Times New Roman" w:hAnsi="Times New Roman"/>
                 <w:sz w:val="16"/>
               </w:rPr>
-              <w:t xml:space="preserve">112</w:t>
-            </w:r>
-          </w:p>
-        </w:tc>
-        <w:tc>
-          <w:tcPr/>
-          <w:p>
-            <w:pPr>
-              <w:pStyle w:val="Compact"/>
-              <w:spacing w:after="0" w:line="240" w:lineRule="auto"/>
-              <w:jc w:val="left"/>
-            </w:pPr>
-            <w:r>
-              <w:rPr>
-                <w:rFonts w:ascii="Times New Roman" w:hAnsi="Times New Roman"/>
-                <w:sz w:val="16"/>
-              </w:rPr>
-              <w:t xml:space="preserve">0.716</w:t>
+              <w:t xml:space="preserve">114</w:t>
+            </w:r>
+          </w:p>
+        </w:tc>
+        <w:tc>
+          <w:tcPr/>
+          <w:p>
+            <w:pPr>
+              <w:pStyle w:val="Compact"/>
+              <w:spacing w:after="0" w:line="240" w:lineRule="auto"/>
+              <w:jc w:val="left"/>
+            </w:pPr>
+            <w:r>
+              <w:rPr>
+                <w:rFonts w:ascii="Times New Roman" w:hAnsi="Times New Roman"/>
+                <w:sz w:val="16"/>
+              </w:rPr>
+              <w:t xml:space="preserve">0.732</w:t>
             </w:r>
           </w:p>
         </w:tc>
@@ -7560,92 +7569,92 @@
                 <w:rFonts w:ascii="Times New Roman" w:hAnsi="Times New Roman"/>
                 <w:sz w:val="16"/>
               </w:rPr>
-              <w:t xml:space="preserve">0.703</w:t>
-            </w:r>
-          </w:p>
-        </w:tc>
-        <w:tc>
-          <w:tcPr/>
-          <w:p>
-            <w:pPr>
-              <w:pStyle w:val="Compact"/>
-              <w:spacing w:after="0" w:line="240" w:lineRule="auto"/>
-              <w:jc w:val="left"/>
-            </w:pPr>
-            <w:r>
-              <w:rPr>
-                <w:rFonts w:ascii="Times New Roman" w:hAnsi="Times New Roman"/>
-                <w:sz w:val="16"/>
-              </w:rPr>
-              <w:t xml:space="preserve">0.711</w:t>
-            </w:r>
-          </w:p>
-        </w:tc>
-        <w:tc>
-          <w:tcPr/>
-          <w:p>
-            <w:pPr>
-              <w:pStyle w:val="Compact"/>
-              <w:spacing w:after="0" w:line="240" w:lineRule="auto"/>
-              <w:jc w:val="left"/>
-            </w:pPr>
-            <w:r>
-              <w:rPr>
-                <w:rFonts w:ascii="Times New Roman" w:hAnsi="Times New Roman"/>
-                <w:sz w:val="16"/>
-              </w:rPr>
-              <w:t xml:space="preserve">–</w:t>
-            </w:r>
-          </w:p>
-        </w:tc>
-        <w:tc>
-          <w:tcPr/>
-          <w:p>
-            <w:pPr>
-              <w:pStyle w:val="Compact"/>
-              <w:spacing w:after="0" w:line="240" w:lineRule="auto"/>
-              <w:jc w:val="left"/>
-            </w:pPr>
-            <w:r>
-              <w:rPr>
-                <w:rFonts w:ascii="Times New Roman" w:hAnsi="Times New Roman"/>
-                <w:sz w:val="16"/>
-              </w:rPr>
-              <w:t xml:space="preserve">43/0/69</w:t>
-            </w:r>
-          </w:p>
-        </w:tc>
-        <w:tc>
-          <w:tcPr/>
-          <w:p>
-            <w:pPr>
-              <w:pStyle w:val="Compact"/>
-              <w:spacing w:after="0" w:line="240" w:lineRule="auto"/>
-              <w:jc w:val="left"/>
-            </w:pPr>
-            <w:r>
-              <w:rPr>
-                <w:rFonts w:ascii="Times New Roman" w:hAnsi="Times New Roman"/>
-                <w:sz w:val="16"/>
-              </w:rPr>
-              <w:t xml:space="preserve">-0.12</w:t>
-            </w:r>
-          </w:p>
-        </w:tc>
-        <w:tc>
-          <w:tcPr/>
-          <w:p>
-            <w:pPr>
-              <w:pStyle w:val="Compact"/>
-              <w:spacing w:after="0" w:line="240" w:lineRule="auto"/>
-              <w:jc w:val="left"/>
-            </w:pPr>
-            <w:r>
-              <w:rPr>
-                <w:rFonts w:ascii="Times New Roman" w:hAnsi="Times New Roman"/>
-                <w:sz w:val="16"/>
-              </w:rPr>
-              <w:t xml:space="preserve">0.253</w:t>
+              <w:t xml:space="preserve">0.694</w:t>
+            </w:r>
+          </w:p>
+        </w:tc>
+        <w:tc>
+          <w:tcPr/>
+          <w:p>
+            <w:pPr>
+              <w:pStyle w:val="Compact"/>
+              <w:spacing w:after="0" w:line="240" w:lineRule="auto"/>
+              <w:jc w:val="left"/>
+            </w:pPr>
+            <w:r>
+              <w:rPr>
+                <w:rFonts w:ascii="Times New Roman" w:hAnsi="Times New Roman"/>
+                <w:sz w:val="16"/>
+              </w:rPr>
+              <w:t xml:space="preserve">0.709</w:t>
+            </w:r>
+          </w:p>
+        </w:tc>
+        <w:tc>
+          <w:tcPr/>
+          <w:p>
+            <w:pPr>
+              <w:pStyle w:val="Compact"/>
+              <w:spacing w:after="0" w:line="240" w:lineRule="auto"/>
+              <w:jc w:val="left"/>
+            </w:pPr>
+            <w:r>
+              <w:rPr>
+                <w:rFonts w:ascii="Times New Roman" w:hAnsi="Times New Roman"/>
+                <w:sz w:val="16"/>
+              </w:rPr>
+              <w:t xml:space="preserve">1.83</w:t>
+            </w:r>
+          </w:p>
+        </w:tc>
+        <w:tc>
+          <w:tcPr/>
+          <w:p>
+            <w:pPr>
+              <w:pStyle w:val="Compact"/>
+              <w:spacing w:after="0" w:line="240" w:lineRule="auto"/>
+              <w:jc w:val="left"/>
+            </w:pPr>
+            <w:r>
+              <w:rPr>
+                <w:rFonts w:ascii="Times New Roman" w:hAnsi="Times New Roman"/>
+                <w:sz w:val="16"/>
+              </w:rPr>
+              <w:t xml:space="preserve">44/0/70</w:t>
+            </w:r>
+          </w:p>
+        </w:tc>
+        <w:tc>
+          <w:tcPr/>
+          <w:p>
+            <w:pPr>
+              <w:pStyle w:val="Compact"/>
+              <w:spacing w:after="0" w:line="240" w:lineRule="auto"/>
+              <w:jc w:val="left"/>
+            </w:pPr>
+            <w:r>
+              <w:rPr>
+                <w:rFonts w:ascii="Times New Roman" w:hAnsi="Times New Roman"/>
+                <w:sz w:val="16"/>
+              </w:rPr>
+              <w:t xml:space="preserve">-0.11</w:t>
+            </w:r>
+          </w:p>
+        </w:tc>
+        <w:tc>
+          <w:tcPr/>
+          <w:p>
+            <w:pPr>
+              <w:pStyle w:val="Compact"/>
+              <w:spacing w:after="0" w:line="240" w:lineRule="auto"/>
+              <w:jc w:val="left"/>
+            </w:pPr>
+            <w:r>
+              <w:rPr>
+                <w:rFonts w:ascii="Times New Roman" w:hAnsi="Times New Roman"/>
+                <w:sz w:val="16"/>
+              </w:rPr>
+              <w:t xml:space="preserve">0.291</w:t>
             </w:r>
           </w:p>
         </w:tc>
@@ -7715,24 +7724,24 @@
                 <w:rFonts w:ascii="Times New Roman" w:hAnsi="Times New Roman"/>
                 <w:sz w:val="16"/>
               </w:rPr>
-              <w:t xml:space="preserve">0.254</w:t>
-            </w:r>
-          </w:p>
-        </w:tc>
-        <w:tc>
-          <w:tcPr/>
-          <w:p>
-            <w:pPr>
-              <w:pStyle w:val="Compact"/>
-              <w:spacing w:after="0" w:line="240" w:lineRule="auto"/>
-              <w:jc w:val="left"/>
-            </w:pPr>
-            <w:r>
-              <w:rPr>
-                <w:rFonts w:ascii="Times New Roman" w:hAnsi="Times New Roman"/>
-                <w:sz w:val="16"/>
-              </w:rPr>
-              <w:t xml:space="preserve">0.690</w:t>
+              <w:t xml:space="preserve">0.256</w:t>
+            </w:r>
+          </w:p>
+        </w:tc>
+        <w:tc>
+          <w:tcPr/>
+          <w:p>
+            <w:pPr>
+              <w:pStyle w:val="Compact"/>
+              <w:spacing w:after="0" w:line="240" w:lineRule="auto"/>
+              <w:jc w:val="left"/>
+            </w:pPr>
+            <w:r>
+              <w:rPr>
+                <w:rFonts w:ascii="Times New Roman" w:hAnsi="Times New Roman"/>
+                <w:sz w:val="16"/>
+              </w:rPr>
+              <w:t xml:space="preserve">0.696</w:t>
             </w:r>
           </w:p>
         </w:tc>
@@ -7766,7 +7775,7 @@
                 <w:rFonts w:ascii="Times New Roman" w:hAnsi="Times New Roman"/>
                 <w:sz w:val="16"/>
               </w:rPr>
-              <w:t xml:space="preserve">2.29</w:t>
+              <w:t xml:space="preserve">3.16</w:t>
             </w:r>
           </w:p>
         </w:tc>
@@ -7870,41 +7879,41 @@
                 <w:rFonts w:ascii="Times New Roman" w:hAnsi="Times New Roman"/>
                 <w:sz w:val="16"/>
               </w:rPr>
-              <w:t xml:space="preserve">10.695</w:t>
-            </w:r>
-          </w:p>
-        </w:tc>
-        <w:tc>
-          <w:tcPr/>
-          <w:p>
-            <w:pPr>
-              <w:pStyle w:val="Compact"/>
-              <w:spacing w:after="0" w:line="240" w:lineRule="auto"/>
-              <w:jc w:val="left"/>
-            </w:pPr>
-            <w:r>
-              <w:rPr>
-                <w:rFonts w:ascii="Times New Roman" w:hAnsi="Times New Roman"/>
-                <w:sz w:val="16"/>
-              </w:rPr>
-              <w:t xml:space="preserve">0.310</w:t>
-            </w:r>
-          </w:p>
-        </w:tc>
-        <w:tc>
-          <w:tcPr/>
-          <w:p>
-            <w:pPr>
-              <w:pStyle w:val="Compact"/>
-              <w:spacing w:after="0" w:line="240" w:lineRule="auto"/>
-              <w:jc w:val="left"/>
-            </w:pPr>
-            <w:r>
-              <w:rPr>
-                <w:rFonts w:ascii="Times New Roman" w:hAnsi="Times New Roman"/>
-                <w:sz w:val="16"/>
-              </w:rPr>
-              <w:t xml:space="preserve">0.690</w:t>
+              <w:t xml:space="preserve">10.495</w:t>
+            </w:r>
+          </w:p>
+        </w:tc>
+        <w:tc>
+          <w:tcPr/>
+          <w:p>
+            <w:pPr>
+              <w:pStyle w:val="Compact"/>
+              <w:spacing w:after="0" w:line="240" w:lineRule="auto"/>
+              <w:jc w:val="left"/>
+            </w:pPr>
+            <w:r>
+              <w:rPr>
+                <w:rFonts w:ascii="Times New Roman" w:hAnsi="Times New Roman"/>
+                <w:sz w:val="16"/>
+              </w:rPr>
+              <w:t xml:space="preserve">0.304</w:t>
+            </w:r>
+          </w:p>
+        </w:tc>
+        <w:tc>
+          <w:tcPr/>
+          <w:p>
+            <w:pPr>
+              <w:pStyle w:val="Compact"/>
+              <w:spacing w:after="0" w:line="240" w:lineRule="auto"/>
+              <w:jc w:val="left"/>
+            </w:pPr>
+            <w:r>
+              <w:rPr>
+                <w:rFonts w:ascii="Times New Roman" w:hAnsi="Times New Roman"/>
+                <w:sz w:val="16"/>
+              </w:rPr>
+              <w:t xml:space="preserve">0.696</w:t>
             </w:r>
           </w:p>
         </w:tc>
@@ -7938,7 +7947,7 @@
                 <w:rFonts w:ascii="Times New Roman" w:hAnsi="Times New Roman"/>
                 <w:sz w:val="16"/>
               </w:rPr>
-              <w:t xml:space="preserve">4.99</w:t>
+              <w:t xml:space="preserve">5.99</w:t>
             </w:r>
           </w:p>
         </w:tc>
@@ -8282,7 +8291,7 @@
         <w:pStyle w:val="BodyText"/>
       </w:pPr>
       <w:r>
-        <w:t xml:space="preserve">On clean data a five-seed PreVal ensemble is slightly better than a single LOOM model (LOOM worse on 83 of 114 datasets; p &lt; 0.001), while LOOM beats QUANT (LOOM better on 69 of 112 datasets; p = 0.005) and the Arsenal. Under the strongest faults LOOM beats the PreVal ensemble (LOOM better on 104 of 114 datasets; p &lt; 0.001) and the Arsenal, but QUANT does better than LOOM (LOOM worse on 77 of 112 datasets; p = 0.032). Averaged over all 18 conditions and five resamples, LOOM and QUANT do not differ significantly (Table 2). Which one is better depends on the type of fault (Fig. 5): at the highest severity QUANT has the lower median NLL for baseline wander, dropouts and spikes, and LOOM for noise, speed variation and misalignment. We did not investigate the reason. It concerns the features (quantiles of the raw series versus random convolutions) rather than the readout, so applying a LOOM-style correction to a QUANT-like model is a natural next step.</w:t>
+        <w:t xml:space="preserve">On clean data a five-seed PreVal ensemble is slightly better than a single LOOM model (LOOM worse on 83 of 114 datasets; p &lt; 0.001), while LOOM beats QUANT (LOOM better on 70 of 114 datasets; p = 0.004) and the Arsenal. Under the strongest faults LOOM beats the PreVal ensemble (LOOM better on 104 of 114 datasets; p &lt; 0.001) and the Arsenal, but QUANT does better than LOOM (LOOM worse on 78 of 114 datasets; p = 0.042). Averaged over all 18 conditions and five resamples, LOOM and QUANT do not differ significantly (Table 2). Which one is better depends on the type of fault (Fig. 5): at the highest severity QUANT has the lower median NLL for baseline wander, dropouts and spikes, and LOOM for noise, speed variation and misalignment. We did not investigate the reason. It concerns the features (quantiles of the raw series versus random convolutions) rather than the readout, so applying a LOOM-style correction to a QUANT-like model is a natural next step.</w:t>
       </w:r>
     </w:p>
     <w:p>
@@ -8290,7 +8299,7 @@
         <w:pStyle w:val="BodyText"/>
       </w:pPr>
       <w:r>
-        <w:t xml:space="preserve">The Arsenal’s poor NLL deserves a comment. Its probabilities are weighted votes of its members, and they often give exactly zero probability to the true class, which the logarithm in the NLL punishes without limit. The bounded Brier score gives a fairer picture. On clean data the gap is small (median 0.171 vs 0.163 for LOOM), while under strong faults LOOM is still clearly ahead (LOOM better on 94 of 111 datasets; p &lt; 0.001). Averaging five LOOM models helps only a little (median severity-3 NLL 1.003 vs 1.020 for a single model).</w:t>
+        <w:t xml:space="preserve">The Arsenal’s poor NLL deserves a comment. Its probabilities are weighted votes of its members, and they often give exactly zero probability to the true class, which the logarithm in the NLL punishes without limit. The bounded Brier score gives a fairer picture. On clean data the gap is small (median 0.173 vs 0.163 for LOOM), while under strong faults LOOM is still clearly ahead (LOOM better on 96 of 113 datasets; p &lt; 0.001). Averaging five LOOM models helps only a little (median severity-3 NLL 1.003 vs 1.020 for a single model).</w:t>
       </w:r>
     </w:p>
     <w:p>
@@ -8720,7 +8729,7 @@
                 <w:rFonts w:ascii="Times New Roman" w:hAnsi="Times New Roman"/>
                 <w:sz w:val="16"/>
               </w:rPr>
-              <w:t xml:space="preserve">1.83</w:t>
+              <w:t xml:space="preserve">2.52</w:t>
             </w:r>
           </w:p>
         </w:tc>
@@ -8909,7 +8918,7 @@
                 <w:rFonts w:ascii="Times New Roman" w:hAnsi="Times New Roman"/>
                 <w:sz w:val="16"/>
               </w:rPr>
-              <w:t xml:space="preserve">1.49</w:t>
+              <w:t xml:space="preserve">2.15</w:t>
             </w:r>
           </w:p>
         </w:tc>
@@ -9098,7 +9107,7 @@
                 <w:rFonts w:ascii="Times New Roman" w:hAnsi="Times New Roman"/>
                 <w:sz w:val="16"/>
               </w:rPr>
-              <w:t xml:space="preserve">3.70</w:t>
+              <w:t xml:space="preserve">4.57</w:t>
             </w:r>
           </w:p>
         </w:tc>
@@ -9287,7 +9296,7 @@
                 <w:rFonts w:ascii="Times New Roman" w:hAnsi="Times New Roman"/>
                 <w:sz w:val="16"/>
               </w:rPr>
-              <w:t xml:space="preserve">2.97</w:t>
+              <w:t xml:space="preserve">3.81</w:t>
             </w:r>
           </w:p>
         </w:tc>
@@ -9374,41 +9383,41 @@
                 <w:rFonts w:ascii="Times New Roman" w:hAnsi="Times New Roman"/>
                 <w:sz w:val="16"/>
               </w:rPr>
-              <w:t xml:space="preserve">112</w:t>
-            </w:r>
-          </w:p>
-        </w:tc>
-        <w:tc>
-          <w:tcPr/>
-          <w:p>
-            <w:pPr>
-              <w:pStyle w:val="Compact"/>
-              <w:spacing w:after="0" w:line="240" w:lineRule="auto"/>
-              <w:jc w:val="left"/>
-            </w:pPr>
-            <w:r>
-              <w:rPr>
-                <w:rFonts w:ascii="Times New Roman" w:hAnsi="Times New Roman"/>
-                <w:sz w:val="16"/>
-              </w:rPr>
-              <w:t xml:space="preserve">0.917</w:t>
-            </w:r>
-          </w:p>
-        </w:tc>
-        <w:tc>
-          <w:tcPr/>
-          <w:p>
-            <w:pPr>
-              <w:pStyle w:val="Compact"/>
-              <w:spacing w:after="0" w:line="240" w:lineRule="auto"/>
-              <w:jc w:val="left"/>
-            </w:pPr>
-            <w:r>
-              <w:rPr>
-                <w:rFonts w:ascii="Times New Roman" w:hAnsi="Times New Roman"/>
-                <w:sz w:val="16"/>
-              </w:rPr>
-              <w:t xml:space="preserve">0.487</w:t>
+              <w:t xml:space="preserve">114</w:t>
+            </w:r>
+          </w:p>
+        </w:tc>
+        <w:tc>
+          <w:tcPr/>
+          <w:p>
+            <w:pPr>
+              <w:pStyle w:val="Compact"/>
+              <w:spacing w:after="0" w:line="240" w:lineRule="auto"/>
+              <w:jc w:val="left"/>
+            </w:pPr>
+            <w:r>
+              <w:rPr>
+                <w:rFonts w:ascii="Times New Roman" w:hAnsi="Times New Roman"/>
+                <w:sz w:val="16"/>
+              </w:rPr>
+              <w:t xml:space="preserve">0.931</w:t>
+            </w:r>
+          </w:p>
+        </w:tc>
+        <w:tc>
+          <w:tcPr/>
+          <w:p>
+            <w:pPr>
+              <w:pStyle w:val="Compact"/>
+              <w:spacing w:after="0" w:line="240" w:lineRule="auto"/>
+              <w:jc w:val="left"/>
+            </w:pPr>
+            <w:r>
+              <w:rPr>
+                <w:rFonts w:ascii="Times New Roman" w:hAnsi="Times New Roman"/>
+                <w:sz w:val="16"/>
+              </w:rPr>
+              <w:t xml:space="preserve">0.489</w:t>
             </w:r>
           </w:p>
         </w:tc>
@@ -9442,92 +9451,92 @@
                 <w:rFonts w:ascii="Times New Roman" w:hAnsi="Times New Roman"/>
                 <w:sz w:val="16"/>
               </w:rPr>
-              <w:t xml:space="preserve">0.630</w:t>
-            </w:r>
-          </w:p>
-        </w:tc>
-        <w:tc>
-          <w:tcPr/>
-          <w:p>
-            <w:pPr>
-              <w:pStyle w:val="Compact"/>
-              <w:spacing w:after="0" w:line="240" w:lineRule="auto"/>
-              <w:jc w:val="left"/>
-            </w:pPr>
-            <w:r>
-              <w:rPr>
-                <w:rFonts w:ascii="Times New Roman" w:hAnsi="Times New Roman"/>
-                <w:sz w:val="16"/>
-              </w:rPr>
-              <w:t xml:space="preserve">0.764</w:t>
-            </w:r>
-          </w:p>
-        </w:tc>
-        <w:tc>
-          <w:tcPr/>
-          <w:p>
-            <w:pPr>
-              <w:pStyle w:val="Compact"/>
-              <w:spacing w:after="0" w:line="240" w:lineRule="auto"/>
-              <w:jc w:val="left"/>
-            </w:pPr>
-            <w:r>
-              <w:rPr>
-                <w:rFonts w:ascii="Times New Roman" w:hAnsi="Times New Roman"/>
-                <w:sz w:val="16"/>
-              </w:rPr>
-              <w:t xml:space="preserve">–</w:t>
-            </w:r>
-          </w:p>
-        </w:tc>
-        <w:tc>
-          <w:tcPr/>
-          <w:p>
-            <w:pPr>
-              <w:pStyle w:val="Compact"/>
-              <w:spacing w:after="0" w:line="240" w:lineRule="auto"/>
-              <w:jc w:val="left"/>
-            </w:pPr>
-            <w:r>
-              <w:rPr>
-                <w:rFonts w:ascii="Times New Roman" w:hAnsi="Times New Roman"/>
-                <w:sz w:val="16"/>
-              </w:rPr>
-              <w:t xml:space="preserve">35/0/77</w:t>
-            </w:r>
-          </w:p>
-        </w:tc>
-        <w:tc>
-          <w:tcPr/>
-          <w:p>
-            <w:pPr>
-              <w:pStyle w:val="Compact"/>
-              <w:spacing w:after="0" w:line="240" w:lineRule="auto"/>
-              <w:jc w:val="left"/>
-            </w:pPr>
-            <w:r>
-              <w:rPr>
-                <w:rFonts w:ascii="Times New Roman" w:hAnsi="Times New Roman"/>
-                <w:sz w:val="16"/>
-              </w:rPr>
-              <w:t xml:space="preserve">-0.23</w:t>
-            </w:r>
-          </w:p>
-        </w:tc>
-        <w:tc>
-          <w:tcPr/>
-          <w:p>
-            <w:pPr>
-              <w:pStyle w:val="Compact"/>
-              <w:spacing w:after="0" w:line="240" w:lineRule="auto"/>
-              <w:jc w:val="left"/>
-            </w:pPr>
-            <w:r>
-              <w:rPr>
-                <w:rFonts w:ascii="Times New Roman" w:hAnsi="Times New Roman"/>
-                <w:sz w:val="16"/>
-              </w:rPr>
-              <w:t xml:space="preserve">0.032</w:t>
+              <w:t xml:space="preserve">0.621</w:t>
+            </w:r>
+          </w:p>
+        </w:tc>
+        <w:tc>
+          <w:tcPr/>
+          <w:p>
+            <w:pPr>
+              <w:pStyle w:val="Compact"/>
+              <w:spacing w:after="0" w:line="240" w:lineRule="auto"/>
+              <w:jc w:val="left"/>
+            </w:pPr>
+            <w:r>
+              <w:rPr>
+                <w:rFonts w:ascii="Times New Roman" w:hAnsi="Times New Roman"/>
+                <w:sz w:val="16"/>
+              </w:rPr>
+              <w:t xml:space="preserve">0.760</w:t>
+            </w:r>
+          </w:p>
+        </w:tc>
+        <w:tc>
+          <w:tcPr/>
+          <w:p>
+            <w:pPr>
+              <w:pStyle w:val="Compact"/>
+              <w:spacing w:after="0" w:line="240" w:lineRule="auto"/>
+              <w:jc w:val="left"/>
+            </w:pPr>
+            <w:r>
+              <w:rPr>
+                <w:rFonts w:ascii="Times New Roman" w:hAnsi="Times New Roman"/>
+                <w:sz w:val="16"/>
+              </w:rPr>
+              <w:t xml:space="preserve">1.96</w:t>
+            </w:r>
+          </w:p>
+        </w:tc>
+        <w:tc>
+          <w:tcPr/>
+          <w:p>
+            <w:pPr>
+              <w:pStyle w:val="Compact"/>
+              <w:spacing w:after="0" w:line="240" w:lineRule="auto"/>
+              <w:jc w:val="left"/>
+            </w:pPr>
+            <w:r>
+              <w:rPr>
+                <w:rFonts w:ascii="Times New Roman" w:hAnsi="Times New Roman"/>
+                <w:sz w:val="16"/>
+              </w:rPr>
+              <w:t xml:space="preserve">36/0/78</w:t>
+            </w:r>
+          </w:p>
+        </w:tc>
+        <w:tc>
+          <w:tcPr/>
+          <w:p>
+            <w:pPr>
+              <w:pStyle w:val="Compact"/>
+              <w:spacing w:after="0" w:line="240" w:lineRule="auto"/>
+              <w:jc w:val="left"/>
+            </w:pPr>
+            <w:r>
+              <w:rPr>
+                <w:rFonts w:ascii="Times New Roman" w:hAnsi="Times New Roman"/>
+                <w:sz w:val="16"/>
+              </w:rPr>
+              <w:t xml:space="preserve">-0.22</w:t>
+            </w:r>
+          </w:p>
+        </w:tc>
+        <w:tc>
+          <w:tcPr/>
+          <w:p>
+            <w:pPr>
+              <w:pStyle w:val="Compact"/>
+              <w:spacing w:after="0" w:line="240" w:lineRule="auto"/>
+              <w:jc w:val="left"/>
+            </w:pPr>
+            <w:r>
+              <w:rPr>
+                <w:rFonts w:ascii="Times New Roman" w:hAnsi="Times New Roman"/>
+                <w:sz w:val="16"/>
+              </w:rPr>
+              <w:t xml:space="preserve">0.042</w:t>
             </w:r>
           </w:p>
         </w:tc>
@@ -9563,41 +9572,41 @@
                 <w:rFonts w:ascii="Times New Roman" w:hAnsi="Times New Roman"/>
                 <w:sz w:val="16"/>
               </w:rPr>
-              <w:t xml:space="preserve">111</w:t>
-            </w:r>
-          </w:p>
-        </w:tc>
-        <w:tc>
-          <w:tcPr/>
-          <w:p>
-            <w:pPr>
-              <w:pStyle w:val="Compact"/>
-              <w:spacing w:after="0" w:line="240" w:lineRule="auto"/>
-              <w:jc w:val="left"/>
-            </w:pPr>
-            <w:r>
-              <w:rPr>
-                <w:rFonts w:ascii="Times New Roman" w:hAnsi="Times New Roman"/>
-                <w:sz w:val="16"/>
-              </w:rPr>
-              <w:t xml:space="preserve">6.933</w:t>
-            </w:r>
-          </w:p>
-        </w:tc>
-        <w:tc>
-          <w:tcPr/>
-          <w:p>
-            <w:pPr>
-              <w:pStyle w:val="Compact"/>
-              <w:spacing w:after="0" w:line="240" w:lineRule="auto"/>
-              <w:jc w:val="left"/>
-            </w:pPr>
-            <w:r>
-              <w:rPr>
-                <w:rFonts w:ascii="Times New Roman" w:hAnsi="Times New Roman"/>
-                <w:sz w:val="16"/>
-              </w:rPr>
-              <w:t xml:space="preserve">0.669</w:t>
+              <w:t xml:space="preserve">113</w:t>
+            </w:r>
+          </w:p>
+        </w:tc>
+        <w:tc>
+          <w:tcPr/>
+          <w:p>
+            <w:pPr>
+              <w:pStyle w:val="Compact"/>
+              <w:spacing w:after="0" w:line="240" w:lineRule="auto"/>
+              <w:jc w:val="left"/>
+            </w:pPr>
+            <w:r>
+              <w:rPr>
+                <w:rFonts w:ascii="Times New Roman" w:hAnsi="Times New Roman"/>
+                <w:sz w:val="16"/>
+              </w:rPr>
+              <w:t xml:space="preserve">7.024</w:t>
+            </w:r>
+          </w:p>
+        </w:tc>
+        <w:tc>
+          <w:tcPr/>
+          <w:p>
+            <w:pPr>
+              <w:pStyle w:val="Compact"/>
+              <w:spacing w:after="0" w:line="240" w:lineRule="auto"/>
+              <w:jc w:val="left"/>
+            </w:pPr>
+            <w:r>
+              <w:rPr>
+                <w:rFonts w:ascii="Times New Roman" w:hAnsi="Times New Roman"/>
+                <w:sz w:val="16"/>
+              </w:rPr>
+              <w:t xml:space="preserve">0.672</w:t>
             </w:r>
           </w:p>
         </w:tc>
@@ -9631,24 +9640,24 @@
                 <w:rFonts w:ascii="Times New Roman" w:hAnsi="Times New Roman"/>
                 <w:sz w:val="16"/>
               </w:rPr>
-              <w:t xml:space="preserve">0.611</w:t>
-            </w:r>
-          </w:p>
-        </w:tc>
-        <w:tc>
-          <w:tcPr/>
-          <w:p>
-            <w:pPr>
-              <w:pStyle w:val="Compact"/>
-              <w:spacing w:after="0" w:line="240" w:lineRule="auto"/>
-              <w:jc w:val="left"/>
-            </w:pPr>
-            <w:r>
-              <w:rPr>
-                <w:rFonts w:ascii="Times New Roman" w:hAnsi="Times New Roman"/>
-                <w:sz w:val="16"/>
-              </w:rPr>
-              <w:t xml:space="preserve">0.675</w:t>
+              <w:t xml:space="preserve">0.600</w:t>
+            </w:r>
+          </w:p>
+        </w:tc>
+        <w:tc>
+          <w:tcPr/>
+          <w:p>
+            <w:pPr>
+              <w:pStyle w:val="Compact"/>
+              <w:spacing w:after="0" w:line="240" w:lineRule="auto"/>
+              <w:jc w:val="left"/>
+            </w:pPr>
+            <w:r>
+              <w:rPr>
+                <w:rFonts w:ascii="Times New Roman" w:hAnsi="Times New Roman"/>
+                <w:sz w:val="16"/>
+              </w:rPr>
+              <w:t xml:space="preserve">0.676</w:t>
             </w:r>
           </w:p>
         </w:tc>
@@ -9682,7 +9691,7 @@
                 <w:rFonts w:ascii="Times New Roman" w:hAnsi="Times New Roman"/>
                 <w:sz w:val="16"/>
               </w:rPr>
-              <w:t xml:space="preserve">108/0/3</w:t>
+              <w:t xml:space="preserve">110/0/3</w:t>
             </w:r>
           </w:p>
         </w:tc>
@@ -9755,7 +9764,7 @@
         <w:t xml:space="preserve"> </w:t>
       </w:r>
       <w:r>
-        <w:t xml:space="preserve">PreVal with the same target smoothing, which is LOOM without leverage, is much worse on damaged data (median NLL 1.190 vs 0.738; LOOM better on 94 of 114 datasets; p &lt; 0.001). On clean data, LOOM compared with it is not significantly different (40 wins, 74 losses, p = 0.084), so the scaling costs at most a small amount of clean-data NLL.</w:t>
+        <w:t xml:space="preserve">PreVal with the same target smoothing, which is LOOM without leverage, is much worse on damaged data (median NLL 1.172 vs 0.738; LOOM better on 94 of 114 datasets; p &lt; 0.001). On clean data, LOOM compared with it is worse on 75 of 114 datasets (p = 0.038), so the scaling costs at most a small amount of clean-data NLL.</w:t>
       </w:r>
     </w:p>
     <w:p>
@@ -9773,7 +9782,7 @@
         <w:t xml:space="preserve"> </w:t>
       </w:r>
       <w:r>
-        <w:t xml:space="preserve">Fitting the same calibration on in-sample pairs instead of LOO pairs gives a median clean NLL of 0.986, because in-sample scores are overconfident. Using an 80/20 split gives 0.441, because the ridge is then trained on less data. Both variants are also worse under faults.</w:t>
+        <w:t xml:space="preserve">Fitting the same calibration on in-sample pairs instead of LOO pairs gives a median clean NLL of 0.978, because in-sample scores are overconfident. Using an 80/20 split gives 0.441, because the ridge is then trained on less data. Both variants are also worse under faults.</w:t>
       </w:r>
     </w:p>
     <w:p>
@@ -9965,7 +9974,7 @@
         <w:pStyle w:val="FirstParagraph"/>
       </w:pPr>
       <w:r>
-        <w:t xml:space="preserve">Table 4 reports coverage and set size at α = 0.1, that is, for a target coverage of 90 %. On clean data LOOM’s closed-form jackknife+ sets contain the true label for 89.7 % of the test series on average, with 1.55 labels per set, while split conformal prediction reaches 92.7 % with 2.49 labels. Under faults, coverage drops for every method, because damaged recordings are no longer exchangeable with the training data. Here the choice of score matters. With the LAC score, LOOM’s flattened probabilities produce empty sets for 25.0 % of the damaged recordings. With the APS score, flat probabilities instead produce larger sets, which keeps coverage at 90.5 % with only 1.5 % empty sets. For a triage system, a large set is a useful signal in itself.</w:t>
+        <w:t xml:space="preserve">Table 4 reports coverage and set size at α = 0.1, that is, for a target coverage of 90 %. On clean data LOOM’s closed-form jackknife+ sets contain the true label for 89.8 % of the test series on average, with 1.55 labels per set, while split conformal prediction reaches 92.8 % with 2.49 labels. Under faults, coverage drops for every method, because damaged recordings are no longer exchangeable with the training data. Here the choice of score matters. With the LAC score, LOOM’s flattened probabilities produce empty sets for 25.0 % of the damaged recordings. With the APS score, flat probabilities instead produce larger sets, which keeps coverage at 90.5 % with only 1.5 % empty sets. For a triage system, a large set is a useful signal in itself.</w:t>
       </w:r>
     </w:p>
     <w:p>
@@ -10201,7 +10210,7 @@
                 <w:rFonts w:ascii="Times New Roman" w:hAnsi="Times New Roman"/>
                 <w:sz w:val="16"/>
               </w:rPr>
-              <w:t xml:space="preserve">0.897 / 0.861</w:t>
+              <w:t xml:space="preserve">0.898 / 0.861</w:t>
             </w:r>
           </w:p>
         </w:tc>
@@ -10373,7 +10382,7 @@
                 <w:rFonts w:ascii="Times New Roman" w:hAnsi="Times New Roman"/>
                 <w:sz w:val="16"/>
               </w:rPr>
-              <w:t xml:space="preserve">0.638</w:t>
+              <w:t xml:space="preserve">0.639</w:t>
             </w:r>
           </w:p>
         </w:tc>
@@ -10407,7 +10416,7 @@
                 <w:rFonts w:ascii="Times New Roman" w:hAnsi="Times New Roman"/>
                 <w:sz w:val="16"/>
               </w:rPr>
-              <w:t xml:space="preserve">24.9 %</w:t>
+              <w:t xml:space="preserve">24.8 %</w:t>
             </w:r>
           </w:p>
         </w:tc>
@@ -10460,7 +10469,7 @@
                 <w:rFonts w:ascii="Times New Roman" w:hAnsi="Times New Roman"/>
                 <w:sz w:val="16"/>
               </w:rPr>
-              <w:t xml:space="preserve">5.23</w:t>
+              <w:t xml:space="preserve">5.22</w:t>
             </w:r>
           </w:p>
         </w:tc>
@@ -10564,7 +10573,7 @@
                 <w:rFonts w:ascii="Times New Roman" w:hAnsi="Times New Roman"/>
                 <w:sz w:val="16"/>
               </w:rPr>
-              <w:t xml:space="preserve">0.907 / 0.871</w:t>
+              <w:t xml:space="preserve">0.908 / 0.871</w:t>
             </w:r>
           </w:p>
         </w:tc>
@@ -10598,24 +10607,24 @@
                 <w:rFonts w:ascii="Times New Roman" w:hAnsi="Times New Roman"/>
                 <w:sz w:val="16"/>
               </w:rPr>
-              <w:t xml:space="preserve">3.4 %</w:t>
-            </w:r>
-          </w:p>
-        </w:tc>
-        <w:tc>
-          <w:tcPr/>
-          <w:p>
-            <w:pPr>
-              <w:pStyle w:val="Compact"/>
-              <w:spacing w:after="0" w:line="240" w:lineRule="auto"/>
-              <w:jc w:val="left"/>
-            </w:pPr>
-            <w:r>
-              <w:rPr>
-                <w:rFonts w:ascii="Times New Roman" w:hAnsi="Times New Roman"/>
-                <w:sz w:val="16"/>
-              </w:rPr>
-              <w:t xml:space="preserve">0.695</w:t>
+              <w:t xml:space="preserve">3.3 %</w:t>
+            </w:r>
+          </w:p>
+        </w:tc>
+        <w:tc>
+          <w:tcPr/>
+          <w:p>
+            <w:pPr>
+              <w:pStyle w:val="Compact"/>
+              <w:spacing w:after="0" w:line="240" w:lineRule="auto"/>
+              <w:jc w:val="left"/>
+            </w:pPr>
+            <w:r>
+              <w:rPr>
+                <w:rFonts w:ascii="Times New Roman" w:hAnsi="Times New Roman"/>
+                <w:sz w:val="16"/>
+              </w:rPr>
+              <w:t xml:space="preserve">0.696</w:t>
             </w:r>
           </w:p>
         </w:tc>
@@ -10736,7 +10745,7 @@
                 <w:rFonts w:ascii="Times New Roman" w:hAnsi="Times New Roman"/>
                 <w:sz w:val="16"/>
               </w:rPr>
-              <w:t xml:space="preserve">0.816</w:t>
+              <w:t xml:space="preserve">0.817</w:t>
             </w:r>
           </w:p>
         </w:tc>
@@ -10806,7 +10815,7 @@
                 <w:rFonts w:ascii="Times New Roman" w:hAnsi="Times New Roman"/>
                 <w:sz w:val="16"/>
               </w:rPr>
-              <w:t xml:space="preserve">0.927 / 0.871</w:t>
+              <w:t xml:space="preserve">0.928 / 0.871</w:t>
             </w:r>
           </w:p>
         </w:tc>
@@ -10857,7 +10866,7 @@
                 <w:rFonts w:ascii="Times New Roman" w:hAnsi="Times New Roman"/>
                 <w:sz w:val="16"/>
               </w:rPr>
-              <w:t xml:space="preserve">0.762</w:t>
+              <w:t xml:space="preserve">0.763</w:t>
             </w:r>
           </w:p>
         </w:tc>
@@ -10995,7 +11004,7 @@
                 <w:rFonts w:ascii="Times New Roman" w:hAnsi="Times New Roman"/>
                 <w:sz w:val="16"/>
               </w:rPr>
-              <w:t xml:space="preserve">5.42</w:t>
+              <w:t xml:space="preserve">5.41</w:t>
             </w:r>
           </w:p>
         </w:tc>
@@ -11232,7 +11241,7 @@
                 <w:rFonts w:ascii="Times New Roman" w:hAnsi="Times New Roman"/>
                 <w:sz w:val="16"/>
               </w:rPr>
-              <w:t xml:space="preserve">1.36</w:t>
+              <w:t xml:space="preserve">1.14</w:t>
             </w:r>
           </w:p>
         </w:tc>
@@ -11319,24 +11328,24 @@
                 <w:rFonts w:ascii="Times New Roman" w:hAnsi="Times New Roman"/>
                 <w:sz w:val="16"/>
               </w:rPr>
-              <w:t xml:space="preserve">4.01</w:t>
-            </w:r>
-          </w:p>
-        </w:tc>
-        <w:tc>
-          <w:tcPr/>
-          <w:p>
-            <w:pPr>
-              <w:pStyle w:val="Compact"/>
-              <w:spacing w:after="0" w:line="240" w:lineRule="auto"/>
-              <w:jc w:val="left"/>
-            </w:pPr>
-            <w:r>
-              <w:rPr>
-                <w:rFonts w:ascii="Times New Roman" w:hAnsi="Times New Roman"/>
-                <w:sz w:val="16"/>
-              </w:rPr>
-              <w:t xml:space="preserve">0.13</w:t>
+              <w:t xml:space="preserve">3.33</w:t>
+            </w:r>
+          </w:p>
+        </w:tc>
+        <w:tc>
+          <w:tcPr/>
+          <w:p>
+            <w:pPr>
+              <w:pStyle w:val="Compact"/>
+              <w:spacing w:after="0" w:line="240" w:lineRule="auto"/>
+              <w:jc w:val="left"/>
+            </w:pPr>
+            <w:r>
+              <w:rPr>
+                <w:rFonts w:ascii="Times New Roman" w:hAnsi="Times New Roman"/>
+                <w:sz w:val="16"/>
+              </w:rPr>
+              <w:t xml:space="preserve">0.11</w:t>
             </w:r>
           </w:p>
         </w:tc>
@@ -11406,24 +11415,24 @@
                 <w:rFonts w:ascii="Times New Roman" w:hAnsi="Times New Roman"/>
                 <w:sz w:val="16"/>
               </w:rPr>
-              <w:t xml:space="preserve">4.34</w:t>
-            </w:r>
-          </w:p>
-        </w:tc>
-        <w:tc>
-          <w:tcPr/>
-          <w:p>
-            <w:pPr>
-              <w:pStyle w:val="Compact"/>
-              <w:spacing w:after="0" w:line="240" w:lineRule="auto"/>
-              <w:jc w:val="left"/>
-            </w:pPr>
-            <w:r>
-              <w:rPr>
-                <w:rFonts w:ascii="Times New Roman" w:hAnsi="Times New Roman"/>
-                <w:sz w:val="16"/>
-              </w:rPr>
-              <w:t xml:space="preserve">0.14</w:t>
+              <w:t xml:space="preserve">3.63</w:t>
+            </w:r>
+          </w:p>
+        </w:tc>
+        <w:tc>
+          <w:tcPr/>
+          <w:p>
+            <w:pPr>
+              <w:pStyle w:val="Compact"/>
+              <w:spacing w:after="0" w:line="240" w:lineRule="auto"/>
+              <w:jc w:val="left"/>
+            </w:pPr>
+            <w:r>
+              <w:rPr>
+                <w:rFonts w:ascii="Times New Roman" w:hAnsi="Times New Roman"/>
+                <w:sz w:val="16"/>
+              </w:rPr>
+              <w:t xml:space="preserve">0.11</w:t>
             </w:r>
           </w:p>
         </w:tc>
@@ -11493,24 +11502,24 @@
                 <w:rFonts w:ascii="Times New Roman" w:hAnsi="Times New Roman"/>
                 <w:sz w:val="16"/>
               </w:rPr>
-              <w:t xml:space="preserve">4.33</w:t>
-            </w:r>
-          </w:p>
-        </w:tc>
-        <w:tc>
-          <w:tcPr/>
-          <w:p>
-            <w:pPr>
-              <w:pStyle w:val="Compact"/>
-              <w:spacing w:after="0" w:line="240" w:lineRule="auto"/>
-              <w:jc w:val="left"/>
-            </w:pPr>
-            <w:r>
-              <w:rPr>
-                <w:rFonts w:ascii="Times New Roman" w:hAnsi="Times New Roman"/>
-                <w:sz w:val="16"/>
-              </w:rPr>
-              <w:t xml:space="preserve">0.14</w:t>
+              <w:t xml:space="preserve">3.61</w:t>
+            </w:r>
+          </w:p>
+        </w:tc>
+        <w:tc>
+          <w:tcPr/>
+          <w:p>
+            <w:pPr>
+              <w:pStyle w:val="Compact"/>
+              <w:spacing w:after="0" w:line="240" w:lineRule="auto"/>
+              <w:jc w:val="left"/>
+            </w:pPr>
+            <w:r>
+              <w:rPr>
+                <w:rFonts w:ascii="Times New Roman" w:hAnsi="Times New Roman"/>
+                <w:sz w:val="16"/>
+              </w:rPr>
+              <w:t xml:space="preserve">0.11</w:t>
             </w:r>
           </w:p>
         </w:tc>
@@ -11580,24 +11589,24 @@
                 <w:rFonts w:ascii="Times New Roman" w:hAnsi="Times New Roman"/>
                 <w:sz w:val="16"/>
               </w:rPr>
-              <w:t xml:space="preserve">2.41</w:t>
-            </w:r>
-          </w:p>
-        </w:tc>
-        <w:tc>
-          <w:tcPr/>
-          <w:p>
-            <w:pPr>
-              <w:pStyle w:val="Compact"/>
-              <w:spacing w:after="0" w:line="240" w:lineRule="auto"/>
-              <w:jc w:val="left"/>
-            </w:pPr>
-            <w:r>
-              <w:rPr>
-                <w:rFonts w:ascii="Times New Roman" w:hAnsi="Times New Roman"/>
-                <w:sz w:val="16"/>
-              </w:rPr>
-              <w:t xml:space="preserve">0.08</w:t>
+              <w:t xml:space="preserve">2.03</w:t>
+            </w:r>
+          </w:p>
+        </w:tc>
+        <w:tc>
+          <w:tcPr/>
+          <w:p>
+            <w:pPr>
+              <w:pStyle w:val="Compact"/>
+              <w:spacing w:after="0" w:line="240" w:lineRule="auto"/>
+              <w:jc w:val="left"/>
+            </w:pPr>
+            <w:r>
+              <w:rPr>
+                <w:rFonts w:ascii="Times New Roman" w:hAnsi="Times New Roman"/>
+                <w:sz w:val="16"/>
+              </w:rPr>
+              <w:t xml:space="preserve">0.06</w:t>
             </w:r>
           </w:p>
         </w:tc>
@@ -11667,24 +11676,24 @@
                 <w:rFonts w:ascii="Times New Roman" w:hAnsi="Times New Roman"/>
                 <w:sz w:val="16"/>
               </w:rPr>
-              <w:t xml:space="preserve">15.14</w:t>
-            </w:r>
-          </w:p>
-        </w:tc>
-        <w:tc>
-          <w:tcPr/>
-          <w:p>
-            <w:pPr>
-              <w:pStyle w:val="Compact"/>
-              <w:spacing w:after="0" w:line="240" w:lineRule="auto"/>
-              <w:jc w:val="left"/>
-            </w:pPr>
-            <w:r>
-              <w:rPr>
-                <w:rFonts w:ascii="Times New Roman" w:hAnsi="Times New Roman"/>
-                <w:sz w:val="16"/>
-              </w:rPr>
-              <w:t xml:space="preserve">0.46</w:t>
+              <w:t xml:space="preserve">12.78</w:t>
+            </w:r>
+          </w:p>
+        </w:tc>
+        <w:tc>
+          <w:tcPr/>
+          <w:p>
+            <w:pPr>
+              <w:pStyle w:val="Compact"/>
+              <w:spacing w:after="0" w:line="240" w:lineRule="auto"/>
+              <w:jc w:val="left"/>
+            </w:pPr>
+            <w:r>
+              <w:rPr>
+                <w:rFonts w:ascii="Times New Roman" w:hAnsi="Times New Roman"/>
+                <w:sz w:val="16"/>
+              </w:rPr>
+              <w:t xml:space="preserve">0.39</w:t>
             </w:r>
           </w:p>
         </w:tc>
@@ -11754,24 +11763,24 @@
                 <w:rFonts w:ascii="Times New Roman" w:hAnsi="Times New Roman"/>
                 <w:sz w:val="16"/>
               </w:rPr>
-              <w:t xml:space="preserve">15.08</w:t>
-            </w:r>
-          </w:p>
-        </w:tc>
-        <w:tc>
-          <w:tcPr/>
-          <w:p>
-            <w:pPr>
-              <w:pStyle w:val="Compact"/>
-              <w:spacing w:after="0" w:line="240" w:lineRule="auto"/>
-              <w:jc w:val="left"/>
-            </w:pPr>
-            <w:r>
-              <w:rPr>
-                <w:rFonts w:ascii="Times New Roman" w:hAnsi="Times New Roman"/>
-                <w:sz w:val="16"/>
-              </w:rPr>
-              <w:t xml:space="preserve">0.46</w:t>
+              <w:t xml:space="preserve">12.87</w:t>
+            </w:r>
+          </w:p>
+        </w:tc>
+        <w:tc>
+          <w:tcPr/>
+          <w:p>
+            <w:pPr>
+              <w:pStyle w:val="Compact"/>
+              <w:spacing w:after="0" w:line="240" w:lineRule="auto"/>
+              <w:jc w:val="left"/>
+            </w:pPr>
+            <w:r>
+              <w:rPr>
+                <w:rFonts w:ascii="Times New Roman" w:hAnsi="Times New Roman"/>
+                <w:sz w:val="16"/>
+              </w:rPr>
+              <w:t xml:space="preserve">0.39</w:t>
             </w:r>
           </w:p>
         </w:tc>
@@ -11998,41 +12007,41 @@
                 <w:rFonts w:ascii="Times New Roman" w:hAnsi="Times New Roman"/>
                 <w:sz w:val="16"/>
               </w:rPr>
-              <w:t xml:space="preserve">1.228</w:t>
-            </w:r>
-          </w:p>
-        </w:tc>
-        <w:tc>
-          <w:tcPr/>
-          <w:p>
-            <w:pPr>
-              <w:pStyle w:val="Compact"/>
-              <w:spacing w:after="0" w:line="240" w:lineRule="auto"/>
-              <w:jc w:val="left"/>
-            </w:pPr>
-            <w:r>
-              <w:rPr>
-                <w:rFonts w:ascii="Times New Roman" w:hAnsi="Times New Roman"/>
-                <w:sz w:val="16"/>
-              </w:rPr>
-              <w:t xml:space="preserve">5.51</w:t>
-            </w:r>
-          </w:p>
-        </w:tc>
-        <w:tc>
-          <w:tcPr/>
-          <w:p>
-            <w:pPr>
-              <w:pStyle w:val="Compact"/>
-              <w:spacing w:after="0" w:line="240" w:lineRule="auto"/>
-              <w:jc w:val="left"/>
-            </w:pPr>
-            <w:r>
-              <w:rPr>
-                <w:rFonts w:ascii="Times New Roman" w:hAnsi="Times New Roman"/>
-                <w:sz w:val="16"/>
-              </w:rPr>
-              <w:t xml:space="preserve">0.17</w:t>
+              <w:t xml:space="preserve">1.298</w:t>
+            </w:r>
+          </w:p>
+        </w:tc>
+        <w:tc>
+          <w:tcPr/>
+          <w:p>
+            <w:pPr>
+              <w:pStyle w:val="Compact"/>
+              <w:spacing w:after="0" w:line="240" w:lineRule="auto"/>
+              <w:jc w:val="left"/>
+            </w:pPr>
+            <w:r>
+              <w:rPr>
+                <w:rFonts w:ascii="Times New Roman" w:hAnsi="Times New Roman"/>
+                <w:sz w:val="16"/>
+              </w:rPr>
+              <w:t xml:space="preserve">5.72</w:t>
+            </w:r>
+          </w:p>
+        </w:tc>
+        <w:tc>
+          <w:tcPr/>
+          <w:p>
+            <w:pPr>
+              <w:pStyle w:val="Compact"/>
+              <w:spacing w:after="0" w:line="240" w:lineRule="auto"/>
+              <w:jc w:val="left"/>
+            </w:pPr>
+            <w:r>
+              <w:rPr>
+                <w:rFonts w:ascii="Times New Roman" w:hAnsi="Times New Roman"/>
+                <w:sz w:val="16"/>
+              </w:rPr>
+              <w:t xml:space="preserve">0.18</w:t>
             </w:r>
           </w:p>
         </w:tc>
@@ -12085,58 +12094,58 @@
                 <w:rFonts w:ascii="Times New Roman" w:hAnsi="Times New Roman"/>
                 <w:sz w:val="16"/>
               </w:rPr>
-              <w:t xml:space="preserve">4.463</w:t>
-            </w:r>
-          </w:p>
-        </w:tc>
-        <w:tc>
-          <w:tcPr/>
-          <w:p>
-            <w:pPr>
-              <w:pStyle w:val="Compact"/>
-              <w:spacing w:after="0" w:line="240" w:lineRule="auto"/>
-              <w:jc w:val="left"/>
-            </w:pPr>
-            <w:r>
-              <w:rPr>
-                <w:rFonts w:ascii="Times New Roman" w:hAnsi="Times New Roman"/>
-                <w:sz w:val="16"/>
-              </w:rPr>
-              <w:t xml:space="preserve">14.09</w:t>
-            </w:r>
-          </w:p>
-        </w:tc>
-        <w:tc>
-          <w:tcPr/>
-          <w:p>
-            <w:pPr>
-              <w:pStyle w:val="Compact"/>
-              <w:spacing w:after="0" w:line="240" w:lineRule="auto"/>
-              <w:jc w:val="left"/>
-            </w:pPr>
-            <w:r>
-              <w:rPr>
-                <w:rFonts w:ascii="Times New Roman" w:hAnsi="Times New Roman"/>
-                <w:sz w:val="16"/>
-              </w:rPr>
-              <w:t xml:space="preserve">0.43</w:t>
-            </w:r>
-          </w:p>
-        </w:tc>
-        <w:tc>
-          <w:tcPr/>
-          <w:p>
-            <w:pPr>
-              <w:pStyle w:val="Compact"/>
-              <w:spacing w:after="0" w:line="240" w:lineRule="auto"/>
-              <w:jc w:val="left"/>
-            </w:pPr>
-            <w:r>
-              <w:rPr>
-                <w:rFonts w:ascii="Times New Roman" w:hAnsi="Times New Roman"/>
-                <w:sz w:val="16"/>
-              </w:rPr>
-              <w:t xml:space="preserve">21.23</w:t>
+              <w:t xml:space="preserve">4.475</w:t>
+            </w:r>
+          </w:p>
+        </w:tc>
+        <w:tc>
+          <w:tcPr/>
+          <w:p>
+            <w:pPr>
+              <w:pStyle w:val="Compact"/>
+              <w:spacing w:after="0" w:line="240" w:lineRule="auto"/>
+              <w:jc w:val="left"/>
+            </w:pPr>
+            <w:r>
+              <w:rPr>
+                <w:rFonts w:ascii="Times New Roman" w:hAnsi="Times New Roman"/>
+                <w:sz w:val="16"/>
+              </w:rPr>
+              <w:t xml:space="preserve">22.98</w:t>
+            </w:r>
+          </w:p>
+        </w:tc>
+        <w:tc>
+          <w:tcPr/>
+          <w:p>
+            <w:pPr>
+              <w:pStyle w:val="Compact"/>
+              <w:spacing w:after="0" w:line="240" w:lineRule="auto"/>
+              <w:jc w:val="left"/>
+            </w:pPr>
+            <w:r>
+              <w:rPr>
+                <w:rFonts w:ascii="Times New Roman" w:hAnsi="Times New Roman"/>
+                <w:sz w:val="16"/>
+              </w:rPr>
+              <w:t xml:space="preserve">0.72</w:t>
+            </w:r>
+          </w:p>
+        </w:tc>
+        <w:tc>
+          <w:tcPr/>
+          <w:p>
+            <w:pPr>
+              <w:pStyle w:val="Compact"/>
+              <w:spacing w:after="0" w:line="240" w:lineRule="auto"/>
+              <w:jc w:val="left"/>
+            </w:pPr>
+            <w:r>
+              <w:rPr>
+                <w:rFonts w:ascii="Times New Roman" w:hAnsi="Times New Roman"/>
+                <w:sz w:val="16"/>
+              </w:rPr>
+              <w:t xml:space="preserve">20.45</w:t>
             </w:r>
           </w:p>
         </w:tc>
@@ -12147,7 +12156,7 @@
         <w:pStyle w:val="BodyText"/>
       </w:pPr>
       <w:r>
-        <w:t xml:space="preserve">LOOM costs the same to fit as PreVal (median 0.14 s vs 0.14 s on top of the shared MiniRocket transform, which takes a median of 0.17 s; Table 5 and Fig. 9). From raw data to a fitted model, a single LOOM model takes about 0.31 s, compared with 1.23 s for QUANT, 2.25 s for a five-seed ensemble and 4.46 s for the Arsenal. Prediction is slower than for plain ridge because each new series is projected onto the singular vectors (Section 4.6), but it remains a fraction of a second per dataset.</w:t>
+        <w:t xml:space="preserve">LOOM costs the same to fit as PreVal (median 0.14 s vs 0.14 s on top of the shared MiniRocket transform, which takes a median of 0.17 s; Table 5 and Fig. 9). From raw data to a fitted model, a single LOOM model takes about 0.31 s, compared with 1.30 s for QUANT, 2.25 s for a five-seed ensemble and 4.47 s for the Arsenal. Prediction is slower than for plain ridge because each new series is projected onto the singular vectors (Section 4.6), but it remains a fraction of a second per dataset.</w:t>
       </w:r>
     </w:p>
     <w:p>
@@ -12155,7 +12164,7 @@
         <w:pStyle w:val="BodyText"/>
       </w:pPr>
       <w:r>
-        <w:t xml:space="preserve">The moderation strength was discussed in Section 6.5. For the prediction sets, the clean coverage of LOOM’s jackknife+ is 95.0 % at α = 0.05 and 79.5 % at α = 0.2. We also checked whether the logistic-regression baseline was trained long enough. On 12 random datasets, ten times more iterations and a tighter tolerance changed its median NLL from 0.2707 to 0.2711, but improved it by 0.161 on ShapesAll, a dataset with many classes. The clean-data comparison with logistic regression should therefore be read as approximate for such datasets (Online Resource 3).</w:t>
+        <w:t xml:space="preserve">The moderation strength was discussed in Section 6.5. For the prediction sets, the clean coverage of LOOM’s jackknife+ is 95.1 % at α = 0.05 and 79.6 % at α = 0.2. We also checked whether the logistic-regression baseline was trained long enough. On 12 random datasets, ten times more iterations and a tighter tolerance changed its median NLL from 0.2707 to 0.2711, but improved it by 0.161 on ShapesAll, a dataset with many classes. The clean-data comparison with logistic regression should therefore be read as approximate for such datasets (Online Resource 3).</w:t>
       </w:r>
     </w:p>
     <w:p>
@@ -12239,7 +12248,7 @@
         <w:pStyle w:val="FirstParagraph"/>
       </w:pPr>
       <w:r>
-        <w:t xml:space="preserve">LOOM helps most where faults increase leverage the most. Across datasets, its gain over PreVal under faults rises with the increase in leverage that the faults cause (Spearman ρ = 0.61, p &lt; 0.001, n = 114), which is the mechanism we designed it for. The share of datasets on which LOOM beats PreVal grows with severity for every fault type except speed variation. At the highest severity it is 95 % for noise, 89 % for spikes, 89 % for dropouts, 87 % for baseline wander and 74 % for misalignment, but only 53 % for speed variation, whose median leverage ratio stays at 1.26. A smooth change of speed of up to ±20 % leaves the pooled MiniRocket features largely where they were. Leverage then carries no signal, and LOOM behaves like an ordinary temperature-scaled ridge. Mild faults are also hard to tell apart from normal variation: at severity 1 the win rates of the other fault types are only 48 %–64 %.</w:t>
+        <w:t xml:space="preserve">LOOM helps most where faults increase leverage the most. Across datasets, its gain over PreVal under faults rises with the increase in leverage that the faults cause (Spearman ρ = 0.61, p &lt; 0.001, n = 114), which is the mechanism we designed it for. The share of datasets on which LOOM beats PreVal grows with severity for every fault type except speed variation. At the highest severity it is 95 % for noise, 89 % for spikes, 89 % for dropouts, 87 % for baseline wander and 73 % for misalignment, but only 53 % for speed variation, whose median leverage ratio stays at 1.26. A smooth change of speed of up to ±20 % leaves the pooled MiniRocket features largely where they were. Leverage then carries no signal, and LOOM behaves like an ordinary temperature-scaled ridge. Mild faults are also hard to tell apart from normal variation: at severity 1 the win rates of the other fault types are only 47 %–64 %.</w:t>
       </w:r>
     </w:p>
     <w:p>
@@ -12281,7 +12290,7 @@
         <w:t xml:space="preserve">many classes with very few training series each</w:t>
       </w:r>
       <w:r>
-        <w:t xml:space="preserve">. On clean data, the gain over PreVal shrinks as the number of classes grows (ρ = -0.37, p &lt; 0.001). The four largest clean losses occur on PigArtPressure, Symbols, ShapesAll and PigAirwayPressure, which have only 2 to 10 training series per class on average. With so few examples, the smoothed targets give the true class only (n_k + 1)/(n_k + 2) of the probability mass, and the fitted model ends up underconfident. Smoothing is also what raises LOOM’s clean ECE (Section 6.2). Without it, the median clean ECE is 0.041, the same level as PreVal’s 0.040, but the NLL under faults is significantly worse (Section 6.5).</w:t>
+        <w:t xml:space="preserve">. On clean data, the gain over PreVal shrinks as the number of classes grows (ρ = -0.39, p &lt; 0.001). The four largest clean losses occur on PigArtPressure, Symbols, ShapesAll and PigAirwayPressure, which have only 2 to 10 training series per class on average. With so few examples, the smoothed targets give the true class only (n_k + 1)/(n_k + 2) of the probability mass, and the fitted model ends up underconfident. Smoothing is also what raises LOOM’s clean ECE (Section 6.2). Without it, the median clean ECE is 0.041, the same level as PreVal’s 0.040, but the NLL under faults is significantly worse (Section 6.5).</w:t>
       </w:r>
     </w:p>
     <w:bookmarkEnd w:id="76"/>
@@ -12319,7 +12328,7 @@
         <w:t xml:space="preserve">(Dempster et al., 2025)</w:t>
       </w:r>
       <w:r>
-        <w:t xml:space="preserve">, and our clean-data results agree: the two cannot be told apart in NLL. They part ways when the recordings are damaged. A single scale factor keeps the confidence of a faulty recording at the level that suits clean data, and its NLL grows quickly (median 1.728 over the fault conditions). LOOM uses a second quantity that the LOO algebra provides for free, the held-out leverage, to put each prediction on the scale of its own uncertainty. Its median NLL under faults is 0.738, and its confidence separates faulty from clean recordings better than any of the competing methods, including QUANT (median AUROC 0.765 vs 0.711). The ablation confirms that this comes from the leverage scaling and that the exact LOO pairs are needed to calibrate it.</w:t>
+        <w:t xml:space="preserve">, and our clean-data results agree: the two cannot be told apart in NLL. They part ways when the recordings are damaged. A single scale factor keeps the confidence of a faulty recording at the level that suits clean data, and its NLL grows quickly (median 1.728 over the fault conditions). LOOM uses a second quantity that the LOO algebra provides for free, the held-out leverage, to put each prediction on the scale of its own uncertainty. Its median NLL under faults is 0.738, and its confidence separates faulty from clean recordings better than any of the competing methods, including QUANT (median AUROC 0.765 vs 0.709). The ablation confirms that this comes from the leverage scaling and that the exact LOO pairs are needed to calibrate it.</w:t>
       </w:r>
     </w:p>
     <w:p>
@@ -12364,7 +12373,7 @@
         <w:t xml:space="preserve">(Kristiadi et al., 2020; Liu et al., 2020; van Amersfoort et al., 2020)</w:t>
       </w:r>
       <w:r>
-        <w:t xml:space="preserve">. For a linear readout on fixed random features, such distance awareness is available in closed form through the leverage, and it can be calibrated without held-out data. A nearest-neighbour distance used in the same role gave a similar NLL but detected faults worse. Leverage measures distance in the same regularised geometry that the classifier uses, and it comes from the decomposition that is computed anyway. QUANT, a tree ensemble on raw-series quantiles, reached a similar NLL under faults on average and a lower one under the strongest faults, at a higher clean NLL and about 4.0 times LOOM’s end-to-end training time. The two approaches have different strengths, and combining them is a promising direction.</w:t>
+        <w:t xml:space="preserve">. For a linear readout on fixed random features, such distance awareness is available in closed form through the leverage, and it can be calibrated without held-out data. A nearest-neighbour distance used in the same role gave a similar NLL but detected faults worse. Leverage measures distance in the same regularised geometry that the classifier uses, and it comes from the decomposition that is computed anyway. QUANT, a tree ensemble on raw-series quantiles, reached a similar NLL under faults on average and a lower one under the strongest faults, at a higher clean NLL and about 4.2 times LOOM’s end-to-end training time. The two approaches have different strengths, and combining them is a promising direction.</w:t>
       </w:r>
     </w:p>
     <w:p>
@@ -12669,7 +12678,7 @@
       </w:r>
     </w:p>
     <w:bookmarkEnd w:id="80"/>
-    <w:bookmarkStart w:id="173" w:name="references"/>
+    <w:bookmarkStart w:id="177" w:name="references"/>
     <w:p>
       <w:pPr>
         <w:pStyle w:val="Heading1"/>
@@ -12678,19 +12687,40 @@
         <w:t xml:space="preserve">References</w:t>
       </w:r>
     </w:p>
-    <w:bookmarkStart w:id="172" w:name="refs"/>
-    <w:bookmarkStart w:id="82" w:name="ref-allen1974"/>
+    <w:bookmarkStart w:id="176" w:name="refs"/>
+    <w:bookmarkStart w:id="82" w:name="ref-abdar2021"/>
     <w:p>
       <w:pPr>
         <w:pStyle w:val="Bibliography"/>
       </w:pPr>
       <w:r>
+        <w:t xml:space="preserve">Abdar, M., Pourpanah, F., Hussain, S., Rezazadegan, D., Liu, L., Ghavamzadeh, M., Fieguth, P., Cao, X., Khosravi, A., Acharya, U.R., Makarenkov, V., Nahavandi, S., 2021. A review of uncertainty quantification in deep learning: Techniques, applications and challenges. Information Fusion.</w:t>
+      </w:r>
+      <w:r>
+        <w:t xml:space="preserve"> </w:t>
+      </w:r>
+      <w:hyperlink r:id="rId81">
+        <w:r>
+          <w:rPr>
+            <w:rStyle w:val="Hyperlink"/>
+          </w:rPr>
+          <w:t xml:space="preserve">https://doi.org/10.1016/j.inffus.2021.05.008</w:t>
+        </w:r>
+      </w:hyperlink>
+    </w:p>
+    <w:bookmarkEnd w:id="82"/>
+    <w:bookmarkStart w:id="84" w:name="ref-allen1974"/>
+    <w:p>
+      <w:pPr>
+        <w:pStyle w:val="Bibliography"/>
+      </w:pPr>
+      <w:r>
         <w:t xml:space="preserve">Allen, D.M., 1974. The Relationship Between Variable Selection and Data Agumentation and a Method for Prediction. Technometrics.</w:t>
       </w:r>
       <w:r>
         <w:t xml:space="preserve"> </w:t>
       </w:r>
-      <w:hyperlink r:id="rId81">
+      <w:hyperlink r:id="rId83">
         <w:r>
           <w:rPr>
             <w:rStyle w:val="Hyperlink"/>
@@ -12699,8 +12729,8 @@
         </w:r>
       </w:hyperlink>
     </w:p>
-    <w:bookmarkEnd w:id="82"/>
-    <w:bookmarkStart w:id="84" w:name="ref-angelopoulos2023"/>
+    <w:bookmarkEnd w:id="84"/>
+    <w:bookmarkStart w:id="86" w:name="ref-angelopoulos2023"/>
     <w:p>
       <w:pPr>
         <w:pStyle w:val="Bibliography"/>
@@ -12711,7 +12741,7 @@
       <w:r>
         <w:t xml:space="preserve"> </w:t>
       </w:r>
-      <w:hyperlink r:id="rId83">
+      <w:hyperlink r:id="rId85">
         <w:r>
           <w:rPr>
             <w:rStyle w:val="Hyperlink"/>
@@ -12720,8 +12750,8 @@
         </w:r>
       </w:hyperlink>
     </w:p>
-    <w:bookmarkEnd w:id="84"/>
-    <w:bookmarkStart w:id="85" w:name="ref-angelopoulos2021raps"/>
+    <w:bookmarkEnd w:id="86"/>
+    <w:bookmarkStart w:id="87" w:name="ref-angelopoulos2021raps"/>
     <w:p>
       <w:pPr>
         <w:pStyle w:val="Bibliography"/>
@@ -12730,8 +12760,8 @@
         <w:t xml:space="preserve">Angelopoulos, A.N., Bates, S., Malik, J., Jordan, M.I., 2021. Uncertainty sets for image classifiers using conformal prediction, in: International Conference on Learning Representations.</w:t>
       </w:r>
     </w:p>
-    <w:bookmarkEnd w:id="85"/>
-    <w:bookmarkStart w:id="87" w:name="ref-bagnall2017bakeoff"/>
+    <w:bookmarkEnd w:id="87"/>
+    <w:bookmarkStart w:id="89" w:name="ref-bagnall2017bakeoff"/>
     <w:p>
       <w:pPr>
         <w:pStyle w:val="Bibliography"/>
@@ -12742,7 +12772,7 @@
       <w:r>
         <w:t xml:space="preserve"> </w:t>
       </w:r>
-      <w:hyperlink r:id="rId86">
+      <w:hyperlink r:id="rId88">
         <w:r>
           <w:rPr>
             <w:rStyle w:val="Hyperlink"/>
@@ -12751,8 +12781,8 @@
         </w:r>
       </w:hyperlink>
     </w:p>
-    <w:bookmarkEnd w:id="87"/>
-    <w:bookmarkStart w:id="89" w:name="ref-barber2021"/>
+    <w:bookmarkEnd w:id="89"/>
+    <w:bookmarkStart w:id="91" w:name="ref-barber2021"/>
     <w:p>
       <w:pPr>
         <w:pStyle w:val="Bibliography"/>
@@ -12763,7 +12793,7 @@
       <w:r>
         <w:t xml:space="preserve"> </w:t>
       </w:r>
-      <w:hyperlink r:id="rId88">
+      <w:hyperlink r:id="rId90">
         <w:r>
           <w:rPr>
             <w:rStyle w:val="Hyperlink"/>
@@ -12772,8 +12802,8 @@
         </w:r>
       </w:hyperlink>
     </w:p>
-    <w:bookmarkEnd w:id="89"/>
-    <w:bookmarkStart w:id="90" w:name="ref-benavoli2016"/>
+    <w:bookmarkEnd w:id="91"/>
+    <w:bookmarkStart w:id="92" w:name="ref-benavoli2016"/>
     <w:p>
       <w:pPr>
         <w:pStyle w:val="Bibliography"/>
@@ -12782,8 +12812,8 @@
         <w:t xml:space="preserve">Benavoli, A., Corani, G., Mangili, F., 2016. Should we really use post-hoc tests based on mean-ranks? Journal of Machine Learning Research 17, 1–10.</w:t>
       </w:r>
     </w:p>
-    <w:bookmarkEnd w:id="90"/>
-    <w:bookmarkStart w:id="91" w:name="ref-burnaev2014"/>
+    <w:bookmarkEnd w:id="92"/>
+    <w:bookmarkStart w:id="93" w:name="ref-burnaev2014"/>
     <w:p>
       <w:pPr>
         <w:pStyle w:val="Bibliography"/>
@@ -12792,8 +12822,8 @@
         <w:t xml:space="preserve">Burnaev, E., Vovk, V., 2014. Efficiency of conformalized ridge regression, in: Proceedings of the 27th Conference on Learning Theory, PMLR. pp. 605–622.</w:t>
       </w:r>
     </w:p>
-    <w:bookmarkEnd w:id="91"/>
-    <w:bookmarkStart w:id="93" w:name="ref-cawley2004"/>
+    <w:bookmarkEnd w:id="93"/>
+    <w:bookmarkStart w:id="95" w:name="ref-cawley2004"/>
     <w:p>
       <w:pPr>
         <w:pStyle w:val="Bibliography"/>
@@ -12804,7 +12834,7 @@
       <w:r>
         <w:t xml:space="preserve"> </w:t>
       </w:r>
-      <w:hyperlink r:id="rId92">
+      <w:hyperlink r:id="rId94">
         <w:r>
           <w:rPr>
             <w:rStyle w:val="Hyperlink"/>
@@ -12813,8 +12843,8 @@
         </w:r>
       </w:hyperlink>
     </w:p>
-    <w:bookmarkEnd w:id="93"/>
-    <w:bookmarkStart w:id="95" w:name="ref-dau2019ucr"/>
+    <w:bookmarkEnd w:id="95"/>
+    <w:bookmarkStart w:id="97" w:name="ref-dau2019ucr"/>
     <w:p>
       <w:pPr>
         <w:pStyle w:val="Bibliography"/>
@@ -12825,7 +12855,7 @@
       <w:r>
         <w:t xml:space="preserve"> </w:t>
       </w:r>
-      <w:hyperlink r:id="rId94">
+      <w:hyperlink r:id="rId96">
         <w:r>
           <w:rPr>
             <w:rStyle w:val="Hyperlink"/>
@@ -12834,8 +12864,8 @@
         </w:r>
       </w:hyperlink>
     </w:p>
-    <w:bookmarkEnd w:id="95"/>
-    <w:bookmarkStart w:id="97" w:name="ref-dempster2020rocket"/>
+    <w:bookmarkEnd w:id="97"/>
+    <w:bookmarkStart w:id="99" w:name="ref-dempster2020rocket"/>
     <w:p>
       <w:pPr>
         <w:pStyle w:val="Bibliography"/>
@@ -12846,7 +12876,7 @@
       <w:r>
         <w:t xml:space="preserve"> </w:t>
       </w:r>
-      <w:hyperlink r:id="rId96">
+      <w:hyperlink r:id="rId98">
         <w:r>
           <w:rPr>
             <w:rStyle w:val="Hyperlink"/>
@@ -12855,8 +12885,8 @@
         </w:r>
       </w:hyperlink>
     </w:p>
-    <w:bookmarkEnd w:id="97"/>
-    <w:bookmarkStart w:id="99" w:name="ref-dempster2024quant"/>
+    <w:bookmarkEnd w:id="99"/>
+    <w:bookmarkStart w:id="101" w:name="ref-dempster2024quant"/>
     <w:p>
       <w:pPr>
         <w:pStyle w:val="Bibliography"/>
@@ -12867,7 +12897,7 @@
       <w:r>
         <w:t xml:space="preserve"> </w:t>
       </w:r>
-      <w:hyperlink r:id="rId98">
+      <w:hyperlink r:id="rId100">
         <w:r>
           <w:rPr>
             <w:rStyle w:val="Hyperlink"/>
@@ -12876,8 +12906,8 @@
         </w:r>
       </w:hyperlink>
     </w:p>
-    <w:bookmarkEnd w:id="99"/>
-    <w:bookmarkStart w:id="101" w:name="ref-dempster2023hydra"/>
+    <w:bookmarkEnd w:id="101"/>
+    <w:bookmarkStart w:id="103" w:name="ref-dempster2023hydra"/>
     <w:p>
       <w:pPr>
         <w:pStyle w:val="Bibliography"/>
@@ -12888,7 +12918,7 @@
       <w:r>
         <w:t xml:space="preserve"> </w:t>
       </w:r>
-      <w:hyperlink r:id="rId100">
+      <w:hyperlink r:id="rId102">
         <w:r>
           <w:rPr>
             <w:rStyle w:val="Hyperlink"/>
@@ -12897,8 +12927,8 @@
         </w:r>
       </w:hyperlink>
     </w:p>
-    <w:bookmarkEnd w:id="101"/>
-    <w:bookmarkStart w:id="103" w:name="ref-dempster2021minirocket"/>
+    <w:bookmarkEnd w:id="103"/>
+    <w:bookmarkStart w:id="105" w:name="ref-dempster2021minirocket"/>
     <w:p>
       <w:pPr>
         <w:pStyle w:val="Bibliography"/>
@@ -12909,7 +12939,7 @@
       <w:r>
         <w:t xml:space="preserve"> </w:t>
       </w:r>
-      <w:hyperlink r:id="rId102">
+      <w:hyperlink r:id="rId104">
         <w:r>
           <w:rPr>
             <w:rStyle w:val="Hyperlink"/>
@@ -12918,8 +12948,8 @@
         </w:r>
       </w:hyperlink>
     </w:p>
-    <w:bookmarkEnd w:id="103"/>
-    <w:bookmarkStart w:id="105" w:name="ref-dempster2025preval"/>
+    <w:bookmarkEnd w:id="105"/>
+    <w:bookmarkStart w:id="107" w:name="ref-dempster2025preval"/>
     <w:p>
       <w:pPr>
         <w:pStyle w:val="Bibliography"/>
@@ -12930,7 +12960,7 @@
       <w:r>
         <w:t xml:space="preserve"> </w:t>
       </w:r>
-      <w:hyperlink r:id="rId104">
+      <w:hyperlink r:id="rId106">
         <w:r>
           <w:rPr>
             <w:rStyle w:val="Hyperlink"/>
@@ -12939,8 +12969,8 @@
         </w:r>
       </w:hyperlink>
     </w:p>
-    <w:bookmarkEnd w:id="105"/>
-    <w:bookmarkStart w:id="106" w:name="ref-demsar2006"/>
+    <w:bookmarkEnd w:id="107"/>
+    <w:bookmarkStart w:id="108" w:name="ref-demsar2006"/>
     <w:p>
       <w:pPr>
         <w:pStyle w:val="Bibliography"/>
@@ -12949,18 +12979,39 @@
         <w:t xml:space="preserve">Demšar, J., 2006. Statistical comparisons of classifiers over multiple data sets. Journal of Machine Learning Research 7, 1–30.</w:t>
       </w:r>
     </w:p>
-    <w:bookmarkEnd w:id="106"/>
-    <w:bookmarkStart w:id="107" w:name="ref-geifman2017"/>
+    <w:bookmarkEnd w:id="108"/>
+    <w:bookmarkStart w:id="110" w:name="ref-gawlikowski2023"/>
     <w:p>
       <w:pPr>
         <w:pStyle w:val="Bibliography"/>
       </w:pPr>
       <w:r>
+        <w:t xml:space="preserve">Gawlikowski, J., Tassi, C.R.N., Ali, M., Lee, J., Humt, M., Feng, J., Kruspe, A., Triebel, R., Jung, P., Roscher, R., Shahzad, M., Yang, W., Bamler, R., Zhu, X.X., 2023. A survey of uncertainty in deep neural networks. Artificial Intelligence Review.</w:t>
+      </w:r>
+      <w:r>
+        <w:t xml:space="preserve"> </w:t>
+      </w:r>
+      <w:hyperlink r:id="rId109">
+        <w:r>
+          <w:rPr>
+            <w:rStyle w:val="Hyperlink"/>
+          </w:rPr>
+          <w:t xml:space="preserve">https://doi.org/10.1007/s10462-023-10562-9</w:t>
+        </w:r>
+      </w:hyperlink>
+    </w:p>
+    <w:bookmarkEnd w:id="110"/>
+    <w:bookmarkStart w:id="111" w:name="ref-geifman2017"/>
+    <w:p>
+      <w:pPr>
+        <w:pStyle w:val="Bibliography"/>
+      </w:pPr>
+      <w:r>
         <w:t xml:space="preserve">Geifman, Y., El-Yaniv, R., 2017. Selective classification for deep neural networks, in: Advances in Neural Information Processing Systems.</w:t>
       </w:r>
     </w:p>
-    <w:bookmarkEnd w:id="107"/>
-    <w:bookmarkStart w:id="109" w:name="ref-golub1979"/>
+    <w:bookmarkEnd w:id="111"/>
+    <w:bookmarkStart w:id="113" w:name="ref-golub1979"/>
     <w:p>
       <w:pPr>
         <w:pStyle w:val="Bibliography"/>
@@ -12971,7 +13022,7 @@
       <w:r>
         <w:t xml:space="preserve"> </w:t>
       </w:r>
-      <w:hyperlink r:id="rId108">
+      <w:hyperlink r:id="rId112">
         <w:r>
           <w:rPr>
             <w:rStyle w:val="Hyperlink"/>
@@ -12980,8 +13031,8 @@
         </w:r>
       </w:hyperlink>
     </w:p>
-    <w:bookmarkEnd w:id="109"/>
-    <w:bookmarkStart w:id="110" w:name="ref-guo2017"/>
+    <w:bookmarkEnd w:id="113"/>
+    <w:bookmarkStart w:id="114" w:name="ref-guo2017"/>
     <w:p>
       <w:pPr>
         <w:pStyle w:val="Bibliography"/>
@@ -12990,8 +13041,8 @@
         <w:t xml:space="preserve">Guo, C., Pleiss, G., Sun, Y., Weinberger, K.Q., 2017. On calibration of modern neural networks, in: Proceedings of the 34th International Conference on Machine Learning, PMLR. pp. 1321–1330.</w:t>
       </w:r>
     </w:p>
-    <w:bookmarkEnd w:id="110"/>
-    <w:bookmarkStart w:id="111" w:name="ref-hendrycks2019"/>
+    <w:bookmarkEnd w:id="114"/>
+    <w:bookmarkStart w:id="115" w:name="ref-hendrycks2019"/>
     <w:p>
       <w:pPr>
         <w:pStyle w:val="Bibliography"/>
@@ -13000,8 +13051,8 @@
         <w:t xml:space="preserve">Hendrycks, D., Dietterich, T., 2019. Benchmarking neural network robustness to common corruptions and perturbations, in: International Conference on Learning Representations.</w:t>
       </w:r>
     </w:p>
-    <w:bookmarkEnd w:id="111"/>
-    <w:bookmarkStart w:id="112" w:name="ref-hendrycks2017"/>
+    <w:bookmarkEnd w:id="115"/>
+    <w:bookmarkStart w:id="116" w:name="ref-hendrycks2017"/>
     <w:p>
       <w:pPr>
         <w:pStyle w:val="Bibliography"/>
@@ -13010,8 +13061,8 @@
         <w:t xml:space="preserve">Hendrycks, D., Gimpel, K., 2017. A baseline for detecting misclassified and out-of-distribution examples in neural networks, in: International Conference on Learning Representations.</w:t>
       </w:r>
     </w:p>
-    <w:bookmarkEnd w:id="112"/>
-    <w:bookmarkStart w:id="114" w:name="ref-hoaglin1978"/>
+    <w:bookmarkEnd w:id="116"/>
+    <w:bookmarkStart w:id="118" w:name="ref-hoaglin1978"/>
     <w:p>
       <w:pPr>
         <w:pStyle w:val="Bibliography"/>
@@ -13022,7 +13073,7 @@
       <w:r>
         <w:t xml:space="preserve"> </w:t>
       </w:r>
-      <w:hyperlink r:id="rId113">
+      <w:hyperlink r:id="rId117">
         <w:r>
           <w:rPr>
             <w:rStyle w:val="Hyperlink"/>
@@ -13031,8 +13082,8 @@
         </w:r>
       </w:hyperlink>
     </w:p>
-    <w:bookmarkEnd w:id="114"/>
-    <w:bookmarkStart w:id="116" w:name="ref-hoerl1970"/>
+    <w:bookmarkEnd w:id="118"/>
+    <w:bookmarkStart w:id="120" w:name="ref-hoerl1970"/>
     <w:p>
       <w:pPr>
         <w:pStyle w:val="Bibliography"/>
@@ -13043,7 +13094,7 @@
       <w:r>
         <w:t xml:space="preserve"> </w:t>
       </w:r>
-      <w:hyperlink r:id="rId115">
+      <w:hyperlink r:id="rId119">
         <w:r>
           <w:rPr>
             <w:rStyle w:val="Hyperlink"/>
@@ -13052,8 +13103,8 @@
         </w:r>
       </w:hyperlink>
     </w:p>
-    <w:bookmarkEnd w:id="116"/>
-    <w:bookmarkStart w:id="117" w:name="ref-holm1979"/>
+    <w:bookmarkEnd w:id="120"/>
+    <w:bookmarkStart w:id="121" w:name="ref-holm1979"/>
     <w:p>
       <w:pPr>
         <w:pStyle w:val="Bibliography"/>
@@ -13062,8 +13113,8 @@
         <w:t xml:space="preserve">Holm, S., 1979. A simple sequentially rejective multiple test procedure. Scandinavian Journal of Statistics 6, 65–70.</w:t>
       </w:r>
     </w:p>
-    <w:bookmarkEnd w:id="117"/>
-    <w:bookmarkStart w:id="119" w:name="ref-ismailfawaz2019review"/>
+    <w:bookmarkEnd w:id="121"/>
+    <w:bookmarkStart w:id="123" w:name="ref-ismailfawaz2019review"/>
     <w:p>
       <w:pPr>
         <w:pStyle w:val="Bibliography"/>
@@ -13074,7 +13125,7 @@
       <w:r>
         <w:t xml:space="preserve"> </w:t>
       </w:r>
-      <w:hyperlink r:id="rId118">
+      <w:hyperlink r:id="rId122">
         <w:r>
           <w:rPr>
             <w:rStyle w:val="Hyperlink"/>
@@ -13083,8 +13134,8 @@
         </w:r>
       </w:hyperlink>
     </w:p>
-    <w:bookmarkEnd w:id="119"/>
-    <w:bookmarkStart w:id="121" w:name="ref-ismailfawaz2020inception"/>
+    <w:bookmarkEnd w:id="123"/>
+    <w:bookmarkStart w:id="125" w:name="ref-ismailfawaz2020inception"/>
     <w:p>
       <w:pPr>
         <w:pStyle w:val="Bibliography"/>
@@ -13095,7 +13146,7 @@
       <w:r>
         <w:t xml:space="preserve"> </w:t>
       </w:r>
-      <w:hyperlink r:id="rId120">
+      <w:hyperlink r:id="rId124">
         <w:r>
           <w:rPr>
             <w:rStyle w:val="Hyperlink"/>
@@ -13104,8 +13155,8 @@
         </w:r>
       </w:hyperlink>
     </w:p>
-    <w:bookmarkEnd w:id="121"/>
-    <w:bookmarkStart w:id="123" w:name="ref-iwana2021"/>
+    <w:bookmarkEnd w:id="125"/>
+    <w:bookmarkStart w:id="127" w:name="ref-iwana2021"/>
     <w:p>
       <w:pPr>
         <w:pStyle w:val="Bibliography"/>
@@ -13116,7 +13167,7 @@
       <w:r>
         <w:t xml:space="preserve"> </w:t>
       </w:r>
-      <w:hyperlink r:id="rId122">
+      <w:hyperlink r:id="rId126">
         <w:r>
           <w:rPr>
             <w:rStyle w:val="Hyperlink"/>
@@ -13125,8 +13176,8 @@
         </w:r>
       </w:hyperlink>
     </w:p>
-    <w:bookmarkEnd w:id="123"/>
-    <w:bookmarkStart w:id="125" w:name="ref-kerby2014"/>
+    <w:bookmarkEnd w:id="127"/>
+    <w:bookmarkStart w:id="129" w:name="ref-kerby2014"/>
     <w:p>
       <w:pPr>
         <w:pStyle w:val="Bibliography"/>
@@ -13137,7 +13188,7 @@
       <w:r>
         <w:t xml:space="preserve"> </w:t>
       </w:r>
-      <w:hyperlink r:id="rId124">
+      <w:hyperlink r:id="rId128">
         <w:r>
           <w:rPr>
             <w:rStyle w:val="Hyperlink"/>
@@ -13146,8 +13197,8 @@
         </w:r>
       </w:hyperlink>
     </w:p>
-    <w:bookmarkEnd w:id="125"/>
-    <w:bookmarkStart w:id="126" w:name="ref-kristiadi2020"/>
+    <w:bookmarkEnd w:id="129"/>
+    <w:bookmarkStart w:id="130" w:name="ref-kristiadi2020"/>
     <w:p>
       <w:pPr>
         <w:pStyle w:val="Bibliography"/>
@@ -13156,8 +13207,8 @@
         <w:t xml:space="preserve">Kristiadi, A., Hein, M., Hennig, P., 2020. Being Bayesian, even just a bit, fixes overconfidence in ReLU networks, in: Proceedings of the 37th International Conference on Machine Learning, PMLR. pp. 5436–5446.</w:t>
       </w:r>
     </w:p>
-    <w:bookmarkEnd w:id="126"/>
-    <w:bookmarkStart w:id="127" w:name="ref-kull2019"/>
+    <w:bookmarkEnd w:id="130"/>
+    <w:bookmarkStart w:id="131" w:name="ref-kull2019"/>
     <w:p>
       <w:pPr>
         <w:pStyle w:val="Bibliography"/>
@@ -13166,8 +13217,8 @@
         <w:t xml:space="preserve">Kull, M., Perello-Nieto, M., Kängsepp, M., Silva Filho, T., Song, H., Flach, P., 2019. Beyond temperature scaling: obtaining well-calibrated multi-class probabilities with Dirichlet calibration, in: Advances in Neural Information Processing Systems.</w:t>
       </w:r>
     </w:p>
-    <w:bookmarkEnd w:id="127"/>
-    <w:bookmarkStart w:id="128" w:name="ref-lakshminarayanan2017"/>
+    <w:bookmarkEnd w:id="131"/>
+    <w:bookmarkStart w:id="132" w:name="ref-lakshminarayanan2017"/>
     <w:p>
       <w:pPr>
         <w:pStyle w:val="Bibliography"/>
@@ -13176,8 +13227,8 @@
         <w:t xml:space="preserve">Lakshminarayanan, B., Pritzel, A., Blundell, C., 2017. Simple and scalable predictive uncertainty estimation using deep ensembles, in: Advances in Neural Information Processing Systems.</w:t>
       </w:r>
     </w:p>
-    <w:bookmarkEnd w:id="128"/>
-    <w:bookmarkStart w:id="130" w:name="ref-lei2018"/>
+    <w:bookmarkEnd w:id="132"/>
+    <w:bookmarkStart w:id="134" w:name="ref-lei2018"/>
     <w:p>
       <w:pPr>
         <w:pStyle w:val="Bibliography"/>
@@ -13188,7 +13239,7 @@
       <w:r>
         <w:t xml:space="preserve"> </w:t>
       </w:r>
-      <w:hyperlink r:id="rId129">
+      <w:hyperlink r:id="rId133">
         <w:r>
           <w:rPr>
             <w:rStyle w:val="Hyperlink"/>
@@ -13197,8 +13248,8 @@
         </w:r>
       </w:hyperlink>
     </w:p>
-    <w:bookmarkEnd w:id="130"/>
-    <w:bookmarkStart w:id="131" w:name="ref-liu2020sngp"/>
+    <w:bookmarkEnd w:id="134"/>
+    <w:bookmarkStart w:id="135" w:name="ref-liu2020sngp"/>
     <w:p>
       <w:pPr>
         <w:pStyle w:val="Bibliography"/>
@@ -13207,8 +13258,8 @@
         <w:t xml:space="preserve">Liu, J.Z., Lin, Z., Padhy, S., Tran, D., Bedrax-Weiss, T., Lakshminarayanan, B., 2020. Simple and principled uncertainty estimation with deterministic deep learning via distance awareness, in: Advances in Neural Information Processing Systems.</w:t>
       </w:r>
     </w:p>
-    <w:bookmarkEnd w:id="131"/>
-    <w:bookmarkStart w:id="132" w:name="ref-liu2023sngp"/>
+    <w:bookmarkEnd w:id="135"/>
+    <w:bookmarkStart w:id="136" w:name="ref-liu2023sngp"/>
     <w:p>
       <w:pPr>
         <w:pStyle w:val="Bibliography"/>
@@ -13217,8 +13268,8 @@
         <w:t xml:space="preserve">Liu, J.Z., Padhy, S., Ren, J., Lin, Z., Wen, Y., Jerfel, G., Nado, Z., Snoek, J., Tran, D., Lakshminarayanan, B., 2023. A simple approach to improve single-model deep uncertainty via distance-awareness. Journal of Machine Learning Research 24, 1–63.</w:t>
       </w:r>
     </w:p>
-    <w:bookmarkEnd w:id="132"/>
-    <w:bookmarkStart w:id="134" w:name="ref-mackay1992"/>
+    <w:bookmarkEnd w:id="136"/>
+    <w:bookmarkStart w:id="138" w:name="ref-mackay1992"/>
     <w:p>
       <w:pPr>
         <w:pStyle w:val="Bibliography"/>
@@ -13229,7 +13280,7 @@
       <w:r>
         <w:t xml:space="preserve"> </w:t>
       </w:r>
-      <w:hyperlink r:id="rId133">
+      <w:hyperlink r:id="rId137">
         <w:r>
           <w:rPr>
             <w:rStyle w:val="Hyperlink"/>
@@ -13238,8 +13289,8 @@
         </w:r>
       </w:hyperlink>
     </w:p>
-    <w:bookmarkEnd w:id="134"/>
-    <w:bookmarkStart w:id="135" w:name="ref-aeon2024"/>
+    <w:bookmarkEnd w:id="138"/>
+    <w:bookmarkStart w:id="139" w:name="ref-aeon2024"/>
     <w:p>
       <w:pPr>
         <w:pStyle w:val="Bibliography"/>
@@ -13248,8 +13299,8 @@
         <w:t xml:space="preserve">Middlehurst, M., Ismail-Fawaz, A., Guillaume, A., Holder, C., Guijo-Rubio, D., Bulatova, G., Tsaprounis, L., Mentel, L., Walter, M., Schäfer, P., Bagnall, A., 2024a. aeon: a Python toolkit for learning from time series. Journal of Machine Learning Research 25, 1–10.</w:t>
       </w:r>
     </w:p>
-    <w:bookmarkEnd w:id="135"/>
-    <w:bookmarkStart w:id="137" w:name="ref-middlehurst2021hc2"/>
+    <w:bookmarkEnd w:id="139"/>
+    <w:bookmarkStart w:id="141" w:name="ref-middlehurst2021hc2"/>
     <w:p>
       <w:pPr>
         <w:pStyle w:val="Bibliography"/>
@@ -13260,7 +13311,7 @@
       <w:r>
         <w:t xml:space="preserve"> </w:t>
       </w:r>
-      <w:hyperlink r:id="rId136">
+      <w:hyperlink r:id="rId140">
         <w:r>
           <w:rPr>
             <w:rStyle w:val="Hyperlink"/>
@@ -13269,8 +13320,8 @@
         </w:r>
       </w:hyperlink>
     </w:p>
-    <w:bookmarkEnd w:id="137"/>
-    <w:bookmarkStart w:id="139" w:name="ref-middlehurst2024bakeoff"/>
+    <w:bookmarkEnd w:id="141"/>
+    <w:bookmarkStart w:id="143" w:name="ref-middlehurst2024bakeoff"/>
     <w:p>
       <w:pPr>
         <w:pStyle w:val="Bibliography"/>
@@ -13281,7 +13332,7 @@
       <w:r>
         <w:t xml:space="preserve"> </w:t>
       </w:r>
-      <w:hyperlink r:id="rId138">
+      <w:hyperlink r:id="rId142">
         <w:r>
           <w:rPr>
             <w:rStyle w:val="Hyperlink"/>
@@ -13290,8 +13341,8 @@
         </w:r>
       </w:hyperlink>
     </w:p>
-    <w:bookmarkEnd w:id="139"/>
-    <w:bookmarkStart w:id="141" w:name="ref-niculescu2005"/>
+    <w:bookmarkEnd w:id="143"/>
+    <w:bookmarkStart w:id="145" w:name="ref-niculescu2005"/>
     <w:p>
       <w:pPr>
         <w:pStyle w:val="Bibliography"/>
@@ -13302,7 +13353,7 @@
       <w:r>
         <w:t xml:space="preserve"> </w:t>
       </w:r>
-      <w:hyperlink r:id="rId140">
+      <w:hyperlink r:id="rId144">
         <w:r>
           <w:rPr>
             <w:rStyle w:val="Hyperlink"/>
@@ -13311,8 +13362,8 @@
         </w:r>
       </w:hyperlink>
     </w:p>
-    <w:bookmarkEnd w:id="141"/>
-    <w:bookmarkStart w:id="142" w:name="ref-nouretdinov2001"/>
+    <w:bookmarkEnd w:id="145"/>
+    <w:bookmarkStart w:id="146" w:name="ref-nouretdinov2001"/>
     <w:p>
       <w:pPr>
         <w:pStyle w:val="Bibliography"/>
@@ -13321,8 +13372,8 @@
         <w:t xml:space="preserve">Nouretdinov, I., Melluish, T., Vovk, V., 2001. Ridge regression confidence machine, in: Proceedings of the 18th International Conference on Machine Learning. Morgan Kaufmann, San Francisco, pp. 385–392.</w:t>
       </w:r>
     </w:p>
-    <w:bookmarkEnd w:id="142"/>
-    <w:bookmarkStart w:id="143" w:name="ref-ovadia2019"/>
+    <w:bookmarkEnd w:id="146"/>
+    <w:bookmarkStart w:id="147" w:name="ref-ovadia2019"/>
     <w:p>
       <w:pPr>
         <w:pStyle w:val="Bibliography"/>
@@ -13331,8 +13382,8 @@
         <w:t xml:space="preserve">Ovadia, Y., Fertig, E., Ren, J., Nado, Z., Sculley, D., Nowozin, S., Dillon, J.V., Lakshminarayanan, B., Snoek, J., 2019. Can you trust your model’s uncertainty? Evaluating predictive uncertainty under dataset shift, in: Advances in Neural Information Processing Systems.</w:t>
       </w:r>
     </w:p>
-    <w:bookmarkEnd w:id="143"/>
-    <w:bookmarkStart w:id="144" w:name="ref-pedregosa2011"/>
+    <w:bookmarkEnd w:id="147"/>
+    <w:bookmarkStart w:id="148" w:name="ref-pedregosa2011"/>
     <w:p>
       <w:pPr>
         <w:pStyle w:val="Bibliography"/>
@@ -13341,8 +13392,8 @@
         <w:t xml:space="preserve">Pedregosa, F., Varoquaux, G., Gramfort, A., Michel, V., Thirion, B., Grisel, O., Blondel, M., Prettenhofer, P., Weiss, R., Dubourg, V., Vanderplas, J., Passos, A., Cournapeau, D., Brucher, M., Perrot, M., Duchesnay, É., 2011. Scikit-learn: machine learning in Python. Journal of Machine Learning Research 12, 2825–2830.</w:t>
       </w:r>
     </w:p>
-    <w:bookmarkEnd w:id="144"/>
-    <w:bookmarkStart w:id="145" w:name="ref-platt1999"/>
+    <w:bookmarkEnd w:id="148"/>
+    <w:bookmarkStart w:id="149" w:name="ref-platt1999"/>
     <w:p>
       <w:pPr>
         <w:pStyle w:val="Bibliography"/>
@@ -13351,8 +13402,8 @@
         <w:t xml:space="preserve">Platt, J.C., 2000. Probabilistic outputs for support vector machines and comparisons to regularized likelihood methods, in: Smola, A.J., Bartlett, P., Schölkopf, B., Schuurmans, D. (Eds.), Advances in Large Margin Classifiers. MIT Press, Cambridge, MA, pp. 61–74.</w:t>
       </w:r>
     </w:p>
-    <w:bookmarkEnd w:id="145"/>
-    <w:bookmarkStart w:id="147" w:name="ref-ragab2023"/>
+    <w:bookmarkEnd w:id="149"/>
+    <w:bookmarkStart w:id="151" w:name="ref-ragab2023"/>
     <w:p>
       <w:pPr>
         <w:pStyle w:val="Bibliography"/>
@@ -13363,7 +13414,7 @@
       <w:r>
         <w:t xml:space="preserve"> </w:t>
       </w:r>
-      <w:hyperlink r:id="rId146">
+      <w:hyperlink r:id="rId150">
         <w:r>
           <w:rPr>
             <w:rStyle w:val="Hyperlink"/>
@@ -13372,8 +13423,8 @@
         </w:r>
       </w:hyperlink>
     </w:p>
-    <w:bookmarkEnd w:id="147"/>
-    <w:bookmarkStart w:id="148" w:name="ref-romano2020"/>
+    <w:bookmarkEnd w:id="151"/>
+    <w:bookmarkStart w:id="152" w:name="ref-romano2020"/>
     <w:p>
       <w:pPr>
         <w:pStyle w:val="Bibliography"/>
@@ -13382,8 +13433,8 @@
         <w:t xml:space="preserve">Romano, Y., Sesia, M., Candès, E.J., 2020. Classification with valid and adaptive coverage, in: Advances in Neural Information Processing Systems.</w:t>
       </w:r>
     </w:p>
-    <w:bookmarkEnd w:id="148"/>
-    <w:bookmarkStart w:id="150" w:name="ref-ruiz2021"/>
+    <w:bookmarkEnd w:id="152"/>
+    <w:bookmarkStart w:id="154" w:name="ref-ruiz2021"/>
     <w:p>
       <w:pPr>
         <w:pStyle w:val="Bibliography"/>
@@ -13394,7 +13445,7 @@
       <w:r>
         <w:t xml:space="preserve"> </w:t>
       </w:r>
-      <w:hyperlink r:id="rId149">
+      <w:hyperlink r:id="rId153">
         <w:r>
           <w:rPr>
             <w:rStyle w:val="Hyperlink"/>
@@ -13403,8 +13454,8 @@
         </w:r>
       </w:hyperlink>
     </w:p>
-    <w:bookmarkEnd w:id="150"/>
-    <w:bookmarkStart w:id="152" w:name="ref-sadinle2019"/>
+    <w:bookmarkEnd w:id="154"/>
+    <w:bookmarkStart w:id="156" w:name="ref-sadinle2019"/>
     <w:p>
       <w:pPr>
         <w:pStyle w:val="Bibliography"/>
@@ -13415,7 +13466,7 @@
       <w:r>
         <w:t xml:space="preserve"> </w:t>
       </w:r>
-      <w:hyperlink r:id="rId151">
+      <w:hyperlink r:id="rId155">
         <w:r>
           <w:rPr>
             <w:rStyle w:val="Hyperlink"/>
@@ -13424,8 +13475,8 @@
         </w:r>
       </w:hyperlink>
     </w:p>
-    <w:bookmarkEnd w:id="152"/>
-    <w:bookmarkStart w:id="154" w:name="ref-silvafilho2023"/>
+    <w:bookmarkEnd w:id="156"/>
+    <w:bookmarkStart w:id="158" w:name="ref-silvafilho2023"/>
     <w:p>
       <w:pPr>
         <w:pStyle w:val="Bibliography"/>
@@ -13436,7 +13487,7 @@
       <w:r>
         <w:t xml:space="preserve"> </w:t>
       </w:r>
-      <w:hyperlink r:id="rId153">
+      <w:hyperlink r:id="rId157">
         <w:r>
           <w:rPr>
             <w:rStyle w:val="Hyperlink"/>
@@ -13445,8 +13496,8 @@
         </w:r>
       </w:hyperlink>
     </w:p>
-    <w:bookmarkEnd w:id="154"/>
-    <w:bookmarkStart w:id="156" w:name="ref-suykens1999"/>
+    <w:bookmarkEnd w:id="158"/>
+    <w:bookmarkStart w:id="160" w:name="ref-suykens1999"/>
     <w:p>
       <w:pPr>
         <w:pStyle w:val="Bibliography"/>
@@ -13457,7 +13508,7 @@
       <w:r>
         <w:t xml:space="preserve"> </w:t>
       </w:r>
-      <w:hyperlink r:id="rId155">
+      <w:hyperlink r:id="rId159">
         <w:r>
           <w:rPr>
             <w:rStyle w:val="Hyperlink"/>
@@ -13466,8 +13517,8 @@
         </w:r>
       </w:hyperlink>
     </w:p>
-    <w:bookmarkEnd w:id="156"/>
-    <w:bookmarkStart w:id="158" w:name="ref-tan2022multirocket"/>
+    <w:bookmarkEnd w:id="160"/>
+    <w:bookmarkStart w:id="162" w:name="ref-tan2022multirocket"/>
     <w:p>
       <w:pPr>
         <w:pStyle w:val="Bibliography"/>
@@ -13478,7 +13529,7 @@
       <w:r>
         <w:t xml:space="preserve"> </w:t>
       </w:r>
-      <w:hyperlink r:id="rId157">
+      <w:hyperlink r:id="rId161">
         <w:r>
           <w:rPr>
             <w:rStyle w:val="Hyperlink"/>
@@ -13487,8 +13538,8 @@
         </w:r>
       </w:hyperlink>
     </w:p>
-    <w:bookmarkEnd w:id="158"/>
-    <w:bookmarkStart w:id="160" w:name="ref-tibshirani2002"/>
+    <w:bookmarkEnd w:id="162"/>
+    <w:bookmarkStart w:id="164" w:name="ref-tibshirani2002"/>
     <w:p>
       <w:pPr>
         <w:pStyle w:val="Bibliography"/>
@@ -13499,7 +13550,7 @@
       <w:r>
         <w:t xml:space="preserve"> </w:t>
       </w:r>
-      <w:hyperlink r:id="rId159">
+      <w:hyperlink r:id="rId163">
         <w:r>
           <w:rPr>
             <w:rStyle w:val="Hyperlink"/>
@@ -13508,8 +13559,8 @@
         </w:r>
       </w:hyperlink>
     </w:p>
-    <w:bookmarkEnd w:id="160"/>
-    <w:bookmarkStart w:id="162" w:name="ref-um2017"/>
+    <w:bookmarkEnd w:id="164"/>
+    <w:bookmarkStart w:id="166" w:name="ref-um2017"/>
     <w:p>
       <w:pPr>
         <w:pStyle w:val="Bibliography"/>
@@ -13520,7 +13571,7 @@
       <w:r>
         <w:t xml:space="preserve"> </w:t>
       </w:r>
-      <w:hyperlink r:id="rId161">
+      <w:hyperlink r:id="rId165">
         <w:r>
           <w:rPr>
             <w:rStyle w:val="Hyperlink"/>
@@ -13529,8 +13580,8 @@
         </w:r>
       </w:hyperlink>
     </w:p>
-    <w:bookmarkEnd w:id="162"/>
-    <w:bookmarkStart w:id="163" w:name="ref-vanamersfoort2020"/>
+    <w:bookmarkEnd w:id="166"/>
+    <w:bookmarkStart w:id="167" w:name="ref-vanamersfoort2020"/>
     <w:p>
       <w:pPr>
         <w:pStyle w:val="Bibliography"/>
@@ -13539,8 +13590,8 @@
         <w:t xml:space="preserve">van Amersfoort, J., Smith, L., Teh, Y.W., Gal, Y., 2020. Uncertainty estimation using a single deep deterministic neural network, in: Proceedings of the 37th International Conference on Machine Learning, PMLR. pp. 9690–9700.</w:t>
       </w:r>
     </w:p>
-    <w:bookmarkEnd w:id="163"/>
-    <w:bookmarkStart w:id="165" w:name="ref-vovk2022"/>
+    <w:bookmarkEnd w:id="167"/>
+    <w:bookmarkStart w:id="169" w:name="ref-vovk2022"/>
     <w:p>
       <w:pPr>
         <w:pStyle w:val="Bibliography"/>
@@ -13551,7 +13602,7 @@
       <w:r>
         <w:t xml:space="preserve"> </w:t>
       </w:r>
-      <w:hyperlink r:id="rId164">
+      <w:hyperlink r:id="rId168">
         <w:r>
           <w:rPr>
             <w:rStyle w:val="Hyperlink"/>
@@ -13560,8 +13611,8 @@
         </w:r>
       </w:hyperlink>
     </w:p>
-    <w:bookmarkEnd w:id="165"/>
-    <w:bookmarkStart w:id="167" w:name="ref-wilcoxon1945"/>
+    <w:bookmarkEnd w:id="169"/>
+    <w:bookmarkStart w:id="171" w:name="ref-wilcoxon1945"/>
     <w:p>
       <w:pPr>
         <w:pStyle w:val="Bibliography"/>
@@ -13572,7 +13623,7 @@
       <w:r>
         <w:t xml:space="preserve"> </w:t>
       </w:r>
-      <w:hyperlink r:id="rId166">
+      <w:hyperlink r:id="rId170">
         <w:r>
           <w:rPr>
             <w:rStyle w:val="Hyperlink"/>
@@ -13581,8 +13632,8 @@
         </w:r>
       </w:hyperlink>
     </w:p>
-    <w:bookmarkEnd w:id="167"/>
-    <w:bookmarkStart w:id="169" w:name="ref-xu2023"/>
+    <w:bookmarkEnd w:id="171"/>
+    <w:bookmarkStart w:id="173" w:name="ref-xu2023"/>
     <w:p>
       <w:pPr>
         <w:pStyle w:val="Bibliography"/>
@@ -13593,7 +13644,7 @@
       <w:r>
         <w:t xml:space="preserve"> </w:t>
       </w:r>
-      <w:hyperlink r:id="rId168">
+      <w:hyperlink r:id="rId172">
         <w:r>
           <w:rPr>
             <w:rStyle w:val="Hyperlink"/>
@@ -13602,8 +13653,8 @@
         </w:r>
       </w:hyperlink>
     </w:p>
-    <w:bookmarkEnd w:id="169"/>
-    <w:bookmarkStart w:id="171" w:name="ref-zadrozny2002"/>
+    <w:bookmarkEnd w:id="173"/>
+    <w:bookmarkStart w:id="175" w:name="ref-zadrozny2002"/>
     <w:p>
       <w:pPr>
         <w:pStyle w:val="Bibliography"/>
@@ -13614,7 +13665,7 @@
       <w:r>
         <w:t xml:space="preserve"> </w:t>
       </w:r>
-      <w:hyperlink r:id="rId170">
+      <w:hyperlink r:id="rId174">
         <w:r>
           <w:rPr>
             <w:rStyle w:val="Hyperlink"/>
@@ -13623,10 +13674,10 @@
         </w:r>
       </w:hyperlink>
     </w:p>
-    <w:bookmarkEnd w:id="171"/>
-    <w:bookmarkEnd w:id="172"/>
-    <w:bookmarkEnd w:id="173"/>
-    <w:bookmarkStart w:id="174" w:name="statements-and-declarations"/>
+    <w:bookmarkEnd w:id="175"/>
+    <w:bookmarkEnd w:id="176"/>
+    <w:bookmarkEnd w:id="177"/>
+    <w:bookmarkStart w:id="178" w:name="statements-and-declarations"/>
     <w:p>
       <w:pPr>
         <w:pStyle w:val="Heading1"/>
@@ -13809,7 +13860,7 @@
         <w:t xml:space="preserve">Not applicable. The study uses only publicly available, de-identified benchmark data.</w:t>
       </w:r>
     </w:p>
-    <w:bookmarkEnd w:id="174"/>
+    <w:bookmarkEnd w:id="178"/>
     <w:sectPr>
       <w:footerReference w:type="default" r:id="rId9"/>
       <w:pgSz w:h="16838" w:w="11906"/>
